--- a/internal_doc/03.开发设计/Catalog/Story_Catalog元数据一致性改进.docx
+++ b/internal_doc/03.开发设计/Catalog/Story_Catalog元数据一致性改进.docx
@@ -4105,7 +4105,19 @@
         <w:rPr>
           <w:rFonts w:hint="eastAsia"/>
         </w:rPr>
-        <w:t>为单线程，并且保证对元数据按一定顺序加锁，因此不存在死锁情况。</w:t>
+        <w:t>为单线程，并且</w:t>
+      </w:r>
+      <w:r>
+        <w:rPr>
+          <w:rFonts w:hint="eastAsia"/>
+        </w:rPr>
+        <w:t>加锁失败后立即释放已持有的锁，</w:t>
+      </w:r>
+      <w:r>
+        <w:rPr>
+          <w:rFonts w:hint="eastAsia"/>
+        </w:rPr>
+        <w:t>，因此不存在死锁情况。</w:t>
       </w:r>
     </w:p>
     <w:p>
@@ -4595,73 +4607,19 @@
         <w:rPr>
           <w:rFonts w:hint="eastAsia"/>
         </w:rPr>
-        <w:t>Catalog</w:t>
-      </w:r>
-      <w:r>
-        <w:rPr>
-          <w:rFonts w:hint="eastAsia"/>
-        </w:rPr>
-        <w:t>的</w:t>
-      </w:r>
-      <w:r>
-        <w:rPr>
-          <w:rFonts w:hint="eastAsia"/>
-        </w:rPr>
-        <w:t>Collection</w:t>
-      </w:r>
-      <w:r>
-        <w:rPr>
-          <w:rFonts w:hint="eastAsia"/>
-        </w:rPr>
-        <w:t>元数据中</w:t>
-      </w:r>
-      <w:r>
-        <w:rPr>
-          <w:rFonts w:hint="eastAsia"/>
-        </w:rPr>
-        <w:t>加入</w:t>
-      </w:r>
-      <w:r>
-        <w:rPr>
-          <w:rFonts w:hint="eastAsia"/>
-        </w:rPr>
-        <w:t>所在</w:t>
-      </w:r>
-      <w:r>
-        <w:rPr>
-          <w:rFonts w:hint="eastAsia"/>
-        </w:rPr>
-        <w:t>CollectionSpace</w:t>
-      </w:r>
-      <w:r>
-        <w:rPr>
-          <w:rFonts w:hint="eastAsia"/>
-        </w:rPr>
-        <w:t>的</w:t>
+        <w:t>CreateCS</w:t>
+      </w:r>
+      <w:r>
+        <w:rPr>
+          <w:rFonts w:hint="eastAsia"/>
+        </w:rPr>
+        <w:t>的日志记录中需要加入这个</w:t>
       </w:r>
       <w:r>
         <w:rPr>
           <w:rFonts w:hint="eastAsia"/>
         </w:rPr>
         <w:t>secretValue</w:t>
-      </w:r>
-      <w:r>
-        <w:rPr>
-          <w:rFonts w:hint="eastAsia"/>
-        </w:rPr>
-        <w:t>，</w:t>
-      </w:r>
-      <w:r>
-        <w:rPr>
-          <w:rFonts w:hint="eastAsia"/>
-        </w:rPr>
-        <w:t>CreateCL</w:t>
-      </w:r>
-      <w:r>
-        <w:rPr>
-          <w:rFonts w:hint="eastAsia"/>
-        </w:rPr>
-        <w:t>时使用</w:t>
       </w:r>
     </w:p>
     <w:p>
@@ -4675,22 +4633,31 @@
         <w:jc w:val="left"/>
       </w:pPr>
       <w:r>
-        <w:rPr>
-          <w:rFonts w:hint="eastAsia"/>
-        </w:rPr>
-        <w:t>CreateCS</w:t>
-      </w:r>
-      <w:r>
-        <w:rPr>
-          <w:rFonts w:hint="eastAsia"/>
-        </w:rPr>
-        <w:t>的日志记录中需要加入这个</w:t>
+        <w:t>MSG_CAT_QUERY_SPACEINFO_R</w:t>
+      </w:r>
+      <w:r>
+        <w:rPr>
+          <w:rFonts w:hint="eastAsia"/>
+        </w:rPr>
+        <w:t>SP</w:t>
+      </w:r>
+      <w:r>
+        <w:rPr>
+          <w:rFonts w:hint="eastAsia"/>
+        </w:rPr>
+        <w:t>需要传递</w:t>
       </w:r>
       <w:r>
         <w:rPr>
           <w:rFonts w:hint="eastAsia"/>
         </w:rPr>
         <w:t>secretValue</w:t>
+      </w:r>
+      <w:r>
+        <w:rPr>
+          <w:rFonts w:hint="eastAsia"/>
+        </w:rPr>
+        <w:t>的值</w:t>
       </w:r>
     </w:p>
     <w:p>
@@ -4704,19 +4671,34 @@
         <w:jc w:val="left"/>
       </w:pPr>
       <w:r>
-        <w:t>MSG_CAT_QUERY_SPACEINFO_R</w:t>
-      </w:r>
-      <w:r>
-        <w:rPr>
-          <w:rFonts w:hint="eastAsia"/>
-        </w:rPr>
-        <w:t>SP</w:t>
-      </w:r>
-      <w:r>
-        <w:rPr>
-          <w:rFonts w:hint="eastAsia"/>
-        </w:rPr>
-        <w:t>需要传递</w:t>
+        <w:rPr>
+          <w:rFonts w:hint="eastAsia"/>
+        </w:rPr>
+        <w:t>创建</w:t>
+      </w:r>
+      <w:r>
+        <w:rPr>
+          <w:rFonts w:hint="eastAsia"/>
+        </w:rPr>
+        <w:t>dmsStorageUnit</w:t>
+      </w:r>
+      <w:r>
+        <w:rPr>
+          <w:rFonts w:hint="eastAsia"/>
+        </w:rPr>
+        <w:t>的时候把</w:t>
+      </w:r>
+      <w:r>
+        <w:rPr>
+          <w:rFonts w:hint="eastAsia"/>
+        </w:rPr>
+        <w:t>CollectionSpace</w:t>
+      </w:r>
+      <w:r>
+        <w:rPr>
+          <w:rFonts w:hint="eastAsia"/>
+        </w:rPr>
+        <w:t>的</w:t>
       </w:r>
       <w:r>
         <w:rPr>
@@ -4728,7 +4710,31 @@
         <w:rPr>
           <w:rFonts w:hint="eastAsia"/>
         </w:rPr>
-        <w:t>的值</w:t>
+        <w:t>赋给</w:t>
+      </w:r>
+      <w:r>
+        <w:rPr>
+          <w:rFonts w:hint="eastAsia"/>
+        </w:rPr>
+        <w:t>dmsStorageUnit</w:t>
+      </w:r>
+      <w:r>
+        <w:rPr>
+          <w:rFonts w:hint="eastAsia"/>
+        </w:rPr>
+        <w:t>。（原来由</w:t>
+      </w:r>
+      <w:r>
+        <w:rPr>
+          <w:rFonts w:hint="eastAsia"/>
+        </w:rPr>
+        <w:t>DataGroup</w:t>
+      </w:r>
+      <w:r>
+        <w:rPr>
+          <w:rFonts w:hint="eastAsia"/>
+        </w:rPr>
+        <w:t>创建文件时生成）</w:t>
       </w:r>
     </w:p>
     <w:p>
@@ -4740,6 +4746,9 @@
         </w:numPr>
         <w:ind w:firstLineChars="0"/>
         <w:jc w:val="left"/>
+        <w:rPr>
+          <w:rFonts w:hint="eastAsia"/>
+        </w:rPr>
       </w:pPr>
       <w:r>
         <w:rPr>
@@ -4751,25 +4760,49 @@
         <w:rPr>
           <w:rFonts w:hint="eastAsia"/>
         </w:rPr>
-        <w:t>dmsStorageUnit</w:t>
-      </w:r>
-      <w:r>
-        <w:rPr>
-          <w:rFonts w:hint="eastAsia"/>
-        </w:rPr>
-        <w:t>的时候把</w:t>
-      </w:r>
-      <w:r>
-        <w:rPr>
-          <w:rFonts w:hint="eastAsia"/>
-        </w:rPr>
-        <w:t>CollectionSpace</w:t>
-      </w:r>
-      <w:r>
-        <w:rPr>
-          <w:rFonts w:hint="eastAsia"/>
-        </w:rPr>
-        <w:t>的</w:t>
+        <w:t>dmsStorage</w:t>
+      </w:r>
+      <w:r>
+        <w:rPr>
+          <w:rFonts w:hint="eastAsia"/>
+        </w:rPr>
+        <w:t>文件（</w:t>
+      </w:r>
+      <w:r>
+        <w:rPr>
+          <w:rFonts w:hint="eastAsia"/>
+        </w:rPr>
+        <w:t>Data</w:t>
+      </w:r>
+      <w:r>
+        <w:rPr>
+          <w:rFonts w:hint="eastAsia"/>
+        </w:rPr>
+        <w:t>，</w:t>
+      </w:r>
+      <w:r>
+        <w:rPr>
+          <w:rFonts w:hint="eastAsia"/>
+        </w:rPr>
+        <w:t>Index</w:t>
+      </w:r>
+      <w:r>
+        <w:rPr>
+          <w:rFonts w:hint="eastAsia"/>
+        </w:rPr>
+        <w:t>，</w:t>
+      </w:r>
+      <w:r>
+        <w:rPr>
+          <w:rFonts w:hint="eastAsia"/>
+        </w:rPr>
+        <w:t>Storage</w:t>
+      </w:r>
+      <w:r>
+        <w:rPr>
+          <w:rFonts w:hint="eastAsia"/>
+        </w:rPr>
+        <w:t>）时把</w:t>
       </w:r>
       <w:r>
         <w:rPr>
@@ -4781,31 +4814,7 @@
         <w:rPr>
           <w:rFonts w:hint="eastAsia"/>
         </w:rPr>
-        <w:t>赋给</w:t>
-      </w:r>
-      <w:r>
-        <w:rPr>
-          <w:rFonts w:hint="eastAsia"/>
-        </w:rPr>
-        <w:t>dmsStorageUnit</w:t>
-      </w:r>
-      <w:r>
-        <w:rPr>
-          <w:rFonts w:hint="eastAsia"/>
-        </w:rPr>
-        <w:t>。（原来由</w:t>
-      </w:r>
-      <w:r>
-        <w:rPr>
-          <w:rFonts w:hint="eastAsia"/>
-        </w:rPr>
-        <w:t>DataGroup</w:t>
-      </w:r>
-      <w:r>
-        <w:rPr>
-          <w:rFonts w:hint="eastAsia"/>
-        </w:rPr>
-        <w:t>创建文件时生成）</w:t>
+        <w:t>赋给文件头</w:t>
       </w:r>
     </w:p>
     <w:p>
@@ -4834,55 +4843,22 @@
         <w:rPr>
           <w:rFonts w:hint="eastAsia"/>
         </w:rPr>
-        <w:t>文件（</w:t>
-      </w:r>
-      <w:r>
-        <w:rPr>
-          <w:rFonts w:hint="eastAsia"/>
-        </w:rPr>
-        <w:t>Data</w:t>
-      </w:r>
-      <w:r>
-        <w:rPr>
-          <w:rFonts w:hint="eastAsia"/>
-        </w:rPr>
-        <w:t>，</w:t>
-      </w:r>
-      <w:r>
-        <w:rPr>
-          <w:rFonts w:hint="eastAsia"/>
-        </w:rPr>
-        <w:t>Index</w:t>
-      </w:r>
-      <w:r>
-        <w:rPr>
-          <w:rFonts w:hint="eastAsia"/>
-        </w:rPr>
-        <w:t>，</w:t>
-      </w:r>
-      <w:r>
-        <w:rPr>
-          <w:rFonts w:hint="eastAsia"/>
-        </w:rPr>
-        <w:t>Storage</w:t>
-      </w:r>
-      <w:r>
-        <w:rPr>
-          <w:rFonts w:hint="eastAsia"/>
-        </w:rPr>
-        <w:t>）时把</w:t>
+        <w:t>的日志记录（</w:t>
+      </w:r>
+      <w:r>
+        <w:t>LOG_TYPE_CS_CRT</w:t>
+      </w:r>
+      <w:r>
+        <w:rPr>
+          <w:rFonts w:hint="eastAsia"/>
+        </w:rPr>
+        <w:t>）需要加入</w:t>
       </w:r>
       <w:r>
         <w:rPr>
           <w:rFonts w:hint="eastAsia"/>
         </w:rPr>
         <w:t>secretValue</w:t>
-      </w:r>
-      <w:r>
-        <w:rPr>
-          <w:rFonts w:hint="eastAsia"/>
-        </w:rPr>
-        <w:t>赋给文件头</w:t>
       </w:r>
     </w:p>
     <w:p>
@@ -5030,6 +5006,12 @@
         <w:rPr>
           <w:rFonts w:hint="eastAsia"/>
         </w:rPr>
+        <w:t>（一天一次）</w:t>
+      </w:r>
+      <w:r>
+        <w:rPr>
+          <w:rFonts w:hint="eastAsia"/>
+        </w:rPr>
         <w:t>进行</w:t>
       </w:r>
       <w:r>
@@ -5266,7 +5248,6 @@
         <w:rPr>
           <w:rFonts w:hint="eastAsia"/>
         </w:rPr>
-        <w:lastRenderedPageBreak/>
         <w:t>对</w:t>
       </w:r>
       <w:r>
@@ -5308,6 +5289,7 @@
         <w:rPr>
           <w:rFonts w:hint="eastAsia"/>
         </w:rPr>
+        <w:lastRenderedPageBreak/>
         <w:t>如果</w:t>
       </w:r>
       <w:r>
@@ -5547,7 +5529,13 @@
         <w:rPr>
           <w:rFonts w:hint="eastAsia"/>
         </w:rPr>
-        <w:t>.secretValue</w:t>
+        <w:t>.</w:t>
+      </w:r>
+      <w:r>
+        <w:rPr>
+          <w:rFonts w:hint="eastAsia"/>
+        </w:rPr>
+        <w:t>时间戳</w:t>
       </w:r>
       <w:r>
         <w:rPr>
@@ -6059,55 +6047,119 @@
         <w:rPr>
           <w:rFonts w:hint="eastAsia"/>
         </w:rPr>
+        <w:t>如果</w:t>
+      </w:r>
+      <w:r>
+        <w:rPr>
+          <w:rFonts w:hint="eastAsia"/>
+        </w:rPr>
         <w:t>secretValue</w:t>
       </w:r>
       <w:r>
         <w:rPr>
           <w:rFonts w:hint="eastAsia"/>
         </w:rPr>
-        <w:t>C</w:t>
-      </w:r>
-      <w:r>
-        <w:rPr>
-          <w:rFonts w:hint="eastAsia"/>
-        </w:rPr>
-        <w:t>由</w:t>
-      </w:r>
-      <w:r>
-        <w:rPr>
-          <w:rFonts w:hint="eastAsia"/>
-        </w:rPr>
-        <w:t>DataGroup</w:t>
-      </w:r>
-      <w:r>
-        <w:rPr>
-          <w:rFonts w:hint="eastAsia"/>
-        </w:rPr>
-        <w:t>向</w:t>
-      </w:r>
-      <w:r>
-        <w:rPr>
-          <w:rFonts w:hint="eastAsia"/>
-        </w:rPr>
-        <w:t>Catalog</w:t>
-      </w:r>
-      <w:r>
-        <w:rPr>
-          <w:rFonts w:hint="eastAsia"/>
-        </w:rPr>
-        <w:t>获取</w:t>
-      </w:r>
-      <w:r>
-        <w:rPr>
-          <w:rFonts w:hint="eastAsia"/>
-        </w:rPr>
-        <w:t>Collection</w:t>
-      </w:r>
-      <w:r>
-        <w:rPr>
-          <w:rFonts w:hint="eastAsia"/>
-        </w:rPr>
-        <w:t>元数据时获取</w:t>
+        <w:t>B</w:t>
+      </w:r>
+      <w:r>
+        <w:rPr>
+          <w:rFonts w:hint="eastAsia"/>
+        </w:rPr>
+        <w:t>和</w:t>
+      </w:r>
+      <w:r>
+        <w:rPr>
+          <w:rFonts w:hint="eastAsia"/>
+        </w:rPr>
+        <w:t>secretValueA</w:t>
+      </w:r>
+      <w:r>
+        <w:rPr>
+          <w:rFonts w:hint="eastAsia"/>
+        </w:rPr>
+        <w:t>不一致</w:t>
+      </w:r>
+    </w:p>
+    <w:p>
+      <w:pPr>
+        <w:pStyle w:val="ListParagraph"/>
+        <w:numPr>
+          <w:ilvl w:val="2"/>
+          <w:numId w:val="31"/>
+        </w:numPr>
+        <w:ind w:firstLineChars="0"/>
+        <w:jc w:val="left"/>
+      </w:pPr>
+      <w:r>
+        <w:rPr>
+          <w:rFonts w:hint="eastAsia"/>
+        </w:rPr>
+        <w:t>文件改名并移除</w:t>
+      </w:r>
+      <w:r>
+        <w:rPr>
+          <w:rFonts w:hint="eastAsia"/>
+        </w:rPr>
+        <w:t>dmsStorageUnit</w:t>
+      </w:r>
+    </w:p>
+    <w:p>
+      <w:pPr>
+        <w:pStyle w:val="ListParagraph"/>
+        <w:numPr>
+          <w:ilvl w:val="2"/>
+          <w:numId w:val="31"/>
+        </w:numPr>
+        <w:ind w:firstLineChars="0"/>
+        <w:jc w:val="left"/>
+      </w:pPr>
+      <w:r>
+        <w:rPr>
+          <w:rFonts w:hint="eastAsia"/>
+        </w:rPr>
+        <w:t>retruncode</w:t>
+      </w:r>
+      <w:r>
+        <w:rPr>
+          <w:rFonts w:hint="eastAsia"/>
+        </w:rPr>
+        <w:t>设为</w:t>
+      </w:r>
+      <w:r>
+        <w:t>SDB_DMS_CS_NOTEXIST</w:t>
+      </w:r>
+      <w:r>
+        <w:rPr>
+          <w:rFonts w:hint="eastAsia"/>
+        </w:rPr>
+        <w:t>，由</w:t>
+      </w:r>
+      <w:r>
+        <w:t>_clsShdSession::_onOPMsg</w:t>
+      </w:r>
+      <w:r>
+        <w:rPr>
+          <w:rFonts w:hint="eastAsia"/>
+        </w:rPr>
+        <w:t>()</w:t>
+      </w:r>
+      <w:r>
+        <w:rPr>
+          <w:rFonts w:hint="eastAsia"/>
+        </w:rPr>
+        <w:t>下一个循环重新创建</w:t>
+      </w:r>
+      <w:r>
+        <w:rPr>
+          <w:rFonts w:hint="eastAsia"/>
+        </w:rPr>
+        <w:t>CollectionSpace</w:t>
+      </w:r>
+      <w:r>
+        <w:rPr>
+          <w:rFonts w:hint="eastAsia"/>
+        </w:rPr>
+        <w:t>文件</w:t>
       </w:r>
     </w:p>
     <w:p>
@@ -6130,7 +6182,7 @@
         <w:rPr>
           <w:rFonts w:hint="eastAsia"/>
         </w:rPr>
-        <w:t>secretValueC</w:t>
+        <w:t>secretValueA</w:t>
       </w:r>
       <w:r>
         <w:rPr>
@@ -6142,228 +6194,7 @@
         <w:rPr>
           <w:rFonts w:hint="eastAsia"/>
         </w:rPr>
-        <w:t>secretValueA</w:t>
-      </w:r>
-      <w:r>
-        <w:rPr>
-          <w:rFonts w:hint="eastAsia"/>
-        </w:rPr>
-        <w:t>不一致</w:t>
-      </w:r>
-    </w:p>
-    <w:p>
-      <w:pPr>
-        <w:pStyle w:val="ListParagraph"/>
-        <w:numPr>
-          <w:ilvl w:val="2"/>
-          <w:numId w:val="31"/>
-        </w:numPr>
-        <w:ind w:firstLineChars="0"/>
-        <w:jc w:val="left"/>
-      </w:pPr>
-      <w:r>
-        <w:rPr>
-          <w:rFonts w:hint="eastAsia"/>
-        </w:rPr>
-        <w:t>文件改名并移除</w:t>
-      </w:r>
-      <w:r>
-        <w:rPr>
-          <w:rFonts w:hint="eastAsia"/>
-        </w:rPr>
-        <w:t>dmsStorageUnit</w:t>
-      </w:r>
-    </w:p>
-    <w:p>
-      <w:pPr>
-        <w:pStyle w:val="ListParagraph"/>
-        <w:numPr>
-          <w:ilvl w:val="2"/>
-          <w:numId w:val="31"/>
-        </w:numPr>
-        <w:ind w:firstLineChars="0"/>
-        <w:jc w:val="left"/>
-      </w:pPr>
-      <w:r>
-        <w:rPr>
-          <w:rFonts w:hint="eastAsia"/>
-        </w:rPr>
-        <w:t>retruncode</w:t>
-      </w:r>
-      <w:r>
-        <w:rPr>
-          <w:rFonts w:hint="eastAsia"/>
-        </w:rPr>
-        <w:t>设为</w:t>
-      </w:r>
-      <w:r>
-        <w:t>SDB_DMS_CS_NOTEXIST</w:t>
-      </w:r>
-      <w:r>
-        <w:rPr>
-          <w:rFonts w:hint="eastAsia"/>
-        </w:rPr>
-        <w:t>，由</w:t>
-      </w:r>
-      <w:r>
-        <w:t>_clsShdSession::_onOPMsg</w:t>
-      </w:r>
-      <w:r>
-        <w:rPr>
-          <w:rFonts w:hint="eastAsia"/>
-        </w:rPr>
-        <w:t>()</w:t>
-      </w:r>
-      <w:r>
-        <w:rPr>
-          <w:rFonts w:hint="eastAsia"/>
-        </w:rPr>
-        <w:t>下一个循环重新创建</w:t>
-      </w:r>
-      <w:r>
-        <w:rPr>
-          <w:rFonts w:hint="eastAsia"/>
-        </w:rPr>
-        <w:t>CollectionSpace</w:t>
-      </w:r>
-      <w:r>
-        <w:rPr>
-          <w:rFonts w:hint="eastAsia"/>
-        </w:rPr>
-        <w:t>文件</w:t>
-      </w:r>
-    </w:p>
-    <w:p>
-      <w:pPr>
-        <w:pStyle w:val="ListParagraph"/>
-        <w:numPr>
-          <w:ilvl w:val="1"/>
-          <w:numId w:val="31"/>
-        </w:numPr>
-        <w:ind w:firstLineChars="0"/>
-        <w:jc w:val="left"/>
-      </w:pPr>
-      <w:r>
-        <w:rPr>
-          <w:rFonts w:hint="eastAsia"/>
-        </w:rPr>
-        <w:t>如果</w:t>
-      </w:r>
-      <w:r>
-        <w:rPr>
-          <w:rFonts w:hint="eastAsia"/>
-        </w:rPr>
-        <w:t>secretValue</w:t>
-      </w:r>
-      <w:r>
-        <w:rPr>
-          <w:rFonts w:hint="eastAsia"/>
-        </w:rPr>
-        <w:t>B</w:t>
-      </w:r>
-      <w:r>
-        <w:rPr>
-          <w:rFonts w:hint="eastAsia"/>
-        </w:rPr>
-        <w:t>和</w:t>
-      </w:r>
-      <w:r>
-        <w:rPr>
-          <w:rFonts w:hint="eastAsia"/>
-        </w:rPr>
-        <w:t>secretValueC</w:t>
-      </w:r>
-      <w:r>
-        <w:rPr>
-          <w:rFonts w:hint="eastAsia"/>
-        </w:rPr>
-        <w:t>不一致</w:t>
-      </w:r>
-      <w:r>
-        <w:rPr>
-          <w:rFonts w:hint="eastAsia"/>
-        </w:rPr>
-        <w:t>，</w:t>
-      </w:r>
-      <w:r>
-        <w:rPr>
-          <w:rFonts w:hint="eastAsia"/>
-        </w:rPr>
-        <w:t>拒绝执行</w:t>
-      </w:r>
-      <w:r>
-        <w:rPr>
-          <w:rFonts w:hint="eastAsia"/>
-        </w:rPr>
-        <w:t>Coord</w:t>
-      </w:r>
-      <w:r>
-        <w:rPr>
-          <w:rFonts w:hint="eastAsia"/>
-        </w:rPr>
-        <w:t>下发的</w:t>
-      </w:r>
-      <w:r>
-        <w:rPr>
-          <w:rFonts w:hint="eastAsia"/>
-        </w:rPr>
-        <w:t>CreateCL</w:t>
-      </w:r>
-      <w:r>
-        <w:rPr>
-          <w:rFonts w:hint="eastAsia"/>
-        </w:rPr>
-        <w:t>命令，返回</w:t>
-      </w:r>
-      <w:r>
-        <w:t>SDB_CLS_COORD_NODE_CAT_VER_OLD</w:t>
-      </w:r>
-    </w:p>
-    <w:p>
-      <w:pPr>
-        <w:pStyle w:val="ListParagraph"/>
-        <w:numPr>
-          <w:ilvl w:val="1"/>
-          <w:numId w:val="31"/>
-        </w:numPr>
-        <w:ind w:firstLineChars="0"/>
-        <w:jc w:val="left"/>
-      </w:pPr>
-      <w:r>
-        <w:rPr>
-          <w:rFonts w:hint="eastAsia"/>
-        </w:rPr>
-        <w:t>如果</w:t>
-      </w:r>
-      <w:r>
-        <w:rPr>
-          <w:rFonts w:hint="eastAsia"/>
-        </w:rPr>
-        <w:t>secretValueA</w:t>
-      </w:r>
-      <w:r>
-        <w:rPr>
-          <w:rFonts w:hint="eastAsia"/>
-        </w:rPr>
-        <w:t>、</w:t>
-      </w:r>
-      <w:r>
-        <w:rPr>
-          <w:rFonts w:hint="eastAsia"/>
-        </w:rPr>
         <w:t>secretValueB</w:t>
-      </w:r>
-      <w:r>
-        <w:rPr>
-          <w:rFonts w:hint="eastAsia"/>
-        </w:rPr>
-        <w:t>和</w:t>
-      </w:r>
-      <w:r>
-        <w:rPr>
-          <w:rFonts w:hint="eastAsia"/>
-        </w:rPr>
-        <w:t>secretValueC</w:t>
       </w:r>
       <w:r>
         <w:rPr>
@@ -6619,7 +6450,6 @@
         <w:rPr>
           <w:rFonts w:hint="eastAsia"/>
         </w:rPr>
-        <w:lastRenderedPageBreak/>
         <w:t>如果挂起次数超过</w:t>
       </w:r>
       <w:r>
@@ -6722,6 +6552,7 @@
           <w:rFonts w:hint="eastAsia"/>
           <w:noProof/>
         </w:rPr>
+        <w:lastRenderedPageBreak/>
         <w:drawing>
           <wp:inline distT="0" distB="0" distL="0" distR="0">
             <wp:extent cx="5274310" cy="5332115"/>
@@ -7821,7 +7652,59 @@
         <w:rPr>
           <w:rFonts w:hint="eastAsia"/>
         </w:rPr>
-        <w:t>Alter Collection</w:t>
+        <w:t>Link Collection</w:t>
+      </w:r>
+    </w:p>
+    <w:p>
+      <w:pPr>
+        <w:pStyle w:val="ListParagraph"/>
+        <w:numPr>
+          <w:ilvl w:val="2"/>
+          <w:numId w:val="7"/>
+        </w:numPr>
+        <w:ind w:firstLineChars="0"/>
+        <w:jc w:val="left"/>
+      </w:pPr>
+      <w:r>
+        <w:rPr>
+          <w:rFonts w:hint="eastAsia"/>
+        </w:rPr>
+        <w:t>DataGroup</w:t>
+      </w:r>
+      <w:r>
+        <w:rPr>
+          <w:rFonts w:hint="eastAsia"/>
+        </w:rPr>
+        <w:t>仅被通知更新元数据</w:t>
+      </w:r>
+    </w:p>
+    <w:p>
+      <w:pPr>
+        <w:pStyle w:val="ListParagraph"/>
+        <w:numPr>
+          <w:ilvl w:val="2"/>
+          <w:numId w:val="7"/>
+        </w:numPr>
+        <w:ind w:firstLineChars="0"/>
+        <w:jc w:val="left"/>
+      </w:pPr>
+      <w:r>
+        <w:rPr>
+          <w:rFonts w:hint="eastAsia"/>
+        </w:rPr>
+        <w:t>因此仅回滚</w:t>
+      </w:r>
+      <w:r>
+        <w:rPr>
+          <w:rFonts w:hint="eastAsia"/>
+        </w:rPr>
+        <w:t>Catalog</w:t>
+      </w:r>
+      <w:r>
+        <w:rPr>
+          <w:rFonts w:hint="eastAsia"/>
+        </w:rPr>
+        <w:t>的更改</w:t>
       </w:r>
     </w:p>
     <w:p>
@@ -7838,7 +7721,7 @@
         <w:rPr>
           <w:rFonts w:hint="eastAsia"/>
         </w:rPr>
-        <w:t>Link Collection</w:t>
+        <w:t>Unlink Collection</w:t>
       </w:r>
     </w:p>
     <w:p>
@@ -7907,8 +7790,7 @@
         <w:rPr>
           <w:rFonts w:hint="eastAsia"/>
         </w:rPr>
-        <w:lastRenderedPageBreak/>
-        <w:t>Unlink Collection</w:t>
+        <w:t>Create Index</w:t>
       </w:r>
     </w:p>
     <w:p>
@@ -7925,13 +7807,19 @@
         <w:rPr>
           <w:rFonts w:hint="eastAsia"/>
         </w:rPr>
-        <w:t>DataGroup</w:t>
-      </w:r>
-      <w:r>
-        <w:rPr>
-          <w:rFonts w:hint="eastAsia"/>
-        </w:rPr>
-        <w:t>仅被通知更新元数据</w:t>
+        <w:t>原流程不需要</w:t>
+      </w:r>
+      <w:r>
+        <w:rPr>
+          <w:rFonts w:hint="eastAsia"/>
+        </w:rPr>
+        <w:t>Catalog</w:t>
+      </w:r>
+      <w:r>
+        <w:rPr>
+          <w:rFonts w:hint="eastAsia"/>
+        </w:rPr>
+        <w:t>参与</w:t>
       </w:r>
     </w:p>
     <w:p>
@@ -7948,7 +7836,8 @@
         <w:rPr>
           <w:rFonts w:hint="eastAsia"/>
         </w:rPr>
-        <w:t>因此仅回滚</w:t>
+        <w:lastRenderedPageBreak/>
+        <w:t>新流程</w:t>
       </w:r>
       <w:r>
         <w:rPr>
@@ -7960,7 +7849,7 @@
         <w:rPr>
           <w:rFonts w:hint="eastAsia"/>
         </w:rPr>
-        <w:t>的更改</w:t>
+        <w:t>仅需要进行加锁</w:t>
       </w:r>
     </w:p>
     <w:p>
@@ -7977,14 +7866,14 @@
         <w:rPr>
           <w:rFonts w:hint="eastAsia"/>
         </w:rPr>
-        <w:t>Create Index</w:t>
-      </w:r>
-    </w:p>
-    <w:p>
-      <w:pPr>
-        <w:pStyle w:val="ListParagraph"/>
-        <w:numPr>
-          <w:ilvl w:val="2"/>
+        <w:t>Create Node</w:t>
+      </w:r>
+    </w:p>
+    <w:p>
+      <w:pPr>
+        <w:pStyle w:val="ListParagraph"/>
+        <w:numPr>
+          <w:ilvl w:val="0"/>
           <w:numId w:val="7"/>
         </w:numPr>
         <w:ind w:firstLineChars="0"/>
@@ -7994,48 +7883,19 @@
         <w:rPr>
           <w:rFonts w:hint="eastAsia"/>
         </w:rPr>
-        <w:t>原流程不需要</w:t>
-      </w:r>
-      <w:r>
-        <w:rPr>
-          <w:rFonts w:hint="eastAsia"/>
-        </w:rPr>
-        <w:t>Catalog</w:t>
-      </w:r>
-      <w:r>
-        <w:rPr>
-          <w:rFonts w:hint="eastAsia"/>
-        </w:rPr>
-        <w:t>参与</w:t>
-      </w:r>
-    </w:p>
-    <w:p>
-      <w:pPr>
-        <w:pStyle w:val="ListParagraph"/>
-        <w:numPr>
-          <w:ilvl w:val="2"/>
-          <w:numId w:val="7"/>
-        </w:numPr>
-        <w:ind w:firstLineChars="0"/>
-        <w:jc w:val="left"/>
-      </w:pPr>
-      <w:r>
-        <w:rPr>
-          <w:rFonts w:hint="eastAsia"/>
-        </w:rPr>
-        <w:t>新流程</w:t>
-      </w:r>
-      <w:r>
-        <w:rPr>
-          <w:rFonts w:hint="eastAsia"/>
-        </w:rPr>
-        <w:t>Catalog</w:t>
-      </w:r>
-      <w:r>
-        <w:rPr>
-          <w:rFonts w:hint="eastAsia"/>
-        </w:rPr>
-        <w:t>仅需要进行加锁</w:t>
+        <w:t>需要</w:t>
+      </w:r>
+      <w:r>
+        <w:rPr>
+          <w:rFonts w:hint="eastAsia"/>
+        </w:rPr>
+        <w:t>DataGroup</w:t>
+      </w:r>
+      <w:r>
+        <w:rPr>
+          <w:rFonts w:hint="eastAsia"/>
+        </w:rPr>
+        <w:t>参与，失败后不能回滚</w:t>
       </w:r>
     </w:p>
     <w:p>
@@ -8052,36 +7912,7 @@
         <w:rPr>
           <w:rFonts w:hint="eastAsia"/>
         </w:rPr>
-        <w:t>Create Node</w:t>
-      </w:r>
-    </w:p>
-    <w:p>
-      <w:pPr>
-        <w:pStyle w:val="ListParagraph"/>
-        <w:numPr>
-          <w:ilvl w:val="0"/>
-          <w:numId w:val="7"/>
-        </w:numPr>
-        <w:ind w:firstLineChars="0"/>
-        <w:jc w:val="left"/>
-      </w:pPr>
-      <w:r>
-        <w:rPr>
-          <w:rFonts w:hint="eastAsia"/>
-        </w:rPr>
-        <w:t>需要</w:t>
-      </w:r>
-      <w:r>
-        <w:rPr>
-          <w:rFonts w:hint="eastAsia"/>
-        </w:rPr>
-        <w:t>DataGroup</w:t>
-      </w:r>
-      <w:r>
-        <w:rPr>
-          <w:rFonts w:hint="eastAsia"/>
-        </w:rPr>
-        <w:t>参与，失败后不能回滚</w:t>
+        <w:t>Drop Collection Space</w:t>
       </w:r>
     </w:p>
     <w:p>
@@ -8093,12 +7924,15 @@
         </w:numPr>
         <w:ind w:firstLineChars="0"/>
         <w:jc w:val="left"/>
-      </w:pPr>
-      <w:r>
-        <w:rPr>
-          <w:rFonts w:hint="eastAsia"/>
-        </w:rPr>
-        <w:t>Drop Collection Space</w:t>
+        <w:rPr>
+          <w:rFonts w:hint="eastAsia"/>
+        </w:rPr>
+      </w:pPr>
+      <w:r>
+        <w:rPr>
+          <w:rFonts w:hint="eastAsia"/>
+        </w:rPr>
+        <w:t>Drop Collection</w:t>
       </w:r>
     </w:p>
     <w:p>
@@ -8115,7 +7949,7 @@
         <w:rPr>
           <w:rFonts w:hint="eastAsia"/>
         </w:rPr>
-        <w:t>Drop Collection</w:t>
+        <w:t>Alter Collection</w:t>
       </w:r>
     </w:p>
     <w:p>
@@ -8619,7 +8453,6 @@
         <w:rPr>
           <w:rFonts w:hint="eastAsia"/>
         </w:rPr>
-        <w:lastRenderedPageBreak/>
         <w:t>不需要处理</w:t>
       </w:r>
       <w:r>
@@ -8661,6 +8494,7 @@
         <w:rPr>
           <w:rFonts w:hint="eastAsia"/>
         </w:rPr>
+        <w:lastRenderedPageBreak/>
         <w:t>需要</w:t>
       </w:r>
       <w:r>
@@ -8843,7 +8677,6 @@
         <w:rPr>
           <w:rFonts w:hint="eastAsia"/>
         </w:rPr>
-        <w:lastRenderedPageBreak/>
         <w:t>对元数据对象加锁，并检查相关约束依赖</w:t>
       </w:r>
     </w:p>
@@ -8937,6 +8770,7 @@
         <w:rPr>
           <w:rFonts w:hint="eastAsia"/>
         </w:rPr>
+        <w:lastRenderedPageBreak/>
         <w:t>DataGroup</w:t>
       </w:r>
       <w:r>
@@ -11729,6 +11563,59 @@
           <w:rFonts w:hint="eastAsia"/>
         </w:rPr>
         <w:t>Group</w:t>
+      </w:r>
+      <w:r>
+        <w:rPr>
+          <w:rFonts w:hint="eastAsia"/>
+        </w:rPr>
+        <w:t>加</w:t>
+      </w:r>
+      <w:r>
+        <w:rPr>
+          <w:rFonts w:hint="eastAsia"/>
+        </w:rPr>
+        <w:t>X</w:t>
+      </w:r>
+      <w:r>
+        <w:rPr>
+          <w:rFonts w:hint="eastAsia"/>
+        </w:rPr>
+        <w:t>锁</w:t>
+      </w:r>
+    </w:p>
+    <w:p>
+      <w:pPr>
+        <w:pStyle w:val="ListParagraph"/>
+        <w:numPr>
+          <w:ilvl w:val="1"/>
+          <w:numId w:val="10"/>
+        </w:numPr>
+        <w:ind w:firstLineChars="0"/>
+        <w:jc w:val="left"/>
+      </w:pPr>
+      <w:r>
+        <w:rPr>
+          <w:rFonts w:hint="eastAsia"/>
+        </w:rPr>
+        <w:t>包含</w:t>
+      </w:r>
+      <w:r>
+        <w:rPr>
+          <w:rFonts w:hint="eastAsia"/>
+        </w:rPr>
+        <w:t>Group</w:t>
+      </w:r>
+      <w:r>
+        <w:rPr>
+          <w:rFonts w:hint="eastAsia"/>
+        </w:rPr>
+        <w:t>的</w:t>
+      </w:r>
+      <w:r>
+        <w:rPr>
+          <w:rFonts w:hint="eastAsia"/>
+        </w:rPr>
+        <w:t>Domain</w:t>
       </w:r>
       <w:r>
         <w:rPr>
@@ -13322,6 +13209,9 @@
         </w:numPr>
         <w:ind w:firstLineChars="0"/>
         <w:jc w:val="left"/>
+        <w:rPr>
+          <w:rFonts w:hint="eastAsia"/>
+        </w:rPr>
       </w:pPr>
       <w:r>
         <w:rPr>
@@ -13334,6 +13224,421 @@
           <w:rFonts w:hint="eastAsia"/>
         </w:rPr>
         <w:t>所在的</w:t>
+      </w:r>
+      <w:r>
+        <w:rPr>
+          <w:rFonts w:hint="eastAsia"/>
+        </w:rPr>
+        <w:t>Group</w:t>
+      </w:r>
+      <w:r>
+        <w:rPr>
+          <w:rFonts w:hint="eastAsia"/>
+        </w:rPr>
+        <w:t>加</w:t>
+      </w:r>
+      <w:r>
+        <w:rPr>
+          <w:rFonts w:hint="eastAsia"/>
+        </w:rPr>
+        <w:t>S</w:t>
+      </w:r>
+      <w:r>
+        <w:rPr>
+          <w:rFonts w:hint="eastAsia"/>
+        </w:rPr>
+        <w:t>锁</w:t>
+      </w:r>
+    </w:p>
+    <w:p>
+      <w:pPr>
+        <w:pStyle w:val="ListParagraph"/>
+        <w:numPr>
+          <w:ilvl w:val="1"/>
+          <w:numId w:val="16"/>
+        </w:numPr>
+        <w:ind w:firstLineChars="0"/>
+        <w:jc w:val="left"/>
+        <w:rPr>
+          <w:rFonts w:hint="eastAsia"/>
+        </w:rPr>
+      </w:pPr>
+      <w:r>
+        <w:rPr>
+          <w:rFonts w:hint="eastAsia"/>
+        </w:rPr>
+        <w:t>CollectionSpace</w:t>
+      </w:r>
+      <w:r>
+        <w:rPr>
+          <w:rFonts w:hint="eastAsia"/>
+        </w:rPr>
+        <w:t>内的</w:t>
+      </w:r>
+      <w:r>
+        <w:rPr>
+          <w:rFonts w:hint="eastAsia"/>
+        </w:rPr>
+        <w:t>Collection</w:t>
+      </w:r>
+      <w:r>
+        <w:rPr>
+          <w:rFonts w:hint="eastAsia"/>
+        </w:rPr>
+        <w:t>如果有指定</w:t>
+      </w:r>
+      <w:r>
+        <w:rPr>
+          <w:rFonts w:hint="eastAsia"/>
+        </w:rPr>
+        <w:t>MainCollection</w:t>
+      </w:r>
+    </w:p>
+    <w:p>
+      <w:pPr>
+        <w:pStyle w:val="ListParagraph"/>
+        <w:numPr>
+          <w:ilvl w:val="2"/>
+          <w:numId w:val="16"/>
+        </w:numPr>
+        <w:ind w:firstLineChars="0"/>
+        <w:jc w:val="left"/>
+        <w:rPr>
+          <w:rFonts w:hint="eastAsia"/>
+        </w:rPr>
+      </w:pPr>
+      <w:r>
+        <w:rPr>
+          <w:rFonts w:hint="eastAsia"/>
+        </w:rPr>
+        <w:t>如果</w:t>
+      </w:r>
+      <w:r>
+        <w:rPr>
+          <w:rFonts w:hint="eastAsia"/>
+        </w:rPr>
+        <w:t>MainCollection</w:t>
+      </w:r>
+      <w:r>
+        <w:rPr>
+          <w:rFonts w:hint="eastAsia"/>
+        </w:rPr>
+        <w:t>在要删除的</w:t>
+      </w:r>
+      <w:r>
+        <w:rPr>
+          <w:rFonts w:hint="eastAsia"/>
+        </w:rPr>
+        <w:t>CollectionSpace</w:t>
+      </w:r>
+      <w:r>
+        <w:rPr>
+          <w:rFonts w:hint="eastAsia"/>
+        </w:rPr>
+        <w:t>内，不需</w:t>
+      </w:r>
+      <w:r>
+        <w:rPr>
+          <w:rFonts w:hint="eastAsia"/>
+        </w:rPr>
+        <w:t>加锁</w:t>
+      </w:r>
+    </w:p>
+    <w:p>
+      <w:pPr>
+        <w:pStyle w:val="ListParagraph"/>
+        <w:numPr>
+          <w:ilvl w:val="2"/>
+          <w:numId w:val="16"/>
+        </w:numPr>
+        <w:ind w:firstLineChars="0"/>
+        <w:jc w:val="left"/>
+        <w:rPr>
+          <w:rFonts w:hint="eastAsia"/>
+        </w:rPr>
+      </w:pPr>
+      <w:r>
+        <w:rPr>
+          <w:rFonts w:hint="eastAsia"/>
+        </w:rPr>
+        <w:t>如果</w:t>
+      </w:r>
+      <w:r>
+        <w:rPr>
+          <w:rFonts w:hint="eastAsia"/>
+        </w:rPr>
+        <w:t>MainCollection</w:t>
+      </w:r>
+      <w:r>
+        <w:rPr>
+          <w:rFonts w:hint="eastAsia"/>
+        </w:rPr>
+        <w:t>不在要删除的</w:t>
+      </w:r>
+      <w:r>
+        <w:rPr>
+          <w:rFonts w:hint="eastAsia"/>
+        </w:rPr>
+        <w:t>CollectionSpace</w:t>
+      </w:r>
+      <w:r>
+        <w:rPr>
+          <w:rFonts w:hint="eastAsia"/>
+        </w:rPr>
+        <w:t>内，加</w:t>
+      </w:r>
+      <w:r>
+        <w:rPr>
+          <w:rFonts w:hint="eastAsia"/>
+        </w:rPr>
+        <w:t>X</w:t>
+      </w:r>
+      <w:r>
+        <w:rPr>
+          <w:rFonts w:hint="eastAsia"/>
+        </w:rPr>
+        <w:t>锁</w:t>
+      </w:r>
+    </w:p>
+    <w:p>
+      <w:pPr>
+        <w:pStyle w:val="ListParagraph"/>
+        <w:numPr>
+          <w:ilvl w:val="3"/>
+          <w:numId w:val="16"/>
+        </w:numPr>
+        <w:ind w:firstLineChars="0"/>
+        <w:jc w:val="left"/>
+        <w:rPr>
+          <w:rFonts w:hint="eastAsia"/>
+        </w:rPr>
+      </w:pPr>
+      <w:r>
+        <w:rPr>
+          <w:rFonts w:hint="eastAsia"/>
+        </w:rPr>
+        <w:t>MainCollection</w:t>
+      </w:r>
+      <w:r>
+        <w:rPr>
+          <w:rFonts w:hint="eastAsia"/>
+        </w:rPr>
+        <w:t>相关的</w:t>
+      </w:r>
+      <w:r>
+        <w:rPr>
+          <w:rFonts w:hint="eastAsia"/>
+        </w:rPr>
+        <w:t>CollectionSpace</w:t>
+      </w:r>
+      <w:r>
+        <w:rPr>
+          <w:rFonts w:hint="eastAsia"/>
+        </w:rPr>
+        <w:t>及</w:t>
+      </w:r>
+      <w:r>
+        <w:rPr>
+          <w:rFonts w:hint="eastAsia"/>
+        </w:rPr>
+        <w:t>Group</w:t>
+      </w:r>
+      <w:r>
+        <w:rPr>
+          <w:rFonts w:hint="eastAsia"/>
+        </w:rPr>
+        <w:t>加</w:t>
+      </w:r>
+      <w:r>
+        <w:rPr>
+          <w:rFonts w:hint="eastAsia"/>
+        </w:rPr>
+        <w:t>S</w:t>
+      </w:r>
+      <w:r>
+        <w:rPr>
+          <w:rFonts w:hint="eastAsia"/>
+        </w:rPr>
+        <w:t>锁</w:t>
+      </w:r>
+    </w:p>
+    <w:p>
+      <w:pPr>
+        <w:pStyle w:val="ListParagraph"/>
+        <w:numPr>
+          <w:ilvl w:val="1"/>
+          <w:numId w:val="16"/>
+        </w:numPr>
+        <w:ind w:firstLineChars="0"/>
+        <w:jc w:val="left"/>
+        <w:rPr>
+          <w:rFonts w:hint="eastAsia"/>
+        </w:rPr>
+      </w:pPr>
+      <w:r>
+        <w:rPr>
+          <w:rFonts w:hint="eastAsia"/>
+        </w:rPr>
+        <w:t>CollectionSpace</w:t>
+      </w:r>
+      <w:r>
+        <w:rPr>
+          <w:rFonts w:hint="eastAsia"/>
+        </w:rPr>
+        <w:t>内的</w:t>
+      </w:r>
+      <w:r>
+        <w:rPr>
+          <w:rFonts w:hint="eastAsia"/>
+        </w:rPr>
+        <w:t>Collection</w:t>
+      </w:r>
+      <w:r>
+        <w:rPr>
+          <w:rFonts w:hint="eastAsia"/>
+        </w:rPr>
+        <w:t>如果有指定</w:t>
+      </w:r>
+      <w:r>
+        <w:rPr>
+          <w:rFonts w:hint="eastAsia"/>
+        </w:rPr>
+        <w:t>SubCollection</w:t>
+      </w:r>
+    </w:p>
+    <w:p>
+      <w:pPr>
+        <w:pStyle w:val="ListParagraph"/>
+        <w:numPr>
+          <w:ilvl w:val="2"/>
+          <w:numId w:val="16"/>
+        </w:numPr>
+        <w:ind w:firstLineChars="0"/>
+        <w:jc w:val="left"/>
+        <w:rPr>
+          <w:rFonts w:hint="eastAsia"/>
+        </w:rPr>
+      </w:pPr>
+      <w:r>
+        <w:rPr>
+          <w:rFonts w:hint="eastAsia"/>
+        </w:rPr>
+        <w:t>如果</w:t>
+      </w:r>
+      <w:r>
+        <w:rPr>
+          <w:rFonts w:hint="eastAsia"/>
+        </w:rPr>
+        <w:t>SubCollection</w:t>
+      </w:r>
+      <w:r>
+        <w:rPr>
+          <w:rFonts w:hint="eastAsia"/>
+        </w:rPr>
+        <w:t>在要删除的</w:t>
+      </w:r>
+      <w:r>
+        <w:rPr>
+          <w:rFonts w:hint="eastAsia"/>
+        </w:rPr>
+        <w:t>CollectionSpace</w:t>
+      </w:r>
+      <w:r>
+        <w:rPr>
+          <w:rFonts w:hint="eastAsia"/>
+        </w:rPr>
+        <w:t>内，不需加锁</w:t>
+      </w:r>
+    </w:p>
+    <w:p>
+      <w:pPr>
+        <w:pStyle w:val="ListParagraph"/>
+        <w:numPr>
+          <w:ilvl w:val="2"/>
+          <w:numId w:val="16"/>
+        </w:numPr>
+        <w:ind w:firstLineChars="0"/>
+        <w:jc w:val="left"/>
+        <w:rPr>
+          <w:rFonts w:hint="eastAsia"/>
+        </w:rPr>
+      </w:pPr>
+      <w:r>
+        <w:rPr>
+          <w:rFonts w:hint="eastAsia"/>
+        </w:rPr>
+        <w:t>如果</w:t>
+      </w:r>
+      <w:r>
+        <w:rPr>
+          <w:rFonts w:hint="eastAsia"/>
+        </w:rPr>
+        <w:t>SubCollection</w:t>
+      </w:r>
+      <w:r>
+        <w:rPr>
+          <w:rFonts w:hint="eastAsia"/>
+        </w:rPr>
+        <w:t>不在要删除的</w:t>
+      </w:r>
+      <w:r>
+        <w:rPr>
+          <w:rFonts w:hint="eastAsia"/>
+        </w:rPr>
+        <w:t>CollectionSpace</w:t>
+      </w:r>
+      <w:r>
+        <w:rPr>
+          <w:rFonts w:hint="eastAsia"/>
+        </w:rPr>
+        <w:t>内，需要加</w:t>
+      </w:r>
+      <w:r>
+        <w:rPr>
+          <w:rFonts w:hint="eastAsia"/>
+        </w:rPr>
+        <w:t>X</w:t>
+      </w:r>
+      <w:r>
+        <w:rPr>
+          <w:rFonts w:hint="eastAsia"/>
+        </w:rPr>
+        <w:t>锁</w:t>
+      </w:r>
+    </w:p>
+    <w:p>
+      <w:pPr>
+        <w:pStyle w:val="ListParagraph"/>
+        <w:numPr>
+          <w:ilvl w:val="3"/>
+          <w:numId w:val="16"/>
+        </w:numPr>
+        <w:ind w:firstLineChars="0"/>
+        <w:jc w:val="left"/>
+      </w:pPr>
+      <w:r>
+        <w:rPr>
+          <w:rFonts w:hint="eastAsia"/>
+        </w:rPr>
+        <w:t>SubCollection</w:t>
+      </w:r>
+      <w:r>
+        <w:rPr>
+          <w:rFonts w:hint="eastAsia"/>
+        </w:rPr>
+        <w:t>相关的</w:t>
+      </w:r>
+      <w:r>
+        <w:rPr>
+          <w:rFonts w:hint="eastAsia"/>
+        </w:rPr>
+        <w:t>CollectionSpace</w:t>
+      </w:r>
+      <w:r>
+        <w:rPr>
+          <w:rFonts w:hint="eastAsia"/>
+        </w:rPr>
+        <w:t>及</w:t>
       </w:r>
       <w:r>
         <w:rPr>
@@ -13464,6 +13769,7 @@
         <w:rPr>
           <w:rFonts w:hint="eastAsia"/>
         </w:rPr>
+        <w:lastRenderedPageBreak/>
         <w:t>不再需要查询</w:t>
       </w:r>
       <w:r>
@@ -13666,7 +13972,6 @@
         <w:rPr>
           <w:rFonts w:hint="eastAsia"/>
         </w:rPr>
-        <w:lastRenderedPageBreak/>
         <w:t>Collection</w:t>
       </w:r>
       <w:r>
@@ -13868,9 +14173,9 @@
         <w:lastRenderedPageBreak/>
         <w:drawing>
           <wp:inline distT="0" distB="0" distL="0" distR="0">
-            <wp:extent cx="5274310" cy="7022670"/>
+            <wp:extent cx="5274310" cy="5902031"/>
             <wp:effectExtent l="19050" t="0" r="2540" b="0"/>
-            <wp:docPr id="12" name="Picture 6"/>
+            <wp:docPr id="2" name="Picture 2"/>
             <wp:cNvGraphicFramePr>
               <a:graphicFrameLocks xmlns:a="http://schemas.openxmlformats.org/drawingml/2006/main" noChangeAspect="1"/>
             </wp:cNvGraphicFramePr>
@@ -13878,7 +14183,7 @@
               <a:graphicData uri="http://schemas.openxmlformats.org/drawingml/2006/picture">
                 <pic:pic xmlns:pic="http://schemas.openxmlformats.org/drawingml/2006/picture">
                   <pic:nvPicPr>
-                    <pic:cNvPr id="0" name="Picture 6"/>
+                    <pic:cNvPr id="0" name="Picture 2"/>
                     <pic:cNvPicPr>
                       <a:picLocks noChangeAspect="1" noChangeArrowheads="1"/>
                     </pic:cNvPicPr>
@@ -13893,7 +14198,7 @@
                   <pic:spPr bwMode="auto">
                     <a:xfrm>
                       <a:off x="0" y="0"/>
-                      <a:ext cx="5274310" cy="7022670"/>
+                      <a:ext cx="5274310" cy="5902031"/>
                     </a:xfrm>
                     <a:prstGeom prst="rect">
                       <a:avLst/>
@@ -14004,6 +14309,23 @@
       <w:pPr>
         <w:pStyle w:val="ListParagraph"/>
         <w:numPr>
+          <w:ilvl w:val="0"/>
+          <w:numId w:val="24"/>
+        </w:numPr>
+        <w:ind w:firstLineChars="0"/>
+        <w:jc w:val="left"/>
+      </w:pPr>
+      <w:r>
+        <w:rPr>
+          <w:rFonts w:hint="eastAsia"/>
+        </w:rPr>
+        <w:t>回滚处理</w:t>
+      </w:r>
+    </w:p>
+    <w:p>
+      <w:pPr>
+        <w:pStyle w:val="ListParagraph"/>
+        <w:numPr>
           <w:ilvl w:val="1"/>
           <w:numId w:val="24"/>
         </w:numPr>
@@ -14014,90 +14336,43 @@
         <w:rPr>
           <w:rFonts w:hint="eastAsia"/>
         </w:rPr>
+        <w:t>如果部分</w:t>
+      </w:r>
+      <w:r>
+        <w:rPr>
+          <w:rFonts w:hint="eastAsia"/>
+        </w:rPr>
         <w:t>DataGroup</w:t>
       </w:r>
       <w:r>
         <w:rPr>
           <w:rFonts w:hint="eastAsia"/>
         </w:rPr>
-        <w:t>执行</w:t>
-      </w:r>
-      <w:r>
-        <w:rPr>
-          <w:rFonts w:hint="eastAsia"/>
-        </w:rPr>
-        <w:t>createCL</w:t>
-      </w:r>
-      <w:r>
-        <w:rPr>
-          <w:rFonts w:hint="eastAsia"/>
-        </w:rPr>
-        <w:t>的流程放入</w:t>
-      </w:r>
-      <w:r>
-        <w:rPr>
-          <w:rFonts w:hint="eastAsia"/>
-        </w:rPr>
-        <w:t>Context</w:t>
-      </w:r>
-      <w:r>
-        <w:rPr>
-          <w:rFonts w:hint="eastAsia"/>
-        </w:rPr>
-        <w:t>中</w:t>
-      </w:r>
-      <w:r>
-        <w:rPr>
-          <w:rFonts w:hint="eastAsia"/>
-        </w:rPr>
-        <w:t>（需要添加</w:t>
-      </w:r>
-      <w:r>
-        <w:rPr>
-          <w:rFonts w:hint="eastAsia"/>
-        </w:rPr>
-        <w:t>rtnContextCreateCL</w:t>
-      </w:r>
-      <w:r>
-        <w:rPr>
-          <w:rFonts w:hint="eastAsia"/>
-        </w:rPr>
-        <w:t>，失败是</w:t>
-      </w:r>
-      <w:r>
-        <w:rPr>
-          <w:rFonts w:hint="eastAsia"/>
-        </w:rPr>
-        <w:t>时用于</w:t>
-      </w:r>
-      <w:r>
-        <w:rPr>
-          <w:rFonts w:hint="eastAsia"/>
-        </w:rPr>
-        <w:t>回滚</w:t>
-      </w:r>
-      <w:r>
-        <w:rPr>
-          <w:rFonts w:hint="eastAsia"/>
-        </w:rPr>
-        <w:t>）</w:t>
-      </w:r>
-    </w:p>
-    <w:p>
-      <w:pPr>
-        <w:pStyle w:val="ListParagraph"/>
-        <w:numPr>
-          <w:ilvl w:val="0"/>
-          <w:numId w:val="24"/>
-        </w:numPr>
-        <w:ind w:firstLineChars="0"/>
-        <w:jc w:val="left"/>
-      </w:pPr>
-      <w:r>
-        <w:rPr>
-          <w:rFonts w:hint="eastAsia"/>
-        </w:rPr>
-        <w:t>回滚处理</w:t>
+        <w:t>不成功，需要在成功的</w:t>
+      </w:r>
+      <w:r>
+        <w:rPr>
+          <w:rFonts w:hint="eastAsia"/>
+        </w:rPr>
+        <w:t>DataGroup</w:t>
+      </w:r>
+      <w:r>
+        <w:rPr>
+          <w:rFonts w:hint="eastAsia"/>
+        </w:rPr>
+        <w:t>上回滚，执行</w:t>
+      </w:r>
+      <w:r>
+        <w:rPr>
+          <w:rFonts w:hint="eastAsia"/>
+        </w:rPr>
+        <w:t>drop collection</w:t>
+      </w:r>
+      <w:r>
+        <w:rPr>
+          <w:rFonts w:hint="eastAsia"/>
+        </w:rPr>
+        <w:t>；</w:t>
       </w:r>
     </w:p>
     <w:p>
@@ -14114,60 +14389,6 @@
         <w:rPr>
           <w:rFonts w:hint="eastAsia"/>
         </w:rPr>
-        <w:t>如果部分</w:t>
-      </w:r>
-      <w:r>
-        <w:rPr>
-          <w:rFonts w:hint="eastAsia"/>
-        </w:rPr>
-        <w:t>DataGroup</w:t>
-      </w:r>
-      <w:r>
-        <w:rPr>
-          <w:rFonts w:hint="eastAsia"/>
-        </w:rPr>
-        <w:t>不成功，需要在成功的</w:t>
-      </w:r>
-      <w:r>
-        <w:rPr>
-          <w:rFonts w:hint="eastAsia"/>
-        </w:rPr>
-        <w:t>DataGroup</w:t>
-      </w:r>
-      <w:r>
-        <w:rPr>
-          <w:rFonts w:hint="eastAsia"/>
-        </w:rPr>
-        <w:t>上回滚，执行</w:t>
-      </w:r>
-      <w:r>
-        <w:rPr>
-          <w:rFonts w:hint="eastAsia"/>
-        </w:rPr>
-        <w:t>drop collection</w:t>
-      </w:r>
-      <w:r>
-        <w:rPr>
-          <w:rFonts w:hint="eastAsia"/>
-        </w:rPr>
-        <w:t>；</w:t>
-      </w:r>
-    </w:p>
-    <w:p>
-      <w:pPr>
-        <w:pStyle w:val="ListParagraph"/>
-        <w:numPr>
-          <w:ilvl w:val="1"/>
-          <w:numId w:val="24"/>
-        </w:numPr>
-        <w:ind w:firstLineChars="0"/>
-        <w:jc w:val="left"/>
-      </w:pPr>
-      <w:r>
-        <w:rPr>
-          <w:rFonts w:hint="eastAsia"/>
-        </w:rPr>
-        <w:lastRenderedPageBreak/>
         <w:t>需要在</w:t>
       </w:r>
       <w:r>
@@ -14290,6 +14511,7 @@
         <w:rPr>
           <w:rFonts w:hint="eastAsia"/>
         </w:rPr>
+        <w:lastRenderedPageBreak/>
         <w:t>需要更改的</w:t>
       </w:r>
       <w:r>
@@ -14373,6 +14595,9 @@
         </w:numPr>
         <w:ind w:firstLineChars="0"/>
         <w:jc w:val="left"/>
+        <w:rPr>
+          <w:rFonts w:hint="eastAsia"/>
+        </w:rPr>
       </w:pPr>
       <w:r>
         <w:rPr>
@@ -14409,6 +14634,89 @@
           <w:rFonts w:hint="eastAsia"/>
         </w:rPr>
         <w:t>锁</w:t>
+      </w:r>
+    </w:p>
+    <w:p>
+      <w:pPr>
+        <w:pStyle w:val="ListParagraph"/>
+        <w:numPr>
+          <w:ilvl w:val="1"/>
+          <w:numId w:val="32"/>
+        </w:numPr>
+        <w:ind w:firstLineChars="0"/>
+        <w:jc w:val="left"/>
+      </w:pPr>
+      <w:r>
+        <w:rPr>
+          <w:rFonts w:hint="eastAsia"/>
+        </w:rPr>
+        <w:t>如果</w:t>
+      </w:r>
+      <w:r>
+        <w:rPr>
+          <w:rFonts w:hint="eastAsia"/>
+        </w:rPr>
+        <w:t>Collection</w:t>
+      </w:r>
+      <w:r>
+        <w:rPr>
+          <w:rFonts w:hint="eastAsia"/>
+        </w:rPr>
+        <w:t>有指定</w:t>
+      </w:r>
+      <w:r>
+        <w:rPr>
+          <w:rFonts w:hint="eastAsia"/>
+        </w:rPr>
+        <w:t>MainCollection</w:t>
+      </w:r>
+      <w:r>
+        <w:rPr>
+          <w:rFonts w:hint="eastAsia"/>
+        </w:rPr>
+        <w:t>，</w:t>
+      </w:r>
+      <w:r>
+        <w:rPr>
+          <w:rFonts w:hint="eastAsia"/>
+        </w:rPr>
+        <w:t>MainCollection</w:t>
+      </w:r>
+      <w:r>
+        <w:rPr>
+          <w:rFonts w:hint="eastAsia"/>
+        </w:rPr>
+        <w:t>加</w:t>
+      </w:r>
+      <w:r>
+        <w:rPr>
+          <w:rFonts w:hint="eastAsia"/>
+        </w:rPr>
+        <w:t>S</w:t>
+      </w:r>
+      <w:r>
+        <w:rPr>
+          <w:rFonts w:hint="eastAsia"/>
+        </w:rPr>
+        <w:t>锁</w:t>
+      </w:r>
+      <w:r>
+        <w:rPr>
+          <w:rFonts w:hint="eastAsia"/>
+        </w:rPr>
+        <w:t>（需要更新</w:t>
+      </w:r>
+      <w:r>
+        <w:rPr>
+          <w:rFonts w:hint="eastAsia"/>
+        </w:rPr>
+        <w:t>version</w:t>
+      </w:r>
+      <w:r>
+        <w:rPr>
+          <w:rFonts w:hint="eastAsia"/>
+        </w:rPr>
+        <w:t>）</w:t>
       </w:r>
     </w:p>
     <w:p>
@@ -14436,12 +14744,11 @@
         <w:rPr>
           <w:noProof/>
         </w:rPr>
-        <w:lastRenderedPageBreak/>
         <w:drawing>
           <wp:inline distT="0" distB="0" distL="0" distR="0">
-            <wp:extent cx="5274310" cy="6632522"/>
+            <wp:extent cx="5274310" cy="4800298"/>
             <wp:effectExtent l="19050" t="0" r="2540" b="0"/>
-            <wp:docPr id="13" name="Picture 7"/>
+            <wp:docPr id="1" name="Picture 1"/>
             <wp:cNvGraphicFramePr>
               <a:graphicFrameLocks xmlns:a="http://schemas.openxmlformats.org/drawingml/2006/main" noChangeAspect="1"/>
             </wp:cNvGraphicFramePr>
@@ -14449,7 +14756,7 @@
               <a:graphicData uri="http://schemas.openxmlformats.org/drawingml/2006/picture">
                 <pic:pic xmlns:pic="http://schemas.openxmlformats.org/drawingml/2006/picture">
                   <pic:nvPicPr>
-                    <pic:cNvPr id="0" name="Picture 7"/>
+                    <pic:cNvPr id="0" name="Picture 1"/>
                     <pic:cNvPicPr>
                       <a:picLocks noChangeAspect="1" noChangeArrowheads="1"/>
                     </pic:cNvPicPr>
@@ -14464,7 +14771,7 @@
                   <pic:spPr bwMode="auto">
                     <a:xfrm>
                       <a:off x="0" y="0"/>
-                      <a:ext cx="5274310" cy="6632522"/>
+                      <a:ext cx="5274310" cy="4800298"/>
                     </a:xfrm>
                     <a:prstGeom prst="rect">
                       <a:avLst/>
@@ -14486,298 +14793,6 @@
     </w:p>
     <w:p>
       <w:pPr>
-        <w:pStyle w:val="ListParagraph"/>
-        <w:numPr>
-          <w:ilvl w:val="0"/>
-          <w:numId w:val="32"/>
-        </w:numPr>
-        <w:ind w:firstLineChars="0"/>
-        <w:jc w:val="left"/>
-      </w:pPr>
-      <w:r>
-        <w:rPr>
-          <w:rFonts w:hint="eastAsia"/>
-        </w:rPr>
-        <w:t>流程改动</w:t>
-      </w:r>
-    </w:p>
-    <w:p>
-      <w:pPr>
-        <w:pStyle w:val="ListParagraph"/>
-        <w:numPr>
-          <w:ilvl w:val="1"/>
-          <w:numId w:val="32"/>
-        </w:numPr>
-        <w:ind w:firstLineChars="0"/>
-        <w:jc w:val="left"/>
-      </w:pPr>
-      <w:r>
-        <w:rPr>
-          <w:rFonts w:hint="eastAsia"/>
-        </w:rPr>
-        <w:t>DataGroup</w:t>
-      </w:r>
-      <w:r>
-        <w:rPr>
-          <w:rFonts w:hint="eastAsia"/>
-        </w:rPr>
-        <w:t>在</w:t>
-      </w:r>
-      <w:r>
-        <w:rPr>
-          <w:rFonts w:hint="eastAsia"/>
-        </w:rPr>
-        <w:t>Context</w:t>
-      </w:r>
-      <w:r>
-        <w:rPr>
-          <w:rFonts w:hint="eastAsia"/>
-        </w:rPr>
-        <w:t>中执行</w:t>
-      </w:r>
-      <w:r>
-        <w:rPr>
-          <w:rFonts w:hint="eastAsia"/>
-        </w:rPr>
-        <w:t>alterCL</w:t>
-      </w:r>
-    </w:p>
-    <w:p>
-      <w:pPr>
-        <w:pStyle w:val="ListParagraph"/>
-        <w:numPr>
-          <w:ilvl w:val="0"/>
-          <w:numId w:val="32"/>
-        </w:numPr>
-        <w:ind w:firstLineChars="0"/>
-        <w:jc w:val="left"/>
-      </w:pPr>
-      <w:r>
-        <w:rPr>
-          <w:rFonts w:hint="eastAsia"/>
-        </w:rPr>
-        <w:t>回滚处理</w:t>
-      </w:r>
-    </w:p>
-    <w:p>
-      <w:pPr>
-        <w:pStyle w:val="ListParagraph"/>
-        <w:numPr>
-          <w:ilvl w:val="1"/>
-          <w:numId w:val="32"/>
-        </w:numPr>
-        <w:ind w:firstLineChars="0"/>
-        <w:jc w:val="left"/>
-      </w:pPr>
-      <w:r>
-        <w:rPr>
-          <w:rFonts w:hint="eastAsia"/>
-        </w:rPr>
-        <w:t>如果部分</w:t>
-      </w:r>
-      <w:r>
-        <w:rPr>
-          <w:rFonts w:hint="eastAsia"/>
-        </w:rPr>
-        <w:t>DataGroup</w:t>
-      </w:r>
-      <w:r>
-        <w:rPr>
-          <w:rFonts w:hint="eastAsia"/>
-        </w:rPr>
-        <w:t>不成功，需要在成功的</w:t>
-      </w:r>
-      <w:r>
-        <w:rPr>
-          <w:rFonts w:hint="eastAsia"/>
-        </w:rPr>
-        <w:t>DataGroup</w:t>
-      </w:r>
-      <w:r>
-        <w:rPr>
-          <w:rFonts w:hint="eastAsia"/>
-        </w:rPr>
-        <w:t>上进行回滚（</w:t>
-      </w:r>
-      <w:r>
-        <w:rPr>
-          <w:rFonts w:hint="eastAsia"/>
-        </w:rPr>
-        <w:t>Coord</w:t>
-      </w:r>
-      <w:r>
-        <w:rPr>
-          <w:rFonts w:hint="eastAsia"/>
-        </w:rPr>
-        <w:t>向</w:t>
-      </w:r>
-      <w:r>
-        <w:rPr>
-          <w:rFonts w:hint="eastAsia"/>
-        </w:rPr>
-        <w:t>DataGroup</w:t>
-      </w:r>
-      <w:r>
-        <w:rPr>
-          <w:rFonts w:hint="eastAsia"/>
-        </w:rPr>
-        <w:t>发送</w:t>
-      </w:r>
-      <w:r>
-        <w:rPr>
-          <w:rFonts w:hint="eastAsia"/>
-        </w:rPr>
-        <w:t>MSG_BS_KILLCONTEXT_REQ</w:t>
-      </w:r>
-    </w:p>
-    <w:p>
-      <w:pPr>
-        <w:pStyle w:val="ListParagraph"/>
-        <w:numPr>
-          <w:ilvl w:val="2"/>
-          <w:numId w:val="32"/>
-        </w:numPr>
-        <w:ind w:firstLineChars="0"/>
-        <w:jc w:val="left"/>
-      </w:pPr>
-      <w:r>
-        <w:rPr>
-          <w:rFonts w:hint="eastAsia"/>
-        </w:rPr>
-        <w:t>回滚设置</w:t>
-      </w:r>
-      <w:r>
-        <w:rPr>
-          <w:rFonts w:hint="eastAsia"/>
-        </w:rPr>
-        <w:t>Shardingkey</w:t>
-      </w:r>
-      <w:r>
-        <w:rPr>
-          <w:rFonts w:hint="eastAsia"/>
-        </w:rPr>
-        <w:t>需要删除</w:t>
-      </w:r>
-      <w:r>
-        <w:rPr>
-          <w:rFonts w:hint="eastAsia"/>
-        </w:rPr>
-        <w:t>Shardingkey Index</w:t>
-      </w:r>
-    </w:p>
-    <w:p>
-      <w:pPr>
-        <w:pStyle w:val="ListParagraph"/>
-        <w:numPr>
-          <w:ilvl w:val="1"/>
-          <w:numId w:val="32"/>
-        </w:numPr>
-        <w:ind w:firstLineChars="0"/>
-        <w:jc w:val="left"/>
-      </w:pPr>
-      <w:r>
-        <w:rPr>
-          <w:rFonts w:hint="eastAsia"/>
-        </w:rPr>
-        <w:t>需要在</w:t>
-      </w:r>
-      <w:r>
-        <w:rPr>
-          <w:rFonts w:hint="eastAsia"/>
-        </w:rPr>
-        <w:t>Catalog</w:t>
-      </w:r>
-      <w:r>
-        <w:rPr>
-          <w:rFonts w:hint="eastAsia"/>
-        </w:rPr>
-        <w:t>上进行回滚</w:t>
-      </w:r>
-    </w:p>
-    <w:p>
-      <w:pPr>
-        <w:pStyle w:val="ListParagraph"/>
-        <w:numPr>
-          <w:ilvl w:val="2"/>
-          <w:numId w:val="32"/>
-        </w:numPr>
-        <w:ind w:firstLineChars="0"/>
-        <w:jc w:val="left"/>
-      </w:pPr>
-      <w:r>
-        <w:rPr>
-          <w:rFonts w:hint="eastAsia"/>
-        </w:rPr>
-        <w:t>如果是设置</w:t>
-      </w:r>
-      <w:r>
-        <w:rPr>
-          <w:rFonts w:hint="eastAsia"/>
-        </w:rPr>
-        <w:t>replsize</w:t>
-      </w:r>
-      <w:r>
-        <w:rPr>
-          <w:rFonts w:hint="eastAsia"/>
-        </w:rPr>
-        <w:t>，需要设置回原来的的</w:t>
-      </w:r>
-      <w:r>
-        <w:rPr>
-          <w:rFonts w:hint="eastAsia"/>
-        </w:rPr>
-        <w:t>replsize</w:t>
-      </w:r>
-      <w:r>
-        <w:rPr>
-          <w:rFonts w:hint="eastAsia"/>
-        </w:rPr>
-        <w:t>；</w:t>
-      </w:r>
-    </w:p>
-    <w:p>
-      <w:pPr>
-        <w:pStyle w:val="ListParagraph"/>
-        <w:numPr>
-          <w:ilvl w:val="2"/>
-          <w:numId w:val="32"/>
-        </w:numPr>
-        <w:ind w:firstLineChars="0"/>
-        <w:jc w:val="left"/>
-      </w:pPr>
-      <w:r>
-        <w:rPr>
-          <w:rFonts w:hint="eastAsia"/>
-        </w:rPr>
-        <w:t>如果是修改</w:t>
-      </w:r>
-      <w:r>
-        <w:rPr>
-          <w:rFonts w:hint="eastAsia"/>
-        </w:rPr>
-        <w:t>Shardingkey</w:t>
-      </w:r>
-      <w:r>
-        <w:rPr>
-          <w:rFonts w:hint="eastAsia"/>
-        </w:rPr>
-        <w:t>，需要设置回原来的</w:t>
-      </w:r>
-      <w:r>
-        <w:rPr>
-          <w:rFonts w:hint="eastAsia"/>
-        </w:rPr>
-        <w:t>Shardingkey</w:t>
-      </w:r>
-      <w:r>
-        <w:rPr>
-          <w:rFonts w:hint="eastAsia"/>
-        </w:rPr>
-        <w:t>。</w:t>
-      </w:r>
-    </w:p>
-    <w:p>
-      <w:pPr>
         <w:jc w:val="left"/>
       </w:pPr>
     </w:p>
@@ -14790,7 +14805,6 @@
         <w:rPr>
           <w:rFonts w:hint="eastAsia"/>
         </w:rPr>
-        <w:lastRenderedPageBreak/>
         <w:t>Split Collection</w:t>
       </w:r>
     </w:p>
@@ -14853,7 +14867,7 @@
         <w:rPr>
           <w:rFonts w:hint="eastAsia"/>
         </w:rPr>
-        <w:t>X</w:t>
+        <w:t>S</w:t>
       </w:r>
       <w:r>
         <w:rPr>
@@ -15012,6 +15026,7 @@
           <w:rFonts w:hint="eastAsia"/>
           <w:noProof/>
         </w:rPr>
+        <w:lastRenderedPageBreak/>
         <w:drawing>
           <wp:inline distT="0" distB="0" distL="0" distR="0">
             <wp:extent cx="5274310" cy="7214719"/>
@@ -15072,7 +15087,6 @@
         <w:rPr>
           <w:rFonts w:hint="eastAsia"/>
         </w:rPr>
-        <w:lastRenderedPageBreak/>
         <w:t>错误处理</w:t>
       </w:r>
     </w:p>
@@ -15273,6 +15287,7 @@
         <w:rPr>
           <w:rFonts w:hint="eastAsia"/>
         </w:rPr>
+        <w:lastRenderedPageBreak/>
         <w:t>Link Collection</w:t>
       </w:r>
     </w:p>
@@ -15674,7 +15689,6 @@
         <w:rPr>
           <w:rFonts w:hint="eastAsia"/>
         </w:rPr>
-        <w:lastRenderedPageBreak/>
         <w:t>回滚操作</w:t>
       </w:r>
     </w:p>
@@ -15828,6 +15842,7 @@
         <w:rPr>
           <w:rFonts w:hint="eastAsia"/>
         </w:rPr>
+        <w:lastRenderedPageBreak/>
         <w:t>Unlink Collection</w:t>
       </w:r>
     </w:p>
@@ -16228,7 +16243,6 @@
         <w:rPr>
           <w:rFonts w:hint="eastAsia"/>
         </w:rPr>
-        <w:lastRenderedPageBreak/>
         <w:t>回滚操作</w:t>
       </w:r>
     </w:p>
@@ -16376,6 +16390,7 @@
         <w:rPr>
           <w:rFonts w:hint="eastAsia"/>
         </w:rPr>
+        <w:lastRenderedPageBreak/>
         <w:t>Drop Collection</w:t>
       </w:r>
     </w:p>
@@ -16493,6 +16508,9 @@
         </w:numPr>
         <w:ind w:firstLineChars="0"/>
         <w:jc w:val="left"/>
+        <w:rPr>
+          <w:rFonts w:hint="eastAsia"/>
+        </w:rPr>
       </w:pPr>
       <w:r>
         <w:rPr>
@@ -16505,6 +16523,268 @@
           <w:rFonts w:hint="eastAsia"/>
         </w:rPr>
         <w:t>所在的</w:t>
+      </w:r>
+      <w:r>
+        <w:rPr>
+          <w:rFonts w:hint="eastAsia"/>
+        </w:rPr>
+        <w:t>Group</w:t>
+      </w:r>
+      <w:r>
+        <w:rPr>
+          <w:rFonts w:hint="eastAsia"/>
+        </w:rPr>
+        <w:t>加</w:t>
+      </w:r>
+      <w:r>
+        <w:rPr>
+          <w:rFonts w:hint="eastAsia"/>
+        </w:rPr>
+        <w:t>S</w:t>
+      </w:r>
+      <w:r>
+        <w:rPr>
+          <w:rFonts w:hint="eastAsia"/>
+        </w:rPr>
+        <w:t>锁</w:t>
+      </w:r>
+    </w:p>
+    <w:p>
+      <w:pPr>
+        <w:pStyle w:val="ListParagraph"/>
+        <w:numPr>
+          <w:ilvl w:val="1"/>
+          <w:numId w:val="39"/>
+        </w:numPr>
+        <w:ind w:firstLineChars="0"/>
+        <w:jc w:val="left"/>
+        <w:rPr>
+          <w:rFonts w:hint="eastAsia"/>
+        </w:rPr>
+      </w:pPr>
+      <w:r>
+        <w:rPr>
+          <w:rFonts w:hint="eastAsia"/>
+        </w:rPr>
+        <w:t>Collection</w:t>
+      </w:r>
+      <w:r>
+        <w:rPr>
+          <w:rFonts w:hint="eastAsia"/>
+        </w:rPr>
+        <w:t>如果有指定</w:t>
+      </w:r>
+      <w:r>
+        <w:rPr>
+          <w:rFonts w:hint="eastAsia"/>
+        </w:rPr>
+        <w:t>MainCollection</w:t>
+      </w:r>
+    </w:p>
+    <w:p>
+      <w:pPr>
+        <w:pStyle w:val="ListParagraph"/>
+        <w:numPr>
+          <w:ilvl w:val="2"/>
+          <w:numId w:val="39"/>
+        </w:numPr>
+        <w:ind w:firstLineChars="0"/>
+        <w:jc w:val="left"/>
+        <w:rPr>
+          <w:rFonts w:hint="eastAsia"/>
+        </w:rPr>
+      </w:pPr>
+      <w:r>
+        <w:rPr>
+          <w:rFonts w:hint="eastAsia"/>
+        </w:rPr>
+        <w:t>MainCollection</w:t>
+      </w:r>
+      <w:r>
+        <w:rPr>
+          <w:rFonts w:hint="eastAsia"/>
+        </w:rPr>
+        <w:t>加</w:t>
+      </w:r>
+      <w:r>
+        <w:rPr>
+          <w:rFonts w:hint="eastAsia"/>
+        </w:rPr>
+        <w:t>X</w:t>
+      </w:r>
+      <w:r>
+        <w:rPr>
+          <w:rFonts w:hint="eastAsia"/>
+        </w:rPr>
+        <w:t>锁</w:t>
+      </w:r>
+      <w:r>
+        <w:rPr>
+          <w:rFonts w:hint="eastAsia"/>
+        </w:rPr>
+        <w:t>（</w:t>
+      </w:r>
+      <w:r>
+        <w:rPr>
+          <w:rFonts w:hint="eastAsia"/>
+        </w:rPr>
+        <w:t>MainCollection</w:t>
+      </w:r>
+      <w:r>
+        <w:rPr>
+          <w:rFonts w:hint="eastAsia"/>
+        </w:rPr>
+        <w:t>会被</w:t>
+      </w:r>
+      <w:r>
+        <w:rPr>
+          <w:rFonts w:hint="eastAsia"/>
+        </w:rPr>
+        <w:t>unlink</w:t>
+      </w:r>
+      <w:r>
+        <w:rPr>
+          <w:rFonts w:hint="eastAsia"/>
+        </w:rPr>
+        <w:t>）</w:t>
+      </w:r>
+    </w:p>
+    <w:p>
+      <w:pPr>
+        <w:pStyle w:val="ListParagraph"/>
+        <w:numPr>
+          <w:ilvl w:val="1"/>
+          <w:numId w:val="39"/>
+        </w:numPr>
+        <w:ind w:firstLineChars="0"/>
+        <w:jc w:val="left"/>
+        <w:rPr>
+          <w:rFonts w:hint="eastAsia"/>
+        </w:rPr>
+      </w:pPr>
+      <w:r>
+        <w:rPr>
+          <w:rFonts w:hint="eastAsia"/>
+        </w:rPr>
+        <w:t>Collection</w:t>
+      </w:r>
+      <w:r>
+        <w:rPr>
+          <w:rFonts w:hint="eastAsia"/>
+        </w:rPr>
+        <w:t>如果有指定</w:t>
+      </w:r>
+      <w:r>
+        <w:rPr>
+          <w:rFonts w:hint="eastAsia"/>
+        </w:rPr>
+        <w:t>SubCollection</w:t>
+      </w:r>
+    </w:p>
+    <w:p>
+      <w:pPr>
+        <w:pStyle w:val="ListParagraph"/>
+        <w:numPr>
+          <w:ilvl w:val="2"/>
+          <w:numId w:val="39"/>
+        </w:numPr>
+        <w:ind w:firstLineChars="0"/>
+        <w:jc w:val="left"/>
+        <w:rPr>
+          <w:rFonts w:hint="eastAsia"/>
+        </w:rPr>
+      </w:pPr>
+      <w:r>
+        <w:rPr>
+          <w:rFonts w:hint="eastAsia"/>
+        </w:rPr>
+        <w:t>SubC</w:t>
+      </w:r>
+      <w:r>
+        <w:rPr>
+          <w:rFonts w:hint="eastAsia"/>
+        </w:rPr>
+        <w:t>ollection</w:t>
+      </w:r>
+      <w:r>
+        <w:rPr>
+          <w:rFonts w:hint="eastAsia"/>
+        </w:rPr>
+        <w:t>，加</w:t>
+      </w:r>
+      <w:r>
+        <w:rPr>
+          <w:rFonts w:hint="eastAsia"/>
+        </w:rPr>
+        <w:t>X</w:t>
+      </w:r>
+      <w:r>
+        <w:rPr>
+          <w:rFonts w:hint="eastAsia"/>
+        </w:rPr>
+        <w:t>锁</w:t>
+      </w:r>
+      <w:r>
+        <w:rPr>
+          <w:rFonts w:hint="eastAsia"/>
+        </w:rPr>
+        <w:t>（</w:t>
+      </w:r>
+      <w:r>
+        <w:rPr>
+          <w:rFonts w:hint="eastAsia"/>
+        </w:rPr>
+        <w:t>SubCollection</w:t>
+      </w:r>
+      <w:r>
+        <w:rPr>
+          <w:rFonts w:hint="eastAsia"/>
+        </w:rPr>
+        <w:t>会被删除）</w:t>
+      </w:r>
+    </w:p>
+    <w:p>
+      <w:pPr>
+        <w:pStyle w:val="ListParagraph"/>
+        <w:numPr>
+          <w:ilvl w:val="2"/>
+          <w:numId w:val="39"/>
+        </w:numPr>
+        <w:ind w:firstLineChars="0"/>
+        <w:jc w:val="left"/>
+        <w:rPr>
+          <w:rFonts w:hint="eastAsia"/>
+        </w:rPr>
+      </w:pPr>
+      <w:r>
+        <w:rPr>
+          <w:rFonts w:hint="eastAsia"/>
+        </w:rPr>
+        <w:t>Sub</w:t>
+      </w:r>
+      <w:r>
+        <w:rPr>
+          <w:rFonts w:hint="eastAsia"/>
+        </w:rPr>
+        <w:t>Collection</w:t>
+      </w:r>
+      <w:r>
+        <w:rPr>
+          <w:rFonts w:hint="eastAsia"/>
+        </w:rPr>
+        <w:t>相关的</w:t>
+      </w:r>
+      <w:r>
+        <w:rPr>
+          <w:rFonts w:hint="eastAsia"/>
+        </w:rPr>
+        <w:t>CollectionSpace</w:t>
+      </w:r>
+      <w:r>
+        <w:rPr>
+          <w:rFonts w:hint="eastAsia"/>
+        </w:rPr>
+        <w:t>及</w:t>
       </w:r>
       <w:r>
         <w:rPr>
@@ -16703,48 +16983,48 @@
         <w:rPr>
           <w:rFonts w:hint="eastAsia"/>
         </w:rPr>
+        <w:t>如发生残留文件，由</w:t>
+      </w:r>
+      <w:r>
+        <w:rPr>
+          <w:rFonts w:hint="eastAsia"/>
+        </w:rPr>
+        <w:t>Catalog</w:t>
+      </w:r>
+      <w:r>
+        <w:rPr>
+          <w:rFonts w:hint="eastAsia"/>
+        </w:rPr>
+        <w:t>和</w:t>
+      </w:r>
+      <w:r>
+        <w:rPr>
+          <w:rFonts w:hint="eastAsia"/>
+        </w:rPr>
+        <w:t>Data</w:t>
+      </w:r>
+      <w:r>
+        <w:rPr>
+          <w:rFonts w:hint="eastAsia"/>
+        </w:rPr>
+        <w:t>的一致性检查处理</w:t>
+      </w:r>
+    </w:p>
+    <w:p>
+      <w:pPr>
+        <w:jc w:val="left"/>
+      </w:pPr>
+    </w:p>
+    <w:p>
+      <w:pPr>
+        <w:pStyle w:val="Heading5"/>
+        <w:jc w:val="left"/>
+      </w:pPr>
+      <w:r>
+        <w:rPr>
+          <w:rFonts w:hint="eastAsia"/>
+        </w:rPr>
         <w:lastRenderedPageBreak/>
-        <w:t>如发生残留文件，由</w:t>
-      </w:r>
-      <w:r>
-        <w:rPr>
-          <w:rFonts w:hint="eastAsia"/>
-        </w:rPr>
-        <w:t>Catalog</w:t>
-      </w:r>
-      <w:r>
-        <w:rPr>
-          <w:rFonts w:hint="eastAsia"/>
-        </w:rPr>
-        <w:t>和</w:t>
-      </w:r>
-      <w:r>
-        <w:rPr>
-          <w:rFonts w:hint="eastAsia"/>
-        </w:rPr>
-        <w:t>Data</w:t>
-      </w:r>
-      <w:r>
-        <w:rPr>
-          <w:rFonts w:hint="eastAsia"/>
-        </w:rPr>
-        <w:t>的一致性检查处理</w:t>
-      </w:r>
-    </w:p>
-    <w:p>
-      <w:pPr>
-        <w:jc w:val="left"/>
-      </w:pPr>
-    </w:p>
-    <w:p>
-      <w:pPr>
-        <w:pStyle w:val="Heading5"/>
-        <w:jc w:val="left"/>
-      </w:pPr>
-      <w:r>
-        <w:rPr>
-          <w:rFonts w:hint="eastAsia"/>
-        </w:rPr>
         <w:t>Create ID Index</w:t>
       </w:r>
     </w:p>
@@ -17592,9 +17872,9 @@
         <w:lastRenderedPageBreak/>
         <w:drawing>
           <wp:inline distT="0" distB="0" distL="0" distR="0">
-            <wp:extent cx="5274310" cy="6593217"/>
+            <wp:extent cx="5274310" cy="5472121"/>
             <wp:effectExtent l="19050" t="0" r="2540" b="0"/>
-            <wp:docPr id="14" name="Picture 8"/>
+            <wp:docPr id="4" name="Picture 3"/>
             <wp:cNvGraphicFramePr>
               <a:graphicFrameLocks xmlns:a="http://schemas.openxmlformats.org/drawingml/2006/main" noChangeAspect="1"/>
             </wp:cNvGraphicFramePr>
@@ -17602,7 +17882,7 @@
               <a:graphicData uri="http://schemas.openxmlformats.org/drawingml/2006/picture">
                 <pic:pic xmlns:pic="http://schemas.openxmlformats.org/drawingml/2006/picture">
                   <pic:nvPicPr>
-                    <pic:cNvPr id="0" name="Picture 8"/>
+                    <pic:cNvPr id="0" name="Picture 3"/>
                     <pic:cNvPicPr>
                       <a:picLocks noChangeAspect="1" noChangeArrowheads="1"/>
                     </pic:cNvPicPr>
@@ -17617,7 +17897,7 @@
                   <pic:spPr bwMode="auto">
                     <a:xfrm>
                       <a:off x="0" y="0"/>
-                      <a:ext cx="5274310" cy="6593217"/>
+                      <a:ext cx="5274310" cy="5472121"/>
                     </a:xfrm>
                     <a:prstGeom prst="rect">
                       <a:avLst/>
@@ -17699,6 +17979,23 @@
       <w:pPr>
         <w:pStyle w:val="ListParagraph"/>
         <w:numPr>
+          <w:ilvl w:val="0"/>
+          <w:numId w:val="21"/>
+        </w:numPr>
+        <w:ind w:firstLineChars="0"/>
+        <w:jc w:val="left"/>
+      </w:pPr>
+      <w:r>
+        <w:rPr>
+          <w:rFonts w:hint="eastAsia"/>
+        </w:rPr>
+        <w:t>回滚操作</w:t>
+      </w:r>
+    </w:p>
+    <w:p>
+      <w:pPr>
+        <w:pStyle w:val="ListParagraph"/>
+        <w:numPr>
           <w:ilvl w:val="1"/>
           <w:numId w:val="21"/>
         </w:numPr>
@@ -17709,48 +18006,55 @@
         <w:rPr>
           <w:rFonts w:hint="eastAsia"/>
         </w:rPr>
+        <w:t>如果部分</w:t>
+      </w:r>
+      <w:r>
+        <w:rPr>
+          <w:rFonts w:hint="eastAsia"/>
+        </w:rPr>
         <w:t>DataGroup</w:t>
       </w:r>
       <w:r>
         <w:rPr>
           <w:rFonts w:hint="eastAsia"/>
         </w:rPr>
-        <w:t>在</w:t>
-      </w:r>
-      <w:r>
-        <w:rPr>
-          <w:rFonts w:hint="eastAsia"/>
-        </w:rPr>
-        <w:t>Context</w:t>
-      </w:r>
-      <w:r>
-        <w:rPr>
-          <w:rFonts w:hint="eastAsia"/>
-        </w:rPr>
-        <w:t>中执行</w:t>
-      </w:r>
-      <w:r>
-        <w:rPr>
-          <w:rFonts w:hint="eastAsia"/>
-        </w:rPr>
-        <w:t>createIndex</w:t>
-      </w:r>
-    </w:p>
-    <w:p>
-      <w:pPr>
-        <w:pStyle w:val="ListParagraph"/>
-        <w:numPr>
-          <w:ilvl w:val="0"/>
-          <w:numId w:val="21"/>
-        </w:numPr>
-        <w:ind w:firstLineChars="0"/>
-        <w:jc w:val="left"/>
-      </w:pPr>
-      <w:r>
-        <w:rPr>
-          <w:rFonts w:hint="eastAsia"/>
-        </w:rPr>
-        <w:t>回滚操作</w:t>
+        <w:t>不成功，需要在成功的</w:t>
+      </w:r>
+      <w:r>
+        <w:rPr>
+          <w:rFonts w:hint="eastAsia"/>
+        </w:rPr>
+        <w:t>DataGroup</w:t>
+      </w:r>
+      <w:r>
+        <w:rPr>
+          <w:rFonts w:hint="eastAsia"/>
+        </w:rPr>
+        <w:t>上进行回滚操作，执行</w:t>
+      </w:r>
+      <w:r>
+        <w:rPr>
+          <w:rFonts w:hint="eastAsia"/>
+        </w:rPr>
+        <w:t>drop index</w:t>
+      </w:r>
+      <w:r>
+        <w:rPr>
+          <w:rFonts w:hint="eastAsia"/>
+        </w:rPr>
+        <w:t>操作（见遗留问题，分</w:t>
+      </w:r>
+      <w:r>
+        <w:rPr>
+          <w:rFonts w:hint="eastAsia"/>
+        </w:rPr>
+        <w:t>rc</w:t>
+      </w:r>
+      <w:r>
+        <w:rPr>
+          <w:rFonts w:hint="eastAsia"/>
+        </w:rPr>
+        <w:t>处理）</w:t>
       </w:r>
     </w:p>
     <w:p>
@@ -17767,71 +18071,6 @@
         <w:rPr>
           <w:rFonts w:hint="eastAsia"/>
         </w:rPr>
-        <w:t>如果部分</w:t>
-      </w:r>
-      <w:r>
-        <w:rPr>
-          <w:rFonts w:hint="eastAsia"/>
-        </w:rPr>
-        <w:t>DataGroup</w:t>
-      </w:r>
-      <w:r>
-        <w:rPr>
-          <w:rFonts w:hint="eastAsia"/>
-        </w:rPr>
-        <w:t>不成功，需要在成功的</w:t>
-      </w:r>
-      <w:r>
-        <w:rPr>
-          <w:rFonts w:hint="eastAsia"/>
-        </w:rPr>
-        <w:t>DataGroup</w:t>
-      </w:r>
-      <w:r>
-        <w:rPr>
-          <w:rFonts w:hint="eastAsia"/>
-        </w:rPr>
-        <w:t>上进行回滚操作，执行</w:t>
-      </w:r>
-      <w:r>
-        <w:rPr>
-          <w:rFonts w:hint="eastAsia"/>
-        </w:rPr>
-        <w:t>drop index</w:t>
-      </w:r>
-      <w:r>
-        <w:rPr>
-          <w:rFonts w:hint="eastAsia"/>
-        </w:rPr>
-        <w:t>操作（见遗留问题，分</w:t>
-      </w:r>
-      <w:r>
-        <w:rPr>
-          <w:rFonts w:hint="eastAsia"/>
-        </w:rPr>
-        <w:t>rc</w:t>
-      </w:r>
-      <w:r>
-        <w:rPr>
-          <w:rFonts w:hint="eastAsia"/>
-        </w:rPr>
-        <w:t>处理）</w:t>
-      </w:r>
-    </w:p>
-    <w:p>
-      <w:pPr>
-        <w:pStyle w:val="ListParagraph"/>
-        <w:numPr>
-          <w:ilvl w:val="1"/>
-          <w:numId w:val="21"/>
-        </w:numPr>
-        <w:ind w:firstLineChars="0"/>
-        <w:jc w:val="left"/>
-      </w:pPr>
-      <w:r>
-        <w:rPr>
-          <w:rFonts w:hint="eastAsia"/>
-        </w:rPr>
         <w:t>在</w:t>
       </w:r>
       <w:r>
@@ -17909,7 +18148,6 @@
         <w:rPr>
           <w:rFonts w:hint="eastAsia"/>
         </w:rPr>
-        <w:lastRenderedPageBreak/>
         <w:t>Drop Index</w:t>
       </w:r>
     </w:p>
@@ -18091,6 +18329,7 @@
         <w:rPr>
           <w:rFonts w:hint="eastAsia"/>
         </w:rPr>
+        <w:lastRenderedPageBreak/>
         <w:t>流程图</w:t>
       </w:r>
     </w:p>
@@ -18576,42 +18815,6 @@
         <w:ind w:firstLineChars="0"/>
         <w:jc w:val="left"/>
       </w:pPr>
-      <w:r>
-        <w:rPr>
-          <w:rFonts w:hint="eastAsia"/>
-        </w:rPr>
-        <w:t>Domain</w:t>
-      </w:r>
-      <w:r>
-        <w:rPr>
-          <w:rFonts w:hint="eastAsia"/>
-        </w:rPr>
-        <w:t>更改前包含的</w:t>
-      </w:r>
-      <w:r>
-        <w:rPr>
-          <w:rFonts w:hint="eastAsia"/>
-        </w:rPr>
-        <w:t>Group</w:t>
-      </w:r>
-      <w:r>
-        <w:rPr>
-          <w:rFonts w:hint="eastAsia"/>
-        </w:rPr>
-        <w:t>加</w:t>
-      </w:r>
-      <w:r>
-        <w:rPr>
-          <w:rFonts w:hint="eastAsia"/>
-        </w:rPr>
-        <w:t>S</w:t>
-      </w:r>
-      <w:r>
-        <w:rPr>
-          <w:rFonts w:hint="eastAsia"/>
-        </w:rPr>
-        <w:t>锁</w:t>
-      </w:r>
     </w:p>
     <w:p>
       <w:pPr>
@@ -18876,42 +19079,6 @@
         <w:ind w:firstLineChars="0"/>
         <w:jc w:val="left"/>
       </w:pPr>
-      <w:r>
-        <w:rPr>
-          <w:rFonts w:hint="eastAsia"/>
-        </w:rPr>
-        <w:t>Domain</w:t>
-      </w:r>
-      <w:r>
-        <w:rPr>
-          <w:rFonts w:hint="eastAsia"/>
-        </w:rPr>
-        <w:t>包含的</w:t>
-      </w:r>
-      <w:r>
-        <w:rPr>
-          <w:rFonts w:hint="eastAsia"/>
-        </w:rPr>
-        <w:t>Group</w:t>
-      </w:r>
-      <w:r>
-        <w:rPr>
-          <w:rFonts w:hint="eastAsia"/>
-        </w:rPr>
-        <w:t>加</w:t>
-      </w:r>
-      <w:r>
-        <w:rPr>
-          <w:rFonts w:hint="eastAsia"/>
-        </w:rPr>
-        <w:t>S</w:t>
-      </w:r>
-      <w:r>
-        <w:rPr>
-          <w:rFonts w:hint="eastAsia"/>
-        </w:rPr>
-        <w:t>锁</w:t>
-      </w:r>
     </w:p>
     <w:p>
       <w:pPr>
@@ -19223,6 +19390,226 @@
           </w:p>
         </w:tc>
       </w:tr>
+      <w:tr>
+        <w:tc>
+          <w:tcPr>
+            <w:tcW w:w="885" w:type="dxa"/>
+          </w:tcPr>
+          <w:p>
+            <w:pPr>
+              <w:ind w:left="0"/>
+              <w:jc w:val="left"/>
+            </w:pPr>
+          </w:p>
+        </w:tc>
+        <w:tc>
+          <w:tcPr>
+            <w:tcW w:w="2552" w:type="dxa"/>
+          </w:tcPr>
+          <w:p>
+            <w:pPr>
+              <w:ind w:left="0"/>
+              <w:jc w:val="left"/>
+              <w:rPr>
+                <w:rFonts w:hint="eastAsia"/>
+              </w:rPr>
+            </w:pPr>
+            <w:r>
+              <w:rPr>
+                <w:rFonts w:hint="eastAsia"/>
+              </w:rPr>
+              <w:t>单个</w:t>
+            </w:r>
+            <w:r>
+              <w:rPr>
+                <w:rFonts w:hint="eastAsia"/>
+              </w:rPr>
+              <w:t>Catalog</w:t>
+            </w:r>
+            <w:r>
+              <w:rPr>
+                <w:rFonts w:hint="eastAsia"/>
+              </w:rPr>
+              <w:t>命令的原子性</w:t>
+            </w:r>
+          </w:p>
+        </w:tc>
+        <w:tc>
+          <w:tcPr>
+            <w:tcW w:w="4728" w:type="dxa"/>
+          </w:tcPr>
+          <w:p>
+            <w:pPr>
+              <w:ind w:left="0"/>
+              <w:jc w:val="left"/>
+              <w:rPr>
+                <w:rFonts w:hint="eastAsia"/>
+              </w:rPr>
+            </w:pPr>
+            <w:r>
+              <w:rPr>
+                <w:rFonts w:hint="eastAsia"/>
+              </w:rPr>
+              <w:t>对于单个</w:t>
+            </w:r>
+            <w:r>
+              <w:rPr>
+                <w:rFonts w:hint="eastAsia"/>
+              </w:rPr>
+              <w:t>Catalog</w:t>
+            </w:r>
+            <w:r>
+              <w:rPr>
+                <w:rFonts w:hint="eastAsia"/>
+              </w:rPr>
+              <w:t>命令涉及多个子操作（如</w:t>
+            </w:r>
+            <w:r>
+              <w:rPr>
+                <w:rFonts w:hint="eastAsia"/>
+              </w:rPr>
+              <w:t>CreateCL</w:t>
+            </w:r>
+            <w:r>
+              <w:rPr>
+                <w:rFonts w:hint="eastAsia"/>
+              </w:rPr>
+              <w:t>，先插入</w:t>
+            </w:r>
+            <w:r>
+              <w:rPr>
+                <w:rFonts w:hint="eastAsia"/>
+              </w:rPr>
+              <w:t>SYSCOLLECTIONS</w:t>
+            </w:r>
+            <w:r>
+              <w:rPr>
+                <w:rFonts w:hint="eastAsia"/>
+              </w:rPr>
+              <w:t>表，再更新</w:t>
+            </w:r>
+            <w:r>
+              <w:rPr>
+                <w:rFonts w:hint="eastAsia"/>
+              </w:rPr>
+              <w:t>SYSCOLLECTIONSPACES</w:t>
+            </w:r>
+            <w:r>
+              <w:rPr>
+                <w:rFonts w:hint="eastAsia"/>
+              </w:rPr>
+              <w:t>表）如果期间发生中断，会发生数据不一致，需要后续加入保证原子性的策略（如</w:t>
+            </w:r>
+            <w:r>
+              <w:rPr>
+                <w:rFonts w:hint="eastAsia"/>
+              </w:rPr>
+              <w:t>Transaction</w:t>
+            </w:r>
+            <w:r>
+              <w:rPr>
+                <w:rFonts w:hint="eastAsia"/>
+              </w:rPr>
+              <w:t>）</w:t>
+            </w:r>
+          </w:p>
+        </w:tc>
+      </w:tr>
+      <w:tr>
+        <w:tc>
+          <w:tcPr>
+            <w:tcW w:w="885" w:type="dxa"/>
+          </w:tcPr>
+          <w:p>
+            <w:pPr>
+              <w:ind w:left="0"/>
+              <w:jc w:val="left"/>
+            </w:pPr>
+          </w:p>
+        </w:tc>
+        <w:tc>
+          <w:tcPr>
+            <w:tcW w:w="2552" w:type="dxa"/>
+          </w:tcPr>
+          <w:p>
+            <w:pPr>
+              <w:ind w:left="0"/>
+              <w:jc w:val="left"/>
+              <w:rPr>
+                <w:rFonts w:hint="eastAsia"/>
+              </w:rPr>
+            </w:pPr>
+            <w:r>
+              <w:rPr>
+                <w:rFonts w:hint="eastAsia"/>
+              </w:rPr>
+              <w:t>Catalog Group</w:t>
+            </w:r>
+            <w:r>
+              <w:rPr>
+                <w:rFonts w:hint="eastAsia"/>
+              </w:rPr>
+              <w:t>主备切换</w:t>
+            </w:r>
+          </w:p>
+        </w:tc>
+        <w:tc>
+          <w:tcPr>
+            <w:tcW w:w="4728" w:type="dxa"/>
+          </w:tcPr>
+          <w:p>
+            <w:pPr>
+              <w:ind w:left="0"/>
+              <w:jc w:val="left"/>
+              <w:rPr>
+                <w:rFonts w:hint="eastAsia"/>
+              </w:rPr>
+            </w:pPr>
+            <w:r>
+              <w:rPr>
+                <w:rFonts w:hint="eastAsia"/>
+              </w:rPr>
+              <w:t>如果主备切换发生在</w:t>
+            </w:r>
+            <w:r>
+              <w:rPr>
+                <w:rFonts w:hint="eastAsia"/>
+              </w:rPr>
+              <w:t>Catalog</w:t>
+            </w:r>
+            <w:r>
+              <w:rPr>
+                <w:rFonts w:hint="eastAsia"/>
+              </w:rPr>
+              <w:t>命令期间，可能会发生</w:t>
+            </w:r>
+            <w:r>
+              <w:rPr>
+                <w:rFonts w:hint="eastAsia"/>
+              </w:rPr>
+              <w:t>Catalog</w:t>
+            </w:r>
+            <w:r>
+              <w:rPr>
+                <w:rFonts w:hint="eastAsia"/>
+              </w:rPr>
+              <w:t>和</w:t>
+            </w:r>
+            <w:r>
+              <w:rPr>
+                <w:rFonts w:hint="eastAsia"/>
+              </w:rPr>
+              <w:t>Data</w:t>
+            </w:r>
+            <w:r>
+              <w:rPr>
+                <w:rFonts w:hint="eastAsia"/>
+              </w:rPr>
+              <w:t>不一致的情况，最终由一致性检查处理</w:t>
+            </w:r>
+          </w:p>
+        </w:tc>
+      </w:tr>
     </w:tbl>
     <w:p>
       <w:pPr>
@@ -19233,6 +19620,7 @@
         <w:rPr>
           <w:rFonts w:hint="eastAsia"/>
         </w:rPr>
+        <w:lastRenderedPageBreak/>
         <w:t>验收</w:t>
       </w:r>
       <w:r>
@@ -19791,7 +20179,6 @@
                 <w:sz w:val="13"/>
                 <w:szCs w:val="13"/>
               </w:rPr>
-              <w:lastRenderedPageBreak/>
               <w:t>并行运行两个脚本</w:t>
             </w:r>
             <w:r>
@@ -19981,7 +20368,6 @@
                 <w:sz w:val="13"/>
                 <w:szCs w:val="13"/>
               </w:rPr>
-              <w:lastRenderedPageBreak/>
               <w:t>脚本可以持续执行，</w:t>
             </w:r>
             <w:r>
@@ -19990,16 +20376,7 @@
                 <w:sz w:val="13"/>
                 <w:szCs w:val="13"/>
               </w:rPr>
-              <w:t>不存在没有删</w:t>
-            </w:r>
-            <w:r>
-              <w:rPr>
-                <w:rFonts w:hint="eastAsia"/>
-                <w:sz w:val="13"/>
-                <w:szCs w:val="13"/>
-              </w:rPr>
-              <w:lastRenderedPageBreak/>
-              <w:t>除的</w:t>
+              <w:t>不存在没有删除的</w:t>
             </w:r>
             <w:r>
               <w:rPr>
@@ -20040,7 +20417,6 @@
                 <w:sz w:val="13"/>
                 <w:szCs w:val="13"/>
               </w:rPr>
-              <w:lastRenderedPageBreak/>
               <w:t>Story.ACID.005</w:t>
             </w:r>
             <w:r>
@@ -20193,7 +20569,6 @@
               <w:ind w:firstLineChars="0"/>
               <w:jc w:val="left"/>
               <w:rPr>
-                <w:rFonts w:hint="eastAsia"/>
                 <w:sz w:val="13"/>
                 <w:szCs w:val="13"/>
               </w:rPr>
@@ -20241,7 +20616,6 @@
               <w:ind w:firstLineChars="0"/>
               <w:jc w:val="left"/>
               <w:rPr>
-                <w:rFonts w:hint="eastAsia"/>
                 <w:sz w:val="13"/>
                 <w:szCs w:val="13"/>
               </w:rPr>
@@ -20547,7 +20921,6 @@
               <w:ind w:firstLineChars="0"/>
               <w:jc w:val="left"/>
               <w:rPr>
-                <w:rFonts w:hint="eastAsia"/>
                 <w:sz w:val="13"/>
                 <w:szCs w:val="13"/>
               </w:rPr>
@@ -20587,7 +20960,6 @@
               <w:ind w:firstLineChars="0"/>
               <w:jc w:val="left"/>
               <w:rPr>
-                <w:rFonts w:hint="eastAsia"/>
                 <w:sz w:val="13"/>
                 <w:szCs w:val="13"/>
               </w:rPr>
@@ -20836,15 +21208,7 @@
                 <w:sz w:val="13"/>
                 <w:szCs w:val="13"/>
               </w:rPr>
-              <w:t>drop</w:t>
-            </w:r>
-            <w:r>
-              <w:rPr>
-                <w:rFonts w:hint="eastAsia"/>
-                <w:sz w:val="13"/>
-                <w:szCs w:val="13"/>
-              </w:rPr>
-              <w:t>Index</w:t>
+              <w:t>dropIndex</w:t>
             </w:r>
           </w:p>
         </w:tc>
@@ -20909,7 +21273,6 @@
               <w:ind w:firstLineChars="0"/>
               <w:jc w:val="left"/>
               <w:rPr>
-                <w:rFonts w:hint="eastAsia"/>
                 <w:sz w:val="13"/>
                 <w:szCs w:val="13"/>
               </w:rPr>
@@ -20949,7 +21312,6 @@
               <w:ind w:firstLineChars="0"/>
               <w:jc w:val="left"/>
               <w:rPr>
-                <w:rFonts w:hint="eastAsia"/>
                 <w:sz w:val="13"/>
                 <w:szCs w:val="13"/>
               </w:rPr>
@@ -21271,7 +21633,6 @@
               <w:ind w:firstLineChars="0"/>
               <w:jc w:val="left"/>
               <w:rPr>
-                <w:rFonts w:hint="eastAsia"/>
                 <w:sz w:val="13"/>
                 <w:szCs w:val="13"/>
               </w:rPr>
@@ -21311,7 +21672,6 @@
               <w:ind w:firstLineChars="0"/>
               <w:jc w:val="left"/>
               <w:rPr>
-                <w:rFonts w:hint="eastAsia"/>
                 <w:sz w:val="13"/>
                 <w:szCs w:val="13"/>
               </w:rPr>
@@ -21633,7 +21993,6 @@
               <w:ind w:firstLineChars="0"/>
               <w:jc w:val="left"/>
               <w:rPr>
-                <w:rFonts w:hint="eastAsia"/>
                 <w:sz w:val="13"/>
                 <w:szCs w:val="13"/>
               </w:rPr>
@@ -21673,7 +22032,6 @@
               <w:ind w:firstLineChars="0"/>
               <w:jc w:val="left"/>
               <w:rPr>
-                <w:rFonts w:hint="eastAsia"/>
                 <w:sz w:val="13"/>
                 <w:szCs w:val="13"/>
               </w:rPr>
@@ -21930,15 +22288,8 @@
                 <w:sz w:val="13"/>
                 <w:szCs w:val="13"/>
               </w:rPr>
-              <w:t>create</w:t>
-            </w:r>
-            <w:r>
-              <w:rPr>
-                <w:rFonts w:hint="eastAsia"/>
-                <w:sz w:val="13"/>
-                <w:szCs w:val="13"/>
-              </w:rPr>
-              <w:t>Group</w:t>
+              <w:lastRenderedPageBreak/>
+              <w:t>createGroup</w:t>
             </w:r>
             <w:r>
               <w:rPr>
@@ -21982,6 +22333,7 @@
                 <w:sz w:val="13"/>
                 <w:szCs w:val="13"/>
               </w:rPr>
+              <w:lastRenderedPageBreak/>
               <w:t>启动</w:t>
             </w:r>
             <w:r>
@@ -22019,7 +22371,6 @@
               <w:ind w:firstLineChars="0"/>
               <w:jc w:val="left"/>
               <w:rPr>
-                <w:rFonts w:hint="eastAsia"/>
                 <w:sz w:val="13"/>
                 <w:szCs w:val="13"/>
               </w:rPr>
@@ -22030,6 +22381,7 @@
                 <w:sz w:val="13"/>
                 <w:szCs w:val="13"/>
               </w:rPr>
+              <w:lastRenderedPageBreak/>
               <w:t>并行运行两个脚本在相同的</w:t>
             </w:r>
             <w:r>
@@ -22059,7 +22411,6 @@
               <w:ind w:firstLineChars="0"/>
               <w:jc w:val="left"/>
               <w:rPr>
-                <w:rFonts w:hint="eastAsia"/>
                 <w:sz w:val="13"/>
                 <w:szCs w:val="13"/>
               </w:rPr>
@@ -22196,7 +22547,17 @@
                 <w:sz w:val="13"/>
                 <w:szCs w:val="13"/>
               </w:rPr>
-              <w:t>脚本可以持续执行，不存在没有删除的</w:t>
+              <w:lastRenderedPageBreak/>
+              <w:t>脚本可以持续执行，不存在没有删</w:t>
+            </w:r>
+            <w:r>
+              <w:rPr>
+                <w:rFonts w:hint="eastAsia"/>
+                <w:sz w:val="13"/>
+                <w:szCs w:val="13"/>
+              </w:rPr>
+              <w:lastRenderedPageBreak/>
+              <w:t>除的</w:t>
             </w:r>
             <w:r>
               <w:rPr>
@@ -22237,6 +22598,7 @@
                 <w:sz w:val="13"/>
                 <w:szCs w:val="13"/>
               </w:rPr>
+              <w:lastRenderedPageBreak/>
               <w:t>Story.ACID.005</w:t>
             </w:r>
             <w:r>
@@ -22316,15 +22678,7 @@
                 <w:sz w:val="13"/>
                 <w:szCs w:val="13"/>
               </w:rPr>
-              <w:t>create</w:t>
-            </w:r>
-            <w:r>
-              <w:rPr>
-                <w:rFonts w:hint="eastAsia"/>
-                <w:sz w:val="13"/>
-                <w:szCs w:val="13"/>
-              </w:rPr>
-              <w:t>CS</w:t>
+              <w:t>createCS</w:t>
             </w:r>
             <w:r>
               <w:rPr>
@@ -22405,7 +22759,6 @@
               <w:ind w:firstLineChars="0"/>
               <w:jc w:val="left"/>
               <w:rPr>
-                <w:rFonts w:hint="eastAsia"/>
                 <w:sz w:val="13"/>
                 <w:szCs w:val="13"/>
               </w:rPr>
@@ -22445,7 +22798,6 @@
               <w:ind w:firstLineChars="0"/>
               <w:jc w:val="left"/>
               <w:rPr>
-                <w:rFonts w:hint="eastAsia"/>
                 <w:sz w:val="13"/>
                 <w:szCs w:val="13"/>
               </w:rPr>
@@ -22519,7 +22871,6 @@
                 <w:sz w:val="13"/>
                 <w:szCs w:val="13"/>
               </w:rPr>
-              <w:lastRenderedPageBreak/>
               <w:t>脚本</w:t>
             </w:r>
             <w:r>
@@ -22599,7 +22950,6 @@
                 <w:sz w:val="13"/>
                 <w:szCs w:val="13"/>
               </w:rPr>
-              <w:lastRenderedPageBreak/>
               <w:t>脚本可以持续执行，不存在没有删除的</w:t>
             </w:r>
             <w:r>
@@ -22641,7 +22991,6 @@
                 <w:sz w:val="13"/>
                 <w:szCs w:val="13"/>
               </w:rPr>
-              <w:lastRenderedPageBreak/>
               <w:t>Story.ACID.005</w:t>
             </w:r>
             <w:r>
@@ -22802,7 +23151,6 @@
               <w:ind w:firstLineChars="0"/>
               <w:jc w:val="left"/>
               <w:rPr>
-                <w:rFonts w:hint="eastAsia"/>
                 <w:sz w:val="13"/>
                 <w:szCs w:val="13"/>
               </w:rPr>
@@ -22842,7 +23190,6 @@
               <w:ind w:firstLineChars="0"/>
               <w:jc w:val="left"/>
               <w:rPr>
-                <w:rFonts w:hint="eastAsia"/>
                 <w:sz w:val="13"/>
                 <w:szCs w:val="13"/>
               </w:rPr>
@@ -23052,15 +23399,7 @@
                 <w:sz w:val="13"/>
                 <w:szCs w:val="13"/>
               </w:rPr>
-              <w:t>1</w:t>
-            </w:r>
-            <w:r>
-              <w:rPr>
-                <w:rFonts w:hint="eastAsia"/>
-                <w:sz w:val="13"/>
-                <w:szCs w:val="13"/>
-              </w:rPr>
-              <w:t>1</w:t>
+              <w:t>11</w:t>
             </w:r>
           </w:p>
         </w:tc>
@@ -23220,7 +23559,6 @@
               <w:ind w:firstLineChars="0"/>
               <w:jc w:val="left"/>
               <w:rPr>
-                <w:rFonts w:hint="eastAsia"/>
                 <w:sz w:val="13"/>
                 <w:szCs w:val="13"/>
               </w:rPr>
@@ -23260,7 +23598,6 @@
               <w:ind w:firstLineChars="0"/>
               <w:jc w:val="left"/>
               <w:rPr>
-                <w:rFonts w:hint="eastAsia"/>
                 <w:sz w:val="13"/>
                 <w:szCs w:val="13"/>
               </w:rPr>
@@ -23598,7 +23935,6 @@
               <w:ind w:firstLineChars="0"/>
               <w:jc w:val="left"/>
               <w:rPr>
-                <w:rFonts w:hint="eastAsia"/>
                 <w:sz w:val="13"/>
                 <w:szCs w:val="13"/>
               </w:rPr>
@@ -23638,7 +23974,6 @@
               <w:ind w:firstLineChars="0"/>
               <w:jc w:val="left"/>
               <w:rPr>
-                <w:rFonts w:hint="eastAsia"/>
                 <w:sz w:val="13"/>
                 <w:szCs w:val="13"/>
               </w:rPr>
@@ -23960,7 +24295,6 @@
               <w:ind w:firstLineChars="0"/>
               <w:jc w:val="left"/>
               <w:rPr>
-                <w:rFonts w:hint="eastAsia"/>
                 <w:sz w:val="13"/>
                 <w:szCs w:val="13"/>
               </w:rPr>
@@ -24000,7 +24334,6 @@
               <w:ind w:firstLineChars="0"/>
               <w:jc w:val="left"/>
               <w:rPr>
-                <w:rFonts w:hint="eastAsia"/>
                 <w:sz w:val="13"/>
                 <w:szCs w:val="13"/>
               </w:rPr>
@@ -24330,7 +24663,6 @@
               <w:ind w:firstLineChars="0"/>
               <w:jc w:val="left"/>
               <w:rPr>
-                <w:rFonts w:hint="eastAsia"/>
                 <w:sz w:val="13"/>
                 <w:szCs w:val="13"/>
               </w:rPr>
@@ -24370,7 +24702,6 @@
               <w:ind w:firstLineChars="0"/>
               <w:jc w:val="left"/>
               <w:rPr>
-                <w:rFonts w:hint="eastAsia"/>
                 <w:sz w:val="13"/>
                 <w:szCs w:val="13"/>
               </w:rPr>
@@ -24572,15 +24903,7 @@
                 <w:sz w:val="13"/>
                 <w:szCs w:val="13"/>
               </w:rPr>
-              <w:t>1</w:t>
-            </w:r>
-            <w:r>
-              <w:rPr>
-                <w:rFonts w:hint="eastAsia"/>
-                <w:sz w:val="13"/>
-                <w:szCs w:val="13"/>
-              </w:rPr>
-              <w:t>5</w:t>
+              <w:t>15</w:t>
             </w:r>
           </w:p>
         </w:tc>
@@ -24651,15 +24974,7 @@
                 <w:sz w:val="13"/>
                 <w:szCs w:val="13"/>
               </w:rPr>
-              <w:t>create</w:t>
-            </w:r>
-            <w:r>
-              <w:rPr>
-                <w:rFonts w:hint="eastAsia"/>
-                <w:sz w:val="13"/>
-                <w:szCs w:val="13"/>
-              </w:rPr>
-              <w:t>Index</w:t>
+              <w:t>createIndex</w:t>
             </w:r>
             <w:r>
               <w:rPr>
@@ -24675,15 +24990,7 @@
                 <w:sz w:val="13"/>
                 <w:szCs w:val="13"/>
               </w:rPr>
-              <w:t>drop</w:t>
-            </w:r>
-            <w:r>
-              <w:rPr>
-                <w:rFonts w:hint="eastAsia"/>
-                <w:sz w:val="13"/>
-                <w:szCs w:val="13"/>
-              </w:rPr>
-              <w:t>Index</w:t>
+              <w:t>dropIndex</w:t>
             </w:r>
           </w:p>
         </w:tc>
@@ -24748,7 +25055,6 @@
               <w:ind w:firstLineChars="0"/>
               <w:jc w:val="left"/>
               <w:rPr>
-                <w:rFonts w:hint="eastAsia"/>
                 <w:sz w:val="13"/>
                 <w:szCs w:val="13"/>
               </w:rPr>
@@ -24767,6 +25073,7 @@
                 <w:sz w:val="13"/>
                 <w:szCs w:val="13"/>
               </w:rPr>
+              <w:lastRenderedPageBreak/>
               <w:t>Collection</w:t>
             </w:r>
             <w:r>
@@ -24788,7 +25095,6 @@
               <w:ind w:firstLineChars="0"/>
               <w:jc w:val="left"/>
               <w:rPr>
-                <w:rFonts w:hint="eastAsia"/>
                 <w:sz w:val="13"/>
                 <w:szCs w:val="13"/>
               </w:rPr>
@@ -24925,6 +25231,7 @@
                 <w:sz w:val="13"/>
                 <w:szCs w:val="13"/>
               </w:rPr>
+              <w:lastRenderedPageBreak/>
               <w:t>脚本可以持续执行，不存在没有删除的</w:t>
             </w:r>
             <w:r>
@@ -24966,6 +25273,7 @@
                 <w:sz w:val="13"/>
                 <w:szCs w:val="13"/>
               </w:rPr>
+              <w:lastRenderedPageBreak/>
               <w:t>Story.ACID.005</w:t>
             </w:r>
             <w:r>
@@ -24982,15 +25290,7 @@
                 <w:sz w:val="13"/>
                 <w:szCs w:val="13"/>
               </w:rPr>
-              <w:t>1</w:t>
-            </w:r>
-            <w:r>
-              <w:rPr>
-                <w:rFonts w:hint="eastAsia"/>
-                <w:sz w:val="13"/>
-                <w:szCs w:val="13"/>
-              </w:rPr>
-              <w:t>6</w:t>
+              <w:t>16</w:t>
             </w:r>
           </w:p>
         </w:tc>
@@ -25126,7 +25426,6 @@
               <w:ind w:firstLineChars="0"/>
               <w:jc w:val="left"/>
               <w:rPr>
-                <w:rFonts w:hint="eastAsia"/>
                 <w:sz w:val="13"/>
                 <w:szCs w:val="13"/>
               </w:rPr>
@@ -25166,7 +25465,6 @@
               <w:ind w:firstLineChars="0"/>
               <w:jc w:val="left"/>
               <w:rPr>
-                <w:rFonts w:hint="eastAsia"/>
                 <w:sz w:val="13"/>
                 <w:szCs w:val="13"/>
               </w:rPr>
@@ -25323,7 +25621,6 @@
         <w:rPr>
           <w:rFonts w:hint="eastAsia"/>
         </w:rPr>
-        <w:lastRenderedPageBreak/>
         <w:t>Checklist</w:t>
       </w:r>
     </w:p>
@@ -25988,7 +26285,7 @@
         <w:ind w:left="1617" w:hanging="420"/>
       </w:pPr>
     </w:lvl>
-    <w:lvl w:ilvl="3" w:tplc="0409000F" w:tentative="1">
+    <w:lvl w:ilvl="3" w:tplc="0409000F">
       <w:start w:val="1"/>
       <w:numFmt w:val="decimal"/>
       <w:lvlText w:val="%4."/>
@@ -29919,7 +30216,7 @@
   <w:abstractNum w:abstractNumId="46">
     <w:nsid w:val="6EAA4F0F"/>
     <w:multiLevelType w:val="hybridMultilevel"/>
-    <w:tmpl w:val="26BA162C"/>
+    <w:tmpl w:val="53A2DD34"/>
     <w:lvl w:ilvl="0" w:tplc="0409000F">
       <w:start w:val="1"/>
       <w:numFmt w:val="decimal"/>
@@ -29938,16 +30235,16 @@
         <w:ind w:left="1197" w:hanging="420"/>
       </w:pPr>
     </w:lvl>
-    <w:lvl w:ilvl="2" w:tplc="0409001B">
-      <w:start w:val="1"/>
-      <w:numFmt w:val="lowerRoman"/>
+    <w:lvl w:ilvl="2" w:tplc="0409000F">
+      <w:start w:val="1"/>
+      <w:numFmt w:val="decimal"/>
       <w:lvlText w:val="%3."/>
-      <w:lvlJc w:val="right"/>
+      <w:lvlJc w:val="left"/>
       <w:pPr>
         <w:ind w:left="1617" w:hanging="420"/>
       </w:pPr>
     </w:lvl>
-    <w:lvl w:ilvl="3" w:tplc="0409000F" w:tentative="1">
+    <w:lvl w:ilvl="3" w:tplc="0409000F">
       <w:start w:val="1"/>
       <w:numFmt w:val="decimal"/>
       <w:lvlText w:val="%4."/>

--- a/internal_doc/03.开发设计/Catalog/Story_Catalog元数据一致性改进.docx
+++ b/internal_doc/03.开发设计/Catalog/Story_Catalog元数据一致性改进.docx
@@ -1427,82 +1427,98 @@
         </w:numPr>
         <w:ind w:firstLineChars="0"/>
         <w:jc w:val="left"/>
-      </w:pPr>
-      <w:r>
-        <w:rPr>
-          <w:rFonts w:hint="eastAsia"/>
+        <w:rPr>
+          <w:strike/>
+        </w:rPr>
+      </w:pPr>
+      <w:r>
+        <w:rPr>
+          <w:rFonts w:hint="eastAsia"/>
+          <w:strike/>
         </w:rPr>
         <w:t>在</w:t>
       </w:r>
       <w:r>
         <w:rPr>
           <w:rFonts w:hint="eastAsia"/>
+          <w:strike/>
         </w:rPr>
         <w:t>Catalog</w:t>
       </w:r>
       <w:r>
         <w:rPr>
           <w:rFonts w:hint="eastAsia"/>
+          <w:strike/>
         </w:rPr>
         <w:t>切换主备后，对</w:t>
       </w:r>
       <w:r>
         <w:rPr>
           <w:rFonts w:hint="eastAsia"/>
+          <w:strike/>
         </w:rPr>
         <w:t>DataGroup</w:t>
       </w:r>
       <w:r>
         <w:rPr>
           <w:rFonts w:hint="eastAsia"/>
+          <w:strike/>
         </w:rPr>
         <w:t>上的</w:t>
       </w:r>
       <w:r>
         <w:rPr>
           <w:rFonts w:hint="eastAsia"/>
+          <w:strike/>
         </w:rPr>
         <w:t>CollectionSpace</w:t>
       </w:r>
       <w:r>
         <w:rPr>
           <w:rFonts w:hint="eastAsia"/>
+          <w:strike/>
         </w:rPr>
         <w:t>文件进行一致性检查，从而保证</w:t>
       </w:r>
       <w:r>
         <w:rPr>
           <w:rFonts w:hint="eastAsia"/>
+          <w:strike/>
         </w:rPr>
         <w:t>Catalog</w:t>
       </w:r>
       <w:r>
         <w:rPr>
           <w:rFonts w:hint="eastAsia"/>
+          <w:strike/>
         </w:rPr>
         <w:t>和</w:t>
       </w:r>
       <w:r>
         <w:rPr>
           <w:rFonts w:hint="eastAsia"/>
+          <w:strike/>
         </w:rPr>
         <w:t>DataGroup</w:t>
       </w:r>
       <w:r>
         <w:rPr>
           <w:rFonts w:hint="eastAsia"/>
+          <w:strike/>
         </w:rPr>
         <w:t>上</w:t>
       </w:r>
       <w:r>
         <w:rPr>
           <w:rFonts w:hint="eastAsia"/>
+          <w:strike/>
         </w:rPr>
         <w:t>CollectionSpace</w:t>
       </w:r>
       <w:r>
         <w:rPr>
           <w:rFonts w:hint="eastAsia"/>
+          <w:strike/>
         </w:rPr>
         <w:t>信息的一致性</w:t>
       </w:r>
@@ -1516,46 +1532,56 @@
         </w:numPr>
         <w:ind w:firstLineChars="0"/>
         <w:jc w:val="left"/>
-      </w:pPr>
-      <w:r>
-        <w:rPr>
-          <w:rFonts w:hint="eastAsia"/>
+        <w:rPr>
+          <w:strike/>
+        </w:rPr>
+      </w:pPr>
+      <w:r>
+        <w:rPr>
+          <w:rFonts w:hint="eastAsia"/>
+          <w:strike/>
         </w:rPr>
         <w:t>主动一致性检查，当</w:t>
       </w:r>
       <w:r>
         <w:rPr>
           <w:rFonts w:hint="eastAsia"/>
+          <w:strike/>
         </w:rPr>
         <w:t>DataGroup</w:t>
       </w:r>
       <w:r>
         <w:rPr>
           <w:rFonts w:hint="eastAsia"/>
+          <w:strike/>
         </w:rPr>
         <w:t>知道</w:t>
       </w:r>
       <w:r>
         <w:rPr>
           <w:rFonts w:hint="eastAsia"/>
+          <w:strike/>
         </w:rPr>
         <w:t>Catalog</w:t>
       </w:r>
       <w:r>
         <w:rPr>
           <w:rFonts w:hint="eastAsia"/>
+          <w:strike/>
         </w:rPr>
         <w:t>进行主备切换后，主动对</w:t>
       </w:r>
       <w:r>
         <w:rPr>
           <w:rFonts w:hint="eastAsia"/>
+          <w:strike/>
         </w:rPr>
         <w:t>CollectionSpace</w:t>
       </w:r>
       <w:r>
         <w:rPr>
           <w:rFonts w:hint="eastAsia"/>
+          <w:strike/>
         </w:rPr>
         <w:t>文件进行一致性检查</w:t>
       </w:r>
@@ -1569,48 +1595,101 @@
         </w:numPr>
         <w:ind w:firstLineChars="0"/>
         <w:jc w:val="left"/>
-      </w:pPr>
-      <w:r>
-        <w:rPr>
-          <w:rFonts w:hint="eastAsia"/>
+        <w:rPr>
+          <w:strike/>
+        </w:rPr>
+      </w:pPr>
+      <w:r>
+        <w:rPr>
+          <w:rFonts w:hint="eastAsia"/>
+          <w:strike/>
         </w:rPr>
         <w:t>被动一致性检查，当</w:t>
       </w:r>
       <w:r>
         <w:rPr>
           <w:rFonts w:hint="eastAsia"/>
+          <w:strike/>
         </w:rPr>
         <w:t>DataGroup</w:t>
       </w:r>
       <w:r>
         <w:rPr>
           <w:rFonts w:hint="eastAsia"/>
+          <w:strike/>
         </w:rPr>
         <w:t>进行某些操作发生错误时（</w:t>
       </w:r>
       <w:r>
         <w:rPr>
           <w:rFonts w:hint="eastAsia"/>
+          <w:strike/>
         </w:rPr>
         <w:t>CreateCS</w:t>
       </w:r>
       <w:r>
         <w:rPr>
           <w:rFonts w:hint="eastAsia"/>
+          <w:strike/>
         </w:rPr>
         <w:t>）对</w:t>
       </w:r>
       <w:r>
         <w:rPr>
           <w:rFonts w:hint="eastAsia"/>
+          <w:strike/>
         </w:rPr>
         <w:t>CollectionSpace</w:t>
       </w:r>
       <w:r>
         <w:rPr>
           <w:rFonts w:hint="eastAsia"/>
+          <w:strike/>
         </w:rPr>
         <w:t>文件进行一致性检查</w:t>
+      </w:r>
+    </w:p>
+    <w:p>
+      <w:pPr>
+        <w:pStyle w:val="ListParagraph"/>
+        <w:numPr>
+          <w:ilvl w:val="1"/>
+          <w:numId w:val="33"/>
+        </w:numPr>
+        <w:ind w:firstLineChars="0"/>
+        <w:jc w:val="left"/>
+        <w:rPr>
+          <w:b/>
+          <w:strike/>
+          <w:color w:val="FF0000"/>
+        </w:rPr>
+      </w:pPr>
+      <w:r>
+        <w:rPr>
+          <w:rFonts w:hint="eastAsia"/>
+          <w:b/>
+          <w:strike/>
+          <w:color w:val="FF0000"/>
+        </w:rPr>
+        <w:t>[</w:t>
+      </w:r>
+      <w:r>
+        <w:rPr>
+          <w:rFonts w:hint="eastAsia"/>
+          <w:b/>
+          <w:strike/>
+          <w:color w:val="FF0000"/>
+        </w:rPr>
+        <w:t>暂时不加入</w:t>
+      </w:r>
+      <w:r>
+        <w:rPr>
+          <w:rFonts w:hint="eastAsia"/>
+          <w:b/>
+          <w:strike/>
+          <w:color w:val="FF0000"/>
+        </w:rPr>
+        <w:t>]</w:t>
       </w:r>
     </w:p>
     <w:p>
@@ -4188,41 +4267,86 @@
     </w:p>
     <w:p>
       <w:pPr>
-        <w:jc w:val="left"/>
-      </w:pPr>
-      <w:r>
-        <w:rPr>
-          <w:rFonts w:hint="eastAsia"/>
+        <w:rPr>
+          <w:b/>
+          <w:strike/>
+          <w:color w:val="FF0000"/>
+        </w:rPr>
+      </w:pPr>
+      <w:r>
+        <w:rPr>
+          <w:rFonts w:hint="eastAsia"/>
+          <w:b/>
+          <w:strike/>
+          <w:color w:val="FF0000"/>
+        </w:rPr>
+        <w:t>[</w:t>
+      </w:r>
+      <w:r>
+        <w:rPr>
+          <w:rFonts w:hint="eastAsia"/>
+          <w:b/>
+          <w:strike/>
+          <w:color w:val="FF0000"/>
+        </w:rPr>
+        <w:t>暂时不加入</w:t>
+      </w:r>
+      <w:r>
+        <w:rPr>
+          <w:rFonts w:hint="eastAsia"/>
+          <w:b/>
+          <w:strike/>
+          <w:color w:val="FF0000"/>
+        </w:rPr>
+        <w:t>]</w:t>
+      </w:r>
+    </w:p>
+    <w:p>
+      <w:pPr>
+        <w:jc w:val="left"/>
+        <w:rPr>
+          <w:strike/>
+        </w:rPr>
+      </w:pPr>
+      <w:r>
+        <w:rPr>
+          <w:rFonts w:hint="eastAsia"/>
+          <w:strike/>
         </w:rPr>
         <w:t>Catalog</w:t>
       </w:r>
       <w:r>
         <w:rPr>
           <w:rFonts w:hint="eastAsia"/>
+          <w:strike/>
         </w:rPr>
         <w:t>在主备切换之后，</w:t>
       </w:r>
       <w:r>
         <w:rPr>
           <w:rFonts w:hint="eastAsia"/>
+          <w:strike/>
         </w:rPr>
         <w:t>DataGroup</w:t>
       </w:r>
       <w:r>
         <w:rPr>
           <w:rFonts w:hint="eastAsia"/>
+          <w:strike/>
         </w:rPr>
         <w:t>需要进行</w:t>
       </w:r>
       <w:r>
         <w:rPr>
           <w:rFonts w:hint="eastAsia"/>
+          <w:strike/>
         </w:rPr>
         <w:t>CollectionSpace</w:t>
       </w:r>
       <w:r>
         <w:rPr>
           <w:rFonts w:hint="eastAsia"/>
+          <w:strike/>
         </w:rPr>
         <w:t>文件的一致性检查：</w:t>
       </w:r>
@@ -4236,10 +4360,14 @@
         </w:numPr>
         <w:ind w:firstLineChars="0"/>
         <w:jc w:val="left"/>
-      </w:pPr>
-      <w:r>
-        <w:rPr>
-          <w:rFonts w:hint="eastAsia"/>
+        <w:rPr>
+          <w:strike/>
+        </w:rPr>
+      </w:pPr>
+      <w:r>
+        <w:rPr>
+          <w:rFonts w:hint="eastAsia"/>
+          <w:strike/>
         </w:rPr>
         <w:t>主动检查</w:t>
       </w:r>
@@ -4253,46 +4381,56 @@
         </w:numPr>
         <w:ind w:firstLineChars="0"/>
         <w:jc w:val="left"/>
-      </w:pPr>
-      <w:r>
-        <w:rPr>
-          <w:rFonts w:hint="eastAsia"/>
+        <w:rPr>
+          <w:strike/>
+        </w:rPr>
+      </w:pPr>
+      <w:r>
+        <w:rPr>
+          <w:rFonts w:hint="eastAsia"/>
+          <w:strike/>
         </w:rPr>
         <w:t>当</w:t>
       </w:r>
       <w:r>
         <w:rPr>
           <w:rFonts w:hint="eastAsia"/>
+          <w:strike/>
         </w:rPr>
         <w:t>Catalog</w:t>
       </w:r>
       <w:r>
         <w:rPr>
           <w:rFonts w:hint="eastAsia"/>
+          <w:strike/>
         </w:rPr>
         <w:t>主备切换发生后，</w:t>
       </w:r>
       <w:r>
         <w:rPr>
           <w:rFonts w:hint="eastAsia"/>
+          <w:strike/>
         </w:rPr>
         <w:t>DataGroup</w:t>
       </w:r>
       <w:r>
         <w:rPr>
           <w:rFonts w:hint="eastAsia"/>
+          <w:strike/>
         </w:rPr>
         <w:t>不会收到</w:t>
       </w:r>
       <w:r>
         <w:rPr>
           <w:rFonts w:hint="eastAsia"/>
+          <w:strike/>
         </w:rPr>
         <w:t>Catalog</w:t>
       </w:r>
       <w:r>
         <w:rPr>
           <w:rFonts w:hint="eastAsia"/>
+          <w:strike/>
         </w:rPr>
         <w:t>发送的主备切换通知</w:t>
       </w:r>
@@ -4306,31 +4444,41 @@
         </w:numPr>
         <w:ind w:firstLineChars="0"/>
         <w:jc w:val="left"/>
-      </w:pPr>
-      <w:r>
-        <w:rPr>
-          <w:rFonts w:hint="eastAsia"/>
+        <w:rPr>
+          <w:strike/>
+        </w:rPr>
+      </w:pPr>
+      <w:r>
+        <w:rPr>
+          <w:rFonts w:hint="eastAsia"/>
+          <w:strike/>
         </w:rPr>
         <w:t>因此定时对</w:t>
       </w:r>
       <w:r>
         <w:rPr>
           <w:rFonts w:hint="eastAsia"/>
+          <w:strike/>
         </w:rPr>
         <w:t>DataGroup</w:t>
       </w:r>
       <w:r>
         <w:rPr>
           <w:rFonts w:hint="eastAsia"/>
+          <w:strike/>
         </w:rPr>
         <w:t>进行一致性检查（</w:t>
       </w:r>
       <w:r>
+        <w:rPr>
+          <w:strike/>
+        </w:rPr>
         <w:t>_clsShardMgr::updateCatGroup</w:t>
       </w:r>
       <w:r>
         <w:rPr>
           <w:rFonts w:hint="eastAsia"/>
+          <w:strike/>
         </w:rPr>
         <w:t>）</w:t>
       </w:r>
@@ -4344,10 +4492,14 @@
         </w:numPr>
         <w:ind w:firstLineChars="0"/>
         <w:jc w:val="left"/>
-      </w:pPr>
-      <w:r>
-        <w:rPr>
-          <w:rFonts w:hint="eastAsia"/>
+        <w:rPr>
+          <w:strike/>
+        </w:rPr>
+      </w:pPr>
+      <w:r>
+        <w:rPr>
+          <w:rFonts w:hint="eastAsia"/>
+          <w:strike/>
         </w:rPr>
         <w:t>被动检查</w:t>
       </w:r>
@@ -4361,40 +4513,49 @@
         </w:numPr>
         <w:ind w:firstLineChars="0"/>
         <w:jc w:val="left"/>
-      </w:pPr>
-      <w:r>
-        <w:rPr>
-          <w:rFonts w:hint="eastAsia"/>
+        <w:rPr>
+          <w:strike/>
+        </w:rPr>
+      </w:pPr>
+      <w:r>
+        <w:rPr>
+          <w:rFonts w:hint="eastAsia"/>
+          <w:strike/>
         </w:rPr>
         <w:t>任何时刻</w:t>
       </w:r>
       <w:r>
         <w:rPr>
           <w:rFonts w:hint="eastAsia"/>
+          <w:strike/>
         </w:rPr>
         <w:t>，</w:t>
       </w:r>
       <w:r>
         <w:rPr>
           <w:rFonts w:hint="eastAsia"/>
+          <w:strike/>
         </w:rPr>
         <w:t>CreateCL</w:t>
       </w:r>
       <w:r>
         <w:rPr>
           <w:rFonts w:hint="eastAsia"/>
+          <w:strike/>
         </w:rPr>
         <w:t>需要进行</w:t>
       </w:r>
       <w:r>
         <w:rPr>
           <w:rFonts w:hint="eastAsia"/>
+          <w:strike/>
         </w:rPr>
         <w:t>CollectionSpace</w:t>
       </w:r>
       <w:r>
         <w:rPr>
           <w:rFonts w:hint="eastAsia"/>
+          <w:strike/>
         </w:rPr>
         <w:t>文件一致性检查</w:t>
       </w:r>
@@ -4408,34 +4569,42 @@
         </w:numPr>
         <w:ind w:firstLineChars="0"/>
         <w:jc w:val="left"/>
-      </w:pPr>
-      <w:r>
-        <w:rPr>
-          <w:rFonts w:hint="eastAsia"/>
+        <w:rPr>
+          <w:strike/>
+        </w:rPr>
+      </w:pPr>
+      <w:r>
+        <w:rPr>
+          <w:rFonts w:hint="eastAsia"/>
+          <w:strike/>
         </w:rPr>
         <w:t>保证</w:t>
       </w:r>
       <w:r>
         <w:rPr>
           <w:rFonts w:hint="eastAsia"/>
+          <w:strike/>
         </w:rPr>
         <w:t>Collection</w:t>
       </w:r>
       <w:r>
         <w:rPr>
           <w:rFonts w:hint="eastAsia"/>
+          <w:strike/>
         </w:rPr>
         <w:t>在最新的</w:t>
       </w:r>
       <w:r>
         <w:rPr>
           <w:rFonts w:hint="eastAsia"/>
+          <w:strike/>
         </w:rPr>
         <w:t>CollectionSpace</w:t>
       </w:r>
       <w:r>
         <w:rPr>
           <w:rFonts w:hint="eastAsia"/>
+          <w:strike/>
         </w:rPr>
         <w:t>文件上被创建</w:t>
       </w:r>
@@ -4449,22 +4618,28 @@
         </w:numPr>
         <w:ind w:firstLineChars="0"/>
         <w:jc w:val="left"/>
-      </w:pPr>
-      <w:r>
-        <w:rPr>
-          <w:rFonts w:hint="eastAsia"/>
+        <w:rPr>
+          <w:strike/>
+        </w:rPr>
+      </w:pPr>
+      <w:r>
+        <w:rPr>
+          <w:rFonts w:hint="eastAsia"/>
+          <w:strike/>
         </w:rPr>
         <w:t>检查的原则是只检查打开的文件（带有</w:t>
       </w:r>
       <w:r>
         <w:rPr>
           <w:rFonts w:hint="eastAsia"/>
+          <w:strike/>
         </w:rPr>
         <w:t>dmsStorageUnit</w:t>
       </w:r>
       <w:r>
         <w:rPr>
           <w:rFonts w:hint="eastAsia"/>
+          <w:strike/>
         </w:rPr>
         <w:t>），没有打开的文件不进行检查，由用户处理</w:t>
       </w:r>
@@ -4473,10 +4648,14 @@
       <w:pPr>
         <w:pStyle w:val="Heading6"/>
         <w:jc w:val="left"/>
-      </w:pPr>
-      <w:r>
-        <w:rPr>
-          <w:rFonts w:hint="eastAsia"/>
+        <w:rPr>
+          <w:strike/>
+        </w:rPr>
+      </w:pPr>
+      <w:r>
+        <w:rPr>
+          <w:rFonts w:hint="eastAsia"/>
+          <w:strike/>
         </w:rPr>
         <w:t>CollectionSpace-&gt;secretValue</w:t>
       </w:r>
@@ -4484,58 +4663,70 @@
     <w:p>
       <w:pPr>
         <w:jc w:val="left"/>
-      </w:pPr>
-      <w:r>
-        <w:rPr>
-          <w:rFonts w:hint="eastAsia"/>
+        <w:rPr>
+          <w:strike/>
+        </w:rPr>
+      </w:pPr>
+      <w:r>
+        <w:rPr>
+          <w:rFonts w:hint="eastAsia"/>
+          <w:strike/>
         </w:rPr>
         <w:t>在</w:t>
       </w:r>
       <w:r>
         <w:rPr>
           <w:rFonts w:hint="eastAsia"/>
+          <w:strike/>
         </w:rPr>
         <w:t>CollectionSpace</w:t>
       </w:r>
       <w:r>
         <w:rPr>
           <w:rFonts w:hint="eastAsia"/>
+          <w:strike/>
         </w:rPr>
         <w:t>的元数据中加入</w:t>
       </w:r>
       <w:r>
         <w:rPr>
           <w:rFonts w:hint="eastAsia"/>
+          <w:strike/>
         </w:rPr>
         <w:t>secretValue</w:t>
       </w:r>
       <w:r>
         <w:rPr>
           <w:rFonts w:hint="eastAsia"/>
+          <w:strike/>
         </w:rPr>
         <w:t>（</w:t>
       </w:r>
       <w:r>
         <w:rPr>
           <w:rFonts w:hint="eastAsia"/>
+          <w:strike/>
         </w:rPr>
         <w:t>UINT64</w:t>
       </w:r>
       <w:r>
         <w:rPr>
           <w:rFonts w:hint="eastAsia"/>
+          <w:strike/>
         </w:rPr>
         <w:t>）用作</w:t>
       </w:r>
       <w:r>
         <w:rPr>
           <w:rFonts w:hint="eastAsia"/>
+          <w:strike/>
         </w:rPr>
         <w:t>CollectionSpace</w:t>
       </w:r>
       <w:r>
         <w:rPr>
           <w:rFonts w:hint="eastAsia"/>
+          <w:strike/>
         </w:rPr>
         <w:t>的版本校验。</w:t>
       </w:r>
@@ -4549,46 +4740,56 @@
         </w:numPr>
         <w:ind w:firstLineChars="0"/>
         <w:jc w:val="left"/>
-      </w:pPr>
-      <w:r>
-        <w:rPr>
-          <w:rFonts w:hint="eastAsia"/>
+        <w:rPr>
+          <w:strike/>
+        </w:rPr>
+      </w:pPr>
+      <w:r>
+        <w:rPr>
+          <w:rFonts w:hint="eastAsia"/>
+          <w:strike/>
         </w:rPr>
         <w:t>把</w:t>
       </w:r>
       <w:r>
         <w:rPr>
           <w:rFonts w:hint="eastAsia"/>
+          <w:strike/>
         </w:rPr>
         <w:t>secretValue</w:t>
       </w:r>
       <w:r>
         <w:rPr>
           <w:rFonts w:hint="eastAsia"/>
+          <w:strike/>
         </w:rPr>
         <w:t>加入到</w:t>
       </w:r>
       <w:r>
         <w:rPr>
           <w:rFonts w:hint="eastAsia"/>
+          <w:strike/>
         </w:rPr>
         <w:t>CollectionSpace</w:t>
       </w:r>
       <w:r>
         <w:rPr>
           <w:rFonts w:hint="eastAsia"/>
+          <w:strike/>
         </w:rPr>
         <w:t>的元数据中，由</w:t>
       </w:r>
       <w:r>
         <w:rPr>
           <w:rFonts w:hint="eastAsia"/>
+          <w:strike/>
         </w:rPr>
         <w:t>time()</w:t>
       </w:r>
       <w:r>
         <w:rPr>
           <w:rFonts w:hint="eastAsia"/>
+          <w:strike/>
         </w:rPr>
         <w:t>和随机数组成</w:t>
       </w:r>
@@ -4602,22 +4803,28 @@
         </w:numPr>
         <w:ind w:firstLineChars="0"/>
         <w:jc w:val="left"/>
-      </w:pPr>
-      <w:r>
-        <w:rPr>
-          <w:rFonts w:hint="eastAsia"/>
+        <w:rPr>
+          <w:strike/>
+        </w:rPr>
+      </w:pPr>
+      <w:r>
+        <w:rPr>
+          <w:rFonts w:hint="eastAsia"/>
+          <w:strike/>
         </w:rPr>
         <w:t>CreateCS</w:t>
       </w:r>
       <w:r>
         <w:rPr>
           <w:rFonts w:hint="eastAsia"/>
+          <w:strike/>
         </w:rPr>
         <w:t>的日志记录中需要加入这个</w:t>
       </w:r>
       <w:r>
         <w:rPr>
           <w:rFonts w:hint="eastAsia"/>
+          <w:strike/>
         </w:rPr>
         <w:t>secretValue</w:t>
       </w:r>
@@ -4631,31 +4838,41 @@
         </w:numPr>
         <w:ind w:firstLineChars="0"/>
         <w:jc w:val="left"/>
-      </w:pPr>
-      <w:r>
+        <w:rPr>
+          <w:strike/>
+        </w:rPr>
+      </w:pPr>
+      <w:r>
+        <w:rPr>
+          <w:strike/>
+        </w:rPr>
         <w:t>MSG_CAT_QUERY_SPACEINFO_R</w:t>
       </w:r>
       <w:r>
         <w:rPr>
           <w:rFonts w:hint="eastAsia"/>
+          <w:strike/>
         </w:rPr>
         <w:t>SP</w:t>
       </w:r>
       <w:r>
         <w:rPr>
           <w:rFonts w:hint="eastAsia"/>
+          <w:strike/>
         </w:rPr>
         <w:t>需要传递</w:t>
       </w:r>
       <w:r>
         <w:rPr>
           <w:rFonts w:hint="eastAsia"/>
+          <w:strike/>
         </w:rPr>
         <w:t>secretValue</w:t>
       </w:r>
       <w:r>
         <w:rPr>
           <w:rFonts w:hint="eastAsia"/>
+          <w:strike/>
         </w:rPr>
         <w:t>的值</w:t>
       </w:r>
@@ -4669,70 +4886,84 @@
         </w:numPr>
         <w:ind w:firstLineChars="0"/>
         <w:jc w:val="left"/>
-      </w:pPr>
-      <w:r>
-        <w:rPr>
-          <w:rFonts w:hint="eastAsia"/>
+        <w:rPr>
+          <w:strike/>
+        </w:rPr>
+      </w:pPr>
+      <w:r>
+        <w:rPr>
+          <w:rFonts w:hint="eastAsia"/>
+          <w:strike/>
         </w:rPr>
         <w:t>创建</w:t>
       </w:r>
       <w:r>
         <w:rPr>
           <w:rFonts w:hint="eastAsia"/>
+          <w:strike/>
         </w:rPr>
         <w:t>dmsStorageUnit</w:t>
       </w:r>
       <w:r>
         <w:rPr>
           <w:rFonts w:hint="eastAsia"/>
+          <w:strike/>
         </w:rPr>
         <w:t>的时候把</w:t>
       </w:r>
       <w:r>
         <w:rPr>
           <w:rFonts w:hint="eastAsia"/>
+          <w:strike/>
         </w:rPr>
         <w:t>CollectionSpace</w:t>
       </w:r>
       <w:r>
         <w:rPr>
           <w:rFonts w:hint="eastAsia"/>
+          <w:strike/>
         </w:rPr>
         <w:t>的</w:t>
       </w:r>
       <w:r>
         <w:rPr>
           <w:rFonts w:hint="eastAsia"/>
+          <w:strike/>
         </w:rPr>
         <w:t>secretValue</w:t>
       </w:r>
       <w:r>
         <w:rPr>
           <w:rFonts w:hint="eastAsia"/>
+          <w:strike/>
         </w:rPr>
         <w:t>赋给</w:t>
       </w:r>
       <w:r>
         <w:rPr>
           <w:rFonts w:hint="eastAsia"/>
+          <w:strike/>
         </w:rPr>
         <w:t>dmsStorageUnit</w:t>
       </w:r>
       <w:r>
         <w:rPr>
           <w:rFonts w:hint="eastAsia"/>
+          <w:strike/>
         </w:rPr>
         <w:t>。（原来由</w:t>
       </w:r>
       <w:r>
         <w:rPr>
           <w:rFonts w:hint="eastAsia"/>
+          <w:strike/>
         </w:rPr>
         <w:t>DataGroup</w:t>
       </w:r>
       <w:r>
         <w:rPr>
           <w:rFonts w:hint="eastAsia"/>
+          <w:strike/>
         </w:rPr>
         <w:t>创建文件时生成）</w:t>
       </w:r>
@@ -4747,72 +4978,83 @@
         <w:ind w:firstLineChars="0"/>
         <w:jc w:val="left"/>
         <w:rPr>
-          <w:rFonts w:hint="eastAsia"/>
-        </w:rPr>
-      </w:pPr>
-      <w:r>
-        <w:rPr>
-          <w:rFonts w:hint="eastAsia"/>
+          <w:strike/>
+        </w:rPr>
+      </w:pPr>
+      <w:r>
+        <w:rPr>
+          <w:rFonts w:hint="eastAsia"/>
+          <w:strike/>
         </w:rPr>
         <w:t>创建</w:t>
       </w:r>
       <w:r>
         <w:rPr>
           <w:rFonts w:hint="eastAsia"/>
+          <w:strike/>
         </w:rPr>
         <w:t>dmsStorage</w:t>
       </w:r>
       <w:r>
         <w:rPr>
           <w:rFonts w:hint="eastAsia"/>
+          <w:strike/>
         </w:rPr>
         <w:t>文件（</w:t>
       </w:r>
       <w:r>
         <w:rPr>
           <w:rFonts w:hint="eastAsia"/>
+          <w:strike/>
         </w:rPr>
         <w:t>Data</w:t>
       </w:r>
       <w:r>
         <w:rPr>
           <w:rFonts w:hint="eastAsia"/>
+          <w:strike/>
         </w:rPr>
         <w:t>，</w:t>
       </w:r>
       <w:r>
         <w:rPr>
           <w:rFonts w:hint="eastAsia"/>
+          <w:strike/>
         </w:rPr>
         <w:t>Index</w:t>
       </w:r>
       <w:r>
         <w:rPr>
           <w:rFonts w:hint="eastAsia"/>
+          <w:strike/>
         </w:rPr>
         <w:t>，</w:t>
       </w:r>
       <w:r>
         <w:rPr>
           <w:rFonts w:hint="eastAsia"/>
+          <w:strike/>
         </w:rPr>
         <w:t>Storage</w:t>
       </w:r>
       <w:r>
         <w:rPr>
           <w:rFonts w:hint="eastAsia"/>
+          <w:strike/>
         </w:rPr>
         <w:t>）时把</w:t>
       </w:r>
       <w:r>
         <w:rPr>
           <w:rFonts w:hint="eastAsia"/>
+          <w:strike/>
         </w:rPr>
         <w:t>secretValue</w:t>
       </w:r>
       <w:r>
         <w:rPr>
           <w:rFonts w:hint="eastAsia"/>
+          <w:strike/>
         </w:rPr>
         <w:t>赋给文件头</w:t>
       </w:r>
@@ -4826,37 +5068,48 @@
         </w:numPr>
         <w:ind w:firstLineChars="0"/>
         <w:jc w:val="left"/>
-      </w:pPr>
-      <w:r>
-        <w:rPr>
-          <w:rFonts w:hint="eastAsia"/>
+        <w:rPr>
+          <w:strike/>
+        </w:rPr>
+      </w:pPr>
+      <w:r>
+        <w:rPr>
+          <w:rFonts w:hint="eastAsia"/>
+          <w:strike/>
         </w:rPr>
         <w:t>创建</w:t>
       </w:r>
       <w:r>
         <w:rPr>
           <w:rFonts w:hint="eastAsia"/>
+          <w:strike/>
         </w:rPr>
         <w:t>dmsStorage</w:t>
       </w:r>
       <w:r>
         <w:rPr>
           <w:rFonts w:hint="eastAsia"/>
+          <w:strike/>
         </w:rPr>
         <w:t>的日志记录（</w:t>
       </w:r>
       <w:r>
+        <w:rPr>
+          <w:strike/>
+        </w:rPr>
         <w:t>LOG_TYPE_CS_CRT</w:t>
       </w:r>
       <w:r>
         <w:rPr>
           <w:rFonts w:hint="eastAsia"/>
+          <w:strike/>
         </w:rPr>
         <w:t>）需要加入</w:t>
       </w:r>
       <w:r>
         <w:rPr>
           <w:rFonts w:hint="eastAsia"/>
+          <w:strike/>
         </w:rPr>
         <w:t>secretValue</w:t>
       </w:r>
@@ -4865,10 +5118,14 @@
       <w:pPr>
         <w:pStyle w:val="Heading6"/>
         <w:jc w:val="left"/>
-      </w:pPr>
-      <w:r>
-        <w:rPr>
-          <w:rFonts w:hint="eastAsia"/>
+        <w:rPr>
+          <w:strike/>
+        </w:rPr>
+      </w:pPr>
+      <w:r>
+        <w:rPr>
+          <w:rFonts w:hint="eastAsia"/>
+          <w:strike/>
         </w:rPr>
         <w:t>主动检查</w:t>
       </w:r>
@@ -4876,106 +5133,126 @@
     <w:p>
       <w:pPr>
         <w:jc w:val="left"/>
-      </w:pPr>
-      <w:r>
-        <w:rPr>
-          <w:rFonts w:hint="eastAsia"/>
+        <w:rPr>
+          <w:strike/>
+        </w:rPr>
+      </w:pPr>
+      <w:r>
+        <w:rPr>
+          <w:rFonts w:hint="eastAsia"/>
+          <w:strike/>
         </w:rPr>
         <w:t>当</w:t>
       </w:r>
       <w:r>
         <w:rPr>
           <w:rFonts w:hint="eastAsia"/>
+          <w:strike/>
         </w:rPr>
         <w:t>Catalog</w:t>
       </w:r>
       <w:r>
         <w:rPr>
           <w:rFonts w:hint="eastAsia"/>
+          <w:strike/>
         </w:rPr>
         <w:t>主备切换发生后，</w:t>
       </w:r>
       <w:r>
         <w:rPr>
           <w:rFonts w:hint="eastAsia"/>
+          <w:strike/>
         </w:rPr>
         <w:t>DataGroup</w:t>
       </w:r>
       <w:r>
         <w:rPr>
           <w:rFonts w:hint="eastAsia"/>
+          <w:strike/>
         </w:rPr>
         <w:t>不会收到</w:t>
       </w:r>
       <w:r>
         <w:rPr>
           <w:rFonts w:hint="eastAsia"/>
+          <w:strike/>
         </w:rPr>
         <w:t>Catalog</w:t>
       </w:r>
       <w:r>
         <w:rPr>
           <w:rFonts w:hint="eastAsia"/>
+          <w:strike/>
         </w:rPr>
         <w:t>发送的主备切换通知。因此</w:t>
       </w:r>
       <w:r>
         <w:rPr>
           <w:rFonts w:hint="eastAsia"/>
+          <w:strike/>
         </w:rPr>
         <w:t>DataGroup</w:t>
       </w:r>
       <w:r>
         <w:rPr>
           <w:rFonts w:hint="eastAsia"/>
+          <w:strike/>
         </w:rPr>
         <w:t>并不知道</w:t>
       </w:r>
       <w:r>
         <w:rPr>
           <w:rFonts w:hint="eastAsia"/>
+          <w:strike/>
         </w:rPr>
         <w:t>Catalog</w:t>
       </w:r>
       <w:r>
         <w:rPr>
           <w:rFonts w:hint="eastAsia"/>
+          <w:strike/>
         </w:rPr>
         <w:t>已经进行切换。</w:t>
       </w:r>
       <w:r>
         <w:rPr>
           <w:rFonts w:hint="eastAsia"/>
+          <w:strike/>
         </w:rPr>
         <w:t>因此</w:t>
       </w:r>
       <w:r>
         <w:rPr>
           <w:rFonts w:hint="eastAsia"/>
+          <w:strike/>
         </w:rPr>
         <w:t>DataGroup</w:t>
       </w:r>
       <w:r>
         <w:rPr>
           <w:rFonts w:hint="eastAsia"/>
+          <w:strike/>
         </w:rPr>
         <w:t>需要定时</w:t>
       </w:r>
       <w:r>
         <w:rPr>
           <w:rFonts w:hint="eastAsia"/>
+          <w:strike/>
         </w:rPr>
         <w:t>对</w:t>
       </w:r>
       <w:r>
         <w:rPr>
           <w:rFonts w:hint="eastAsia"/>
+          <w:strike/>
         </w:rPr>
         <w:t>CollectionSpace</w:t>
       </w:r>
       <w:r>
         <w:rPr>
           <w:rFonts w:hint="eastAsia"/>
+          <w:strike/>
         </w:rPr>
         <w:t>文件进行一致性检查：</w:t>
       </w:r>
@@ -4989,40 +5266,49 @@
         </w:numPr>
         <w:ind w:firstLineChars="0"/>
         <w:jc w:val="left"/>
-      </w:pPr>
-      <w:r>
-        <w:rPr>
-          <w:rFonts w:hint="eastAsia"/>
+        <w:rPr>
+          <w:strike/>
+        </w:rPr>
+      </w:pPr>
+      <w:r>
+        <w:rPr>
+          <w:rFonts w:hint="eastAsia"/>
+          <w:strike/>
         </w:rPr>
         <w:t>DataGroup</w:t>
       </w:r>
       <w:r>
         <w:rPr>
           <w:rFonts w:hint="eastAsia"/>
+          <w:strike/>
         </w:rPr>
         <w:t>启动定时任务</w:t>
       </w:r>
       <w:r>
         <w:rPr>
           <w:rFonts w:hint="eastAsia"/>
+          <w:strike/>
         </w:rPr>
         <w:t>（一天一次）</w:t>
       </w:r>
       <w:r>
         <w:rPr>
           <w:rFonts w:hint="eastAsia"/>
+          <w:strike/>
         </w:rPr>
         <w:t>进行</w:t>
       </w:r>
       <w:r>
         <w:rPr>
           <w:rFonts w:hint="eastAsia"/>
+          <w:strike/>
         </w:rPr>
         <w:t>CollectionSpace</w:t>
       </w:r>
       <w:r>
         <w:rPr>
           <w:rFonts w:hint="eastAsia"/>
+          <w:strike/>
         </w:rPr>
         <w:t>文件一致性检查</w:t>
       </w:r>
@@ -5036,58 +5322,70 @@
         </w:numPr>
         <w:ind w:firstLineChars="0"/>
         <w:jc w:val="left"/>
-      </w:pPr>
-      <w:r>
-        <w:rPr>
-          <w:rFonts w:hint="eastAsia"/>
+        <w:rPr>
+          <w:strike/>
+        </w:rPr>
+      </w:pPr>
+      <w:r>
+        <w:rPr>
+          <w:rFonts w:hint="eastAsia"/>
+          <w:strike/>
         </w:rPr>
         <w:t>检查任务开始后，</w:t>
       </w:r>
       <w:r>
         <w:rPr>
           <w:rFonts w:hint="eastAsia"/>
+          <w:strike/>
         </w:rPr>
         <w:t>标记</w:t>
       </w:r>
       <w:r>
         <w:rPr>
           <w:rFonts w:hint="eastAsia"/>
+          <w:strike/>
         </w:rPr>
         <w:t>DataGroup</w:t>
       </w:r>
       <w:r>
         <w:rPr>
           <w:rFonts w:hint="eastAsia"/>
+          <w:strike/>
         </w:rPr>
         <w:t>正在进行</w:t>
       </w:r>
       <w:r>
         <w:rPr>
           <w:rFonts w:hint="eastAsia"/>
+          <w:strike/>
         </w:rPr>
         <w:t>C</w:t>
       </w:r>
       <w:r>
         <w:rPr>
           <w:rFonts w:hint="eastAsia"/>
+          <w:strike/>
         </w:rPr>
         <w:t>ollection</w:t>
       </w:r>
       <w:r>
         <w:rPr>
           <w:rFonts w:hint="eastAsia"/>
+          <w:strike/>
         </w:rPr>
         <w:t>S</w:t>
       </w:r>
       <w:r>
         <w:rPr>
           <w:rFonts w:hint="eastAsia"/>
+          <w:strike/>
         </w:rPr>
         <w:t>pace</w:t>
       </w:r>
       <w:r>
         <w:rPr>
           <w:rFonts w:hint="eastAsia"/>
+          <w:strike/>
         </w:rPr>
         <w:t>文件一致性检查</w:t>
       </w:r>
@@ -5101,70 +5399,84 @@
         </w:numPr>
         <w:ind w:firstLineChars="0"/>
         <w:jc w:val="left"/>
-      </w:pPr>
-      <w:r>
-        <w:rPr>
-          <w:rFonts w:hint="eastAsia"/>
+        <w:rPr>
+          <w:strike/>
+        </w:rPr>
+      </w:pPr>
+      <w:r>
+        <w:rPr>
+          <w:rFonts w:hint="eastAsia"/>
+          <w:strike/>
         </w:rPr>
         <w:t>dmsStorageUnit</w:t>
       </w:r>
       <w:r>
         <w:rPr>
           <w:rFonts w:hint="eastAsia"/>
+          <w:strike/>
         </w:rPr>
         <w:t>中的</w:t>
       </w:r>
       <w:r>
         <w:rPr>
           <w:rFonts w:hint="eastAsia"/>
+          <w:strike/>
         </w:rPr>
         <w:t>版本标记</w:t>
       </w:r>
       <w:r>
         <w:rPr>
           <w:rFonts w:hint="eastAsia"/>
+          <w:strike/>
         </w:rPr>
         <w:t>secretValue</w:t>
       </w:r>
       <w:r>
         <w:rPr>
           <w:rFonts w:hint="eastAsia"/>
+          <w:strike/>
         </w:rPr>
         <w:t>对应</w:t>
       </w:r>
       <w:r>
         <w:rPr>
           <w:rFonts w:hint="eastAsia"/>
+          <w:strike/>
         </w:rPr>
         <w:t>C</w:t>
       </w:r>
       <w:r>
         <w:rPr>
           <w:rFonts w:hint="eastAsia"/>
+          <w:strike/>
         </w:rPr>
         <w:t>ollection</w:t>
       </w:r>
       <w:r>
         <w:rPr>
           <w:rFonts w:hint="eastAsia"/>
+          <w:strike/>
         </w:rPr>
         <w:t>S</w:t>
       </w:r>
       <w:r>
         <w:rPr>
           <w:rFonts w:hint="eastAsia"/>
+          <w:strike/>
         </w:rPr>
         <w:t>pace</w:t>
       </w:r>
       <w:r>
         <w:rPr>
           <w:rFonts w:hint="eastAsia"/>
+          <w:strike/>
         </w:rPr>
         <w:t>的</w:t>
       </w:r>
       <w:r>
         <w:rPr>
           <w:rFonts w:hint="eastAsia"/>
+          <w:strike/>
         </w:rPr>
         <w:t>secretValue</w:t>
       </w:r>
@@ -5178,58 +5490,70 @@
         </w:numPr>
         <w:ind w:firstLineChars="0"/>
         <w:jc w:val="left"/>
-      </w:pPr>
-      <w:r>
-        <w:rPr>
-          <w:rFonts w:hint="eastAsia"/>
+        <w:rPr>
+          <w:strike/>
+        </w:rPr>
+      </w:pPr>
+      <w:r>
+        <w:rPr>
+          <w:rFonts w:hint="eastAsia"/>
+          <w:strike/>
         </w:rPr>
         <w:t>获取</w:t>
       </w:r>
       <w:r>
         <w:rPr>
           <w:rFonts w:hint="eastAsia"/>
+          <w:strike/>
         </w:rPr>
         <w:t>C</w:t>
       </w:r>
       <w:r>
         <w:rPr>
           <w:rFonts w:hint="eastAsia"/>
+          <w:strike/>
         </w:rPr>
         <w:t>ollection</w:t>
       </w:r>
       <w:r>
         <w:rPr>
           <w:rFonts w:hint="eastAsia"/>
+          <w:strike/>
         </w:rPr>
         <w:t>S</w:t>
       </w:r>
       <w:r>
         <w:rPr>
           <w:rFonts w:hint="eastAsia"/>
+          <w:strike/>
         </w:rPr>
         <w:t>pace</w:t>
       </w:r>
       <w:r>
         <w:rPr>
           <w:rFonts w:hint="eastAsia"/>
+          <w:strike/>
         </w:rPr>
         <w:t>的</w:t>
       </w:r>
       <w:r>
         <w:rPr>
           <w:rFonts w:hint="eastAsia"/>
+          <w:strike/>
         </w:rPr>
         <w:t>dmsStorageUnit</w:t>
       </w:r>
       <w:r>
         <w:rPr>
           <w:rFonts w:hint="eastAsia"/>
+          <w:strike/>
         </w:rPr>
         <w:t>列表</w:t>
       </w:r>
       <w:r>
         <w:rPr>
           <w:rFonts w:hint="eastAsia"/>
+          <w:strike/>
         </w:rPr>
         <w:t>，对每一项</w:t>
       </w:r>
@@ -5243,34 +5567,43 @@
         </w:numPr>
         <w:ind w:firstLineChars="0"/>
         <w:jc w:val="left"/>
-      </w:pPr>
-      <w:r>
-        <w:rPr>
-          <w:rFonts w:hint="eastAsia"/>
-        </w:rPr>
+        <w:rPr>
+          <w:strike/>
+        </w:rPr>
+      </w:pPr>
+      <w:r>
+        <w:rPr>
+          <w:rFonts w:hint="eastAsia"/>
+          <w:strike/>
+        </w:rPr>
+        <w:lastRenderedPageBreak/>
         <w:t>对</w:t>
       </w:r>
       <w:r>
         <w:rPr>
           <w:rFonts w:hint="eastAsia"/>
+          <w:strike/>
         </w:rPr>
         <w:t>CSName</w:t>
       </w:r>
       <w:r>
         <w:rPr>
           <w:rFonts w:hint="eastAsia"/>
+          <w:strike/>
         </w:rPr>
         <w:t>加</w:t>
       </w:r>
       <w:r>
         <w:rPr>
           <w:rFonts w:hint="eastAsia"/>
+          <w:strike/>
         </w:rPr>
         <w:t>X</w:t>
       </w:r>
       <w:r>
         <w:rPr>
           <w:rFonts w:hint="eastAsia"/>
+          <w:strike/>
         </w:rPr>
         <w:t>锁</w:t>
       </w:r>
@@ -5284,23 +5617,28 @@
         </w:numPr>
         <w:ind w:firstLineChars="0"/>
         <w:jc w:val="left"/>
-      </w:pPr>
-      <w:r>
-        <w:rPr>
-          <w:rFonts w:hint="eastAsia"/>
-        </w:rPr>
-        <w:lastRenderedPageBreak/>
+        <w:rPr>
+          <w:strike/>
+        </w:rPr>
+      </w:pPr>
+      <w:r>
+        <w:rPr>
+          <w:rFonts w:hint="eastAsia"/>
+          <w:strike/>
+        </w:rPr>
         <w:t>如果</w:t>
       </w:r>
       <w:r>
         <w:rPr>
           <w:rFonts w:hint="eastAsia"/>
+          <w:strike/>
         </w:rPr>
         <w:t>dmsStorageUnit</w:t>
       </w:r>
       <w:r>
         <w:rPr>
           <w:rFonts w:hint="eastAsia"/>
+          <w:strike/>
         </w:rPr>
         <w:t>已不存在，则已被删除，不需要处理</w:t>
       </w:r>
@@ -5314,28 +5652,35 @@
         </w:numPr>
         <w:ind w:firstLineChars="0"/>
         <w:jc w:val="left"/>
-      </w:pPr>
-      <w:r>
-        <w:rPr>
-          <w:rFonts w:hint="eastAsia"/>
+        <w:rPr>
+          <w:strike/>
+        </w:rPr>
+      </w:pPr>
+      <w:r>
+        <w:rPr>
+          <w:rFonts w:hint="eastAsia"/>
+          <w:strike/>
         </w:rPr>
         <w:t>如果</w:t>
       </w:r>
       <w:r>
         <w:rPr>
           <w:rFonts w:hint="eastAsia"/>
+          <w:strike/>
         </w:rPr>
         <w:t>dmsStorageUnit</w:t>
       </w:r>
       <w:r>
         <w:rPr>
           <w:rFonts w:hint="eastAsia"/>
+          <w:strike/>
         </w:rPr>
         <w:t>还存在，</w:t>
       </w:r>
       <w:r>
         <w:rPr>
           <w:rFonts w:hint="eastAsia"/>
+          <w:strike/>
         </w:rPr>
         <w:t>需要进行检查</w:t>
       </w:r>
@@ -5349,26 +5694,35 @@
         </w:numPr>
         <w:ind w:firstLineChars="0"/>
         <w:jc w:val="left"/>
-      </w:pPr>
-      <w:r>
-        <w:rPr>
-          <w:rFonts w:hint="eastAsia"/>
+        <w:rPr>
+          <w:strike/>
+        </w:rPr>
+      </w:pPr>
+      <w:r>
+        <w:rPr>
+          <w:rFonts w:hint="eastAsia"/>
+          <w:strike/>
         </w:rPr>
         <w:t>向</w:t>
       </w:r>
       <w:r>
         <w:rPr>
           <w:rFonts w:hint="eastAsia"/>
+          <w:strike/>
         </w:rPr>
         <w:t>Catalog</w:t>
       </w:r>
       <w:r>
         <w:rPr>
           <w:rFonts w:hint="eastAsia"/>
+          <w:strike/>
         </w:rPr>
         <w:t>发送</w:t>
       </w:r>
       <w:r>
+        <w:rPr>
+          <w:strike/>
+        </w:rPr>
         <w:t>MSG_CAT_QUERY_SPACEINFO_REQ</w:t>
       </w:r>
     </w:p>
@@ -5381,58 +5735,70 @@
         </w:numPr>
         <w:ind w:firstLineChars="0"/>
         <w:jc w:val="left"/>
-      </w:pPr>
-      <w:r>
-        <w:rPr>
-          <w:rFonts w:hint="eastAsia"/>
+        <w:rPr>
+          <w:strike/>
+        </w:rPr>
+      </w:pPr>
+      <w:r>
+        <w:rPr>
+          <w:rFonts w:hint="eastAsia"/>
+          <w:strike/>
         </w:rPr>
         <w:t>如果</w:t>
       </w:r>
       <w:r>
         <w:rPr>
           <w:rFonts w:hint="eastAsia"/>
+          <w:strike/>
         </w:rPr>
         <w:t>Catalog</w:t>
       </w:r>
       <w:r>
         <w:rPr>
           <w:rFonts w:hint="eastAsia"/>
+          <w:strike/>
         </w:rPr>
         <w:t>没有</w:t>
       </w:r>
       <w:r>
         <w:rPr>
           <w:rFonts w:hint="eastAsia"/>
+          <w:strike/>
         </w:rPr>
         <w:t>C</w:t>
       </w:r>
       <w:r>
         <w:rPr>
           <w:rFonts w:hint="eastAsia"/>
+          <w:strike/>
         </w:rPr>
         <w:t>ollection</w:t>
       </w:r>
       <w:r>
         <w:rPr>
           <w:rFonts w:hint="eastAsia"/>
+          <w:strike/>
         </w:rPr>
         <w:t>S</w:t>
       </w:r>
       <w:r>
         <w:rPr>
           <w:rFonts w:hint="eastAsia"/>
+          <w:strike/>
         </w:rPr>
         <w:t>pace</w:t>
       </w:r>
       <w:r>
         <w:rPr>
           <w:rFonts w:hint="eastAsia"/>
+          <w:strike/>
         </w:rPr>
         <w:t>记录，删除文件，并移除</w:t>
       </w:r>
       <w:r>
         <w:rPr>
           <w:rFonts w:hint="eastAsia"/>
+          <w:strike/>
         </w:rPr>
         <w:t>dmsStorageUnit</w:t>
       </w:r>
@@ -5446,172 +5812,203 @@
         </w:numPr>
         <w:ind w:firstLineChars="0"/>
         <w:jc w:val="left"/>
-      </w:pPr>
-      <w:r>
-        <w:rPr>
-          <w:rFonts w:hint="eastAsia"/>
+        <w:rPr>
+          <w:strike/>
+        </w:rPr>
+      </w:pPr>
+      <w:r>
+        <w:rPr>
+          <w:rFonts w:hint="eastAsia"/>
+          <w:strike/>
         </w:rPr>
         <w:t>如果</w:t>
       </w:r>
       <w:r>
         <w:rPr>
           <w:rFonts w:hint="eastAsia"/>
+          <w:strike/>
         </w:rPr>
         <w:t>Catalog</w:t>
       </w:r>
       <w:r>
         <w:rPr>
           <w:rFonts w:hint="eastAsia"/>
+          <w:strike/>
         </w:rPr>
         <w:t>有</w:t>
       </w:r>
       <w:r>
         <w:rPr>
           <w:rFonts w:hint="eastAsia"/>
+          <w:strike/>
         </w:rPr>
         <w:t>C</w:t>
       </w:r>
       <w:r>
         <w:rPr>
           <w:rFonts w:hint="eastAsia"/>
+          <w:strike/>
         </w:rPr>
         <w:t>ollection</w:t>
       </w:r>
       <w:r>
         <w:rPr>
           <w:rFonts w:hint="eastAsia"/>
+          <w:strike/>
         </w:rPr>
         <w:t>S</w:t>
       </w:r>
       <w:r>
         <w:rPr>
           <w:rFonts w:hint="eastAsia"/>
+          <w:strike/>
         </w:rPr>
         <w:t>pace</w:t>
       </w:r>
       <w:r>
         <w:rPr>
           <w:rFonts w:hint="eastAsia"/>
+          <w:strike/>
         </w:rPr>
         <w:t>记录，但</w:t>
       </w:r>
       <w:r>
         <w:rPr>
           <w:rFonts w:hint="eastAsia"/>
+          <w:strike/>
         </w:rPr>
         <w:t>secretValue</w:t>
       </w:r>
       <w:r>
         <w:rPr>
           <w:rFonts w:hint="eastAsia"/>
+          <w:strike/>
         </w:rPr>
         <w:t>不一致，</w:t>
       </w:r>
       <w:r>
         <w:rPr>
           <w:rFonts w:hint="eastAsia"/>
+          <w:strike/>
         </w:rPr>
         <w:t>旧文件</w:t>
       </w:r>
       <w:r>
         <w:rPr>
           <w:rFonts w:hint="eastAsia"/>
+          <w:strike/>
         </w:rPr>
         <w:t>需要</w:t>
       </w:r>
       <w:r>
         <w:rPr>
           <w:rFonts w:hint="eastAsia"/>
+          <w:strike/>
         </w:rPr>
         <w:t>改名（原名</w:t>
       </w:r>
       <w:r>
         <w:rPr>
           <w:rFonts w:hint="eastAsia"/>
+          <w:strike/>
         </w:rPr>
         <w:t>.</w:t>
       </w:r>
       <w:r>
         <w:rPr>
           <w:rFonts w:hint="eastAsia"/>
+          <w:strike/>
         </w:rPr>
         <w:t>时间戳</w:t>
       </w:r>
       <w:r>
         <w:rPr>
           <w:rFonts w:hint="eastAsia"/>
+          <w:strike/>
         </w:rPr>
         <w:t>）</w:t>
       </w:r>
       <w:r>
         <w:rPr>
           <w:rFonts w:hint="eastAsia"/>
+          <w:strike/>
         </w:rPr>
         <w:t>，并移除</w:t>
       </w:r>
       <w:r>
         <w:rPr>
           <w:rFonts w:hint="eastAsia"/>
+          <w:strike/>
         </w:rPr>
         <w:t>dmsStorageUnit</w:t>
       </w:r>
       <w:r>
         <w:rPr>
           <w:rFonts w:hint="eastAsia"/>
+          <w:strike/>
         </w:rPr>
         <w:t>（由</w:t>
       </w:r>
       <w:r>
         <w:rPr>
           <w:rFonts w:hint="eastAsia"/>
+          <w:strike/>
         </w:rPr>
         <w:t>DataGroup</w:t>
       </w:r>
       <w:r>
         <w:rPr>
           <w:rFonts w:hint="eastAsia"/>
+          <w:strike/>
         </w:rPr>
         <w:t>下一次需要检查</w:t>
       </w:r>
       <w:r>
         <w:rPr>
           <w:rFonts w:hint="eastAsia"/>
+          <w:strike/>
         </w:rPr>
         <w:t>C</w:t>
       </w:r>
       <w:r>
         <w:rPr>
           <w:rFonts w:hint="eastAsia"/>
+          <w:strike/>
         </w:rPr>
         <w:t>ollection</w:t>
       </w:r>
       <w:r>
         <w:rPr>
           <w:rFonts w:hint="eastAsia"/>
+          <w:strike/>
         </w:rPr>
         <w:t>S</w:t>
       </w:r>
       <w:r>
         <w:rPr>
           <w:rFonts w:hint="eastAsia"/>
+          <w:strike/>
         </w:rPr>
         <w:t>pace</w:t>
       </w:r>
       <w:r>
         <w:rPr>
           <w:rFonts w:hint="eastAsia"/>
+          <w:strike/>
         </w:rPr>
         <w:t>是否存在的命令如</w:t>
       </w:r>
       <w:r>
         <w:rPr>
           <w:rFonts w:hint="eastAsia"/>
+          <w:strike/>
         </w:rPr>
         <w:t>createCL</w:t>
       </w:r>
       <w:r>
         <w:rPr>
           <w:rFonts w:hint="eastAsia"/>
+          <w:strike/>
         </w:rPr>
         <w:t>重新创建）</w:t>
       </w:r>
@@ -5625,52 +6022,63 @@
         </w:numPr>
         <w:ind w:firstLineChars="0"/>
         <w:jc w:val="left"/>
-      </w:pPr>
-      <w:r>
-        <w:rPr>
-          <w:rFonts w:hint="eastAsia"/>
+        <w:rPr>
+          <w:strike/>
+        </w:rPr>
+      </w:pPr>
+      <w:r>
+        <w:rPr>
+          <w:rFonts w:hint="eastAsia"/>
+          <w:strike/>
         </w:rPr>
         <w:t>如果有</w:t>
       </w:r>
       <w:r>
         <w:rPr>
           <w:rFonts w:hint="eastAsia"/>
+          <w:strike/>
         </w:rPr>
         <w:t>C</w:t>
       </w:r>
       <w:r>
         <w:rPr>
           <w:rFonts w:hint="eastAsia"/>
+          <w:strike/>
         </w:rPr>
         <w:t>ollection</w:t>
       </w:r>
       <w:r>
         <w:rPr>
           <w:rFonts w:hint="eastAsia"/>
+          <w:strike/>
         </w:rPr>
         <w:t>S</w:t>
       </w:r>
       <w:r>
         <w:rPr>
           <w:rFonts w:hint="eastAsia"/>
+          <w:strike/>
         </w:rPr>
         <w:t>pace</w:t>
       </w:r>
       <w:r>
         <w:rPr>
           <w:rFonts w:hint="eastAsia"/>
+          <w:strike/>
         </w:rPr>
         <w:t>记录，且</w:t>
       </w:r>
       <w:r>
         <w:rPr>
           <w:rFonts w:hint="eastAsia"/>
+          <w:strike/>
         </w:rPr>
         <w:t>secretValue</w:t>
       </w:r>
       <w:r>
         <w:rPr>
           <w:rFonts w:hint="eastAsia"/>
+          <w:strike/>
         </w:rPr>
         <w:t>一致，则文件为最新不需要操作</w:t>
       </w:r>
@@ -5684,22 +6092,28 @@
         </w:numPr>
         <w:ind w:firstLineChars="0"/>
         <w:jc w:val="left"/>
-      </w:pPr>
-      <w:r>
-        <w:rPr>
-          <w:rFonts w:hint="eastAsia"/>
+        <w:rPr>
+          <w:strike/>
+        </w:rPr>
+      </w:pPr>
+      <w:r>
+        <w:rPr>
+          <w:rFonts w:hint="eastAsia"/>
+          <w:strike/>
         </w:rPr>
         <w:t>对</w:t>
       </w:r>
       <w:r>
         <w:rPr>
           <w:rFonts w:hint="eastAsia"/>
+          <w:strike/>
         </w:rPr>
         <w:t>CSName</w:t>
       </w:r>
       <w:r>
         <w:rPr>
           <w:rFonts w:hint="eastAsia"/>
+          <w:strike/>
         </w:rPr>
         <w:t>解锁</w:t>
       </w:r>
@@ -5713,22 +6127,28 @@
         </w:numPr>
         <w:ind w:firstLineChars="0"/>
         <w:jc w:val="left"/>
-      </w:pPr>
-      <w:r>
-        <w:rPr>
-          <w:rFonts w:hint="eastAsia"/>
+        <w:rPr>
+          <w:strike/>
+        </w:rPr>
+      </w:pPr>
+      <w:r>
+        <w:rPr>
+          <w:rFonts w:hint="eastAsia"/>
+          <w:strike/>
         </w:rPr>
         <w:t>检查是否由于再一次发生</w:t>
       </w:r>
       <w:r>
         <w:rPr>
           <w:rFonts w:hint="eastAsia"/>
+          <w:strike/>
         </w:rPr>
         <w:t>Catalog</w:t>
       </w:r>
       <w:r>
         <w:rPr>
           <w:rFonts w:hint="eastAsia"/>
+          <w:strike/>
         </w:rPr>
         <w:t>主备切换而需要重新开始一致性检查</w:t>
       </w:r>
@@ -5742,22 +6162,28 @@
         </w:numPr>
         <w:ind w:firstLineChars="0"/>
         <w:jc w:val="left"/>
-      </w:pPr>
-      <w:r>
-        <w:rPr>
-          <w:rFonts w:hint="eastAsia"/>
+        <w:rPr>
+          <w:strike/>
+        </w:rPr>
+      </w:pPr>
+      <w:r>
+        <w:rPr>
+          <w:rFonts w:hint="eastAsia"/>
+          <w:strike/>
         </w:rPr>
         <w:t>标记</w:t>
       </w:r>
       <w:r>
         <w:rPr>
           <w:rFonts w:hint="eastAsia"/>
+          <w:strike/>
         </w:rPr>
         <w:t>DataGroup</w:t>
       </w:r>
       <w:r>
         <w:rPr>
           <w:rFonts w:hint="eastAsia"/>
+          <w:strike/>
         </w:rPr>
         <w:t>一致性检查结束，并结束检查线程</w:t>
       </w:r>
@@ -5765,10 +6191,14 @@
     <w:p>
       <w:pPr>
         <w:jc w:val="left"/>
-      </w:pPr>
-      <w:r>
-        <w:rPr>
-          <w:rFonts w:hint="eastAsia"/>
+        <w:rPr>
+          <w:strike/>
+        </w:rPr>
+      </w:pPr>
+      <w:r>
+        <w:rPr>
+          <w:rFonts w:hint="eastAsia"/>
+          <w:strike/>
         </w:rPr>
         <w:t>注：</w:t>
       </w:r>
@@ -5782,82 +6212,98 @@
         </w:numPr>
         <w:ind w:firstLineChars="0"/>
         <w:jc w:val="left"/>
-      </w:pPr>
-      <w:r>
-        <w:rPr>
-          <w:rFonts w:hint="eastAsia"/>
+        <w:rPr>
+          <w:strike/>
+        </w:rPr>
+      </w:pPr>
+      <w:r>
+        <w:rPr>
+          <w:rFonts w:hint="eastAsia"/>
+          <w:strike/>
         </w:rPr>
         <w:t>如果检查一致性期间，</w:t>
       </w:r>
       <w:r>
         <w:rPr>
           <w:rFonts w:hint="eastAsia"/>
+          <w:strike/>
         </w:rPr>
         <w:t>Catalog</w:t>
       </w:r>
       <w:r>
         <w:rPr>
           <w:rFonts w:hint="eastAsia"/>
+          <w:strike/>
         </w:rPr>
         <w:t>中存在而</w:t>
       </w:r>
       <w:r>
         <w:rPr>
           <w:rFonts w:hint="eastAsia"/>
+          <w:strike/>
         </w:rPr>
         <w:t>DataGroup</w:t>
       </w:r>
       <w:r>
         <w:rPr>
           <w:rFonts w:hint="eastAsia"/>
+          <w:strike/>
         </w:rPr>
         <w:t>中不存在的</w:t>
       </w:r>
       <w:r>
         <w:rPr>
           <w:rFonts w:hint="eastAsia"/>
+          <w:strike/>
         </w:rPr>
         <w:t>CollectionSpace</w:t>
       </w:r>
       <w:r>
         <w:rPr>
           <w:rFonts w:hint="eastAsia"/>
+          <w:strike/>
         </w:rPr>
         <w:t>，由</w:t>
       </w:r>
       <w:r>
         <w:rPr>
           <w:rFonts w:hint="eastAsia"/>
+          <w:strike/>
         </w:rPr>
         <w:t>DataGroup</w:t>
       </w:r>
       <w:r>
         <w:rPr>
           <w:rFonts w:hint="eastAsia"/>
+          <w:strike/>
         </w:rPr>
         <w:t>下一次需要检查</w:t>
       </w:r>
       <w:r>
         <w:rPr>
           <w:rFonts w:hint="eastAsia"/>
+          <w:strike/>
         </w:rPr>
         <w:t>CollectionSpace</w:t>
       </w:r>
       <w:r>
         <w:rPr>
           <w:rFonts w:hint="eastAsia"/>
+          <w:strike/>
         </w:rPr>
         <w:t>是否存在的命令如</w:t>
       </w:r>
       <w:r>
         <w:rPr>
           <w:rFonts w:hint="eastAsia"/>
+          <w:strike/>
         </w:rPr>
         <w:t>createCL</w:t>
       </w:r>
       <w:r>
         <w:rPr>
           <w:rFonts w:hint="eastAsia"/>
+          <w:strike/>
         </w:rPr>
         <w:t>重新创建</w:t>
       </w:r>
@@ -5866,10 +6312,14 @@
       <w:pPr>
         <w:pStyle w:val="Heading6"/>
         <w:jc w:val="left"/>
-      </w:pPr>
-      <w:r>
-        <w:rPr>
-          <w:rFonts w:hint="eastAsia"/>
+        <w:rPr>
+          <w:strike/>
+        </w:rPr>
+      </w:pPr>
+      <w:r>
+        <w:rPr>
+          <w:rFonts w:hint="eastAsia"/>
+          <w:strike/>
         </w:rPr>
         <w:t>被动检查</w:t>
       </w:r>
@@ -5883,58 +6333,70 @@
         </w:numPr>
         <w:ind w:firstLineChars="0"/>
         <w:jc w:val="left"/>
-      </w:pPr>
-      <w:r>
-        <w:rPr>
-          <w:rFonts w:hint="eastAsia"/>
+        <w:rPr>
+          <w:strike/>
+        </w:rPr>
+      </w:pPr>
+      <w:r>
+        <w:rPr>
+          <w:rFonts w:hint="eastAsia"/>
+          <w:strike/>
         </w:rPr>
         <w:t>createCL</w:t>
       </w:r>
       <w:r>
         <w:rPr>
           <w:rFonts w:hint="eastAsia"/>
+          <w:strike/>
         </w:rPr>
         <w:t>需要进行一致性检查以保证</w:t>
       </w:r>
       <w:r>
         <w:rPr>
           <w:rFonts w:hint="eastAsia"/>
+          <w:strike/>
         </w:rPr>
         <w:t>Collection</w:t>
       </w:r>
       <w:r>
         <w:rPr>
           <w:rFonts w:hint="eastAsia"/>
+          <w:strike/>
         </w:rPr>
         <w:t>在最新的</w:t>
       </w:r>
       <w:r>
         <w:rPr>
           <w:rFonts w:hint="eastAsia"/>
+          <w:strike/>
         </w:rPr>
         <w:t>C</w:t>
       </w:r>
       <w:r>
         <w:rPr>
           <w:rFonts w:hint="eastAsia"/>
+          <w:strike/>
         </w:rPr>
         <w:t>ollection</w:t>
       </w:r>
       <w:r>
         <w:rPr>
           <w:rFonts w:hint="eastAsia"/>
+          <w:strike/>
         </w:rPr>
         <w:t>S</w:t>
       </w:r>
       <w:r>
         <w:rPr>
           <w:rFonts w:hint="eastAsia"/>
+          <w:strike/>
         </w:rPr>
         <w:t>pace</w:t>
       </w:r>
       <w:r>
         <w:rPr>
           <w:rFonts w:hint="eastAsia"/>
+          <w:strike/>
         </w:rPr>
         <w:t>文件上被创建</w:t>
       </w:r>
@@ -5948,28 +6410,35 @@
         </w:numPr>
         <w:ind w:firstLineChars="0"/>
         <w:jc w:val="left"/>
-      </w:pPr>
-      <w:r>
-        <w:rPr>
-          <w:rFonts w:hint="eastAsia"/>
+        <w:rPr>
+          <w:strike/>
+        </w:rPr>
+      </w:pPr>
+      <w:r>
+        <w:rPr>
+          <w:rFonts w:hint="eastAsia"/>
+          <w:strike/>
         </w:rPr>
         <w:t>此时已有</w:t>
       </w:r>
       <w:r>
         <w:rPr>
           <w:rFonts w:hint="eastAsia"/>
+          <w:strike/>
         </w:rPr>
         <w:t>dmsStorageUnit</w:t>
       </w:r>
       <w:r>
         <w:rPr>
           <w:rFonts w:hint="eastAsia"/>
+          <w:strike/>
         </w:rPr>
         <w:t>，其中有</w:t>
       </w:r>
       <w:r>
         <w:rPr>
           <w:rFonts w:hint="eastAsia"/>
+          <w:strike/>
         </w:rPr>
         <w:t>secretValueA</w:t>
       </w:r>
@@ -5983,52 +6452,63 @@
         </w:numPr>
         <w:ind w:firstLineChars="0"/>
         <w:jc w:val="left"/>
-      </w:pPr>
-      <w:r>
-        <w:rPr>
-          <w:rFonts w:hint="eastAsia"/>
+        <w:rPr>
+          <w:strike/>
+        </w:rPr>
+      </w:pPr>
+      <w:r>
+        <w:rPr>
+          <w:rFonts w:hint="eastAsia"/>
+          <w:strike/>
         </w:rPr>
         <w:t>secretValueB</w:t>
       </w:r>
       <w:r>
         <w:rPr>
           <w:rFonts w:hint="eastAsia"/>
+          <w:strike/>
         </w:rPr>
         <w:t>从</w:t>
       </w:r>
       <w:r>
         <w:rPr>
           <w:rFonts w:hint="eastAsia"/>
+          <w:strike/>
         </w:rPr>
         <w:t>Coord</w:t>
       </w:r>
       <w:r>
         <w:rPr>
           <w:rFonts w:hint="eastAsia"/>
+          <w:strike/>
         </w:rPr>
         <w:t>向</w:t>
       </w:r>
       <w:r>
         <w:rPr>
           <w:rFonts w:hint="eastAsia"/>
+          <w:strike/>
         </w:rPr>
         <w:t>DataGroup</w:t>
       </w:r>
       <w:r>
         <w:rPr>
           <w:rFonts w:hint="eastAsia"/>
+          <w:strike/>
         </w:rPr>
         <w:t>下发的</w:t>
       </w:r>
       <w:r>
         <w:rPr>
           <w:rFonts w:hint="eastAsia"/>
+          <w:strike/>
         </w:rPr>
         <w:t>CreateCL</w:t>
       </w:r>
       <w:r>
         <w:rPr>
           <w:rFonts w:hint="eastAsia"/>
+          <w:strike/>
         </w:rPr>
         <w:t>命令中获取</w:t>
       </w:r>
@@ -6042,40 +6522,49 @@
         </w:numPr>
         <w:ind w:firstLineChars="0"/>
         <w:jc w:val="left"/>
-      </w:pPr>
-      <w:r>
-        <w:rPr>
-          <w:rFonts w:hint="eastAsia"/>
+        <w:rPr>
+          <w:strike/>
+        </w:rPr>
+      </w:pPr>
+      <w:r>
+        <w:rPr>
+          <w:rFonts w:hint="eastAsia"/>
+          <w:strike/>
         </w:rPr>
         <w:t>如果</w:t>
       </w:r>
       <w:r>
         <w:rPr>
           <w:rFonts w:hint="eastAsia"/>
+          <w:strike/>
         </w:rPr>
         <w:t>secretValue</w:t>
       </w:r>
       <w:r>
         <w:rPr>
           <w:rFonts w:hint="eastAsia"/>
+          <w:strike/>
         </w:rPr>
         <w:t>B</w:t>
       </w:r>
       <w:r>
         <w:rPr>
           <w:rFonts w:hint="eastAsia"/>
+          <w:strike/>
         </w:rPr>
         <w:t>和</w:t>
       </w:r>
       <w:r>
         <w:rPr>
           <w:rFonts w:hint="eastAsia"/>
+          <w:strike/>
         </w:rPr>
         <w:t>secretValueA</w:t>
       </w:r>
       <w:r>
         <w:rPr>
           <w:rFonts w:hint="eastAsia"/>
+          <w:strike/>
         </w:rPr>
         <w:t>不一致</w:t>
       </w:r>
@@ -6089,16 +6578,21 @@
         </w:numPr>
         <w:ind w:firstLineChars="0"/>
         <w:jc w:val="left"/>
-      </w:pPr>
-      <w:r>
-        <w:rPr>
-          <w:rFonts w:hint="eastAsia"/>
+        <w:rPr>
+          <w:strike/>
+        </w:rPr>
+      </w:pPr>
+      <w:r>
+        <w:rPr>
+          <w:rFonts w:hint="eastAsia"/>
+          <w:strike/>
         </w:rPr>
         <w:t>文件改名并移除</w:t>
       </w:r>
       <w:r>
         <w:rPr>
           <w:rFonts w:hint="eastAsia"/>
+          <w:strike/>
         </w:rPr>
         <w:t>dmsStorageUnit</w:t>
       </w:r>
@@ -6112,52 +6606,68 @@
         </w:numPr>
         <w:ind w:firstLineChars="0"/>
         <w:jc w:val="left"/>
-      </w:pPr>
-      <w:r>
-        <w:rPr>
-          <w:rFonts w:hint="eastAsia"/>
+        <w:rPr>
+          <w:strike/>
+        </w:rPr>
+      </w:pPr>
+      <w:r>
+        <w:rPr>
+          <w:rFonts w:hint="eastAsia"/>
+          <w:strike/>
         </w:rPr>
         <w:t>retruncode</w:t>
       </w:r>
       <w:r>
         <w:rPr>
           <w:rFonts w:hint="eastAsia"/>
+          <w:strike/>
         </w:rPr>
         <w:t>设为</w:t>
       </w:r>
       <w:r>
+        <w:rPr>
+          <w:strike/>
+        </w:rPr>
         <w:t>SDB_DMS_CS_NOTEXIST</w:t>
       </w:r>
       <w:r>
         <w:rPr>
           <w:rFonts w:hint="eastAsia"/>
+          <w:strike/>
         </w:rPr>
         <w:t>，由</w:t>
       </w:r>
       <w:r>
+        <w:rPr>
+          <w:strike/>
+        </w:rPr>
         <w:t>_clsShdSession::_onOPMsg</w:t>
       </w:r>
       <w:r>
         <w:rPr>
           <w:rFonts w:hint="eastAsia"/>
+          <w:strike/>
         </w:rPr>
         <w:t>()</w:t>
       </w:r>
       <w:r>
         <w:rPr>
           <w:rFonts w:hint="eastAsia"/>
+          <w:strike/>
         </w:rPr>
         <w:t>下一个循环重新创建</w:t>
       </w:r>
       <w:r>
         <w:rPr>
           <w:rFonts w:hint="eastAsia"/>
+          <w:strike/>
         </w:rPr>
         <w:t>CollectionSpace</w:t>
       </w:r>
       <w:r>
         <w:rPr>
           <w:rFonts w:hint="eastAsia"/>
+          <w:strike/>
         </w:rPr>
         <w:t>文件</w:t>
       </w:r>
@@ -6175,48 +6685,56 @@
       <w:r>
         <w:rPr>
           <w:rFonts w:hint="eastAsia"/>
+          <w:strike/>
         </w:rPr>
         <w:t>如果</w:t>
       </w:r>
       <w:r>
         <w:rPr>
           <w:rFonts w:hint="eastAsia"/>
+          <w:strike/>
         </w:rPr>
         <w:t>secretValueA</w:t>
       </w:r>
       <w:r>
         <w:rPr>
           <w:rFonts w:hint="eastAsia"/>
+          <w:strike/>
         </w:rPr>
         <w:t>和</w:t>
       </w:r>
       <w:r>
         <w:rPr>
           <w:rFonts w:hint="eastAsia"/>
+          <w:strike/>
         </w:rPr>
         <w:t>secretValueB</w:t>
       </w:r>
       <w:r>
         <w:rPr>
           <w:rFonts w:hint="eastAsia"/>
+          <w:strike/>
         </w:rPr>
         <w:t>一致，</w:t>
       </w:r>
       <w:r>
         <w:rPr>
           <w:rFonts w:hint="eastAsia"/>
+          <w:strike/>
         </w:rPr>
         <w:t>则继续进行</w:t>
       </w:r>
       <w:r>
         <w:rPr>
           <w:rFonts w:hint="eastAsia"/>
+          <w:strike/>
         </w:rPr>
         <w:t>createCL</w:t>
       </w:r>
       <w:r>
         <w:rPr>
           <w:rFonts w:hint="eastAsia"/>
+          <w:strike/>
         </w:rPr>
         <w:t>操作</w:t>
       </w:r>
@@ -7642,6 +8160,130 @@
       <w:pPr>
         <w:pStyle w:val="ListParagraph"/>
         <w:numPr>
+          <w:ilvl w:val="2"/>
+          <w:numId w:val="7"/>
+        </w:numPr>
+        <w:ind w:firstLineChars="0"/>
+        <w:jc w:val="left"/>
+      </w:pPr>
+      <w:r>
+        <w:rPr>
+          <w:rFonts w:hint="eastAsia"/>
+        </w:rPr>
+        <w:t>如果在两个</w:t>
+      </w:r>
+      <w:r>
+        <w:rPr>
+          <w:rFonts w:hint="eastAsia"/>
+        </w:rPr>
+        <w:t>DataGroup</w:t>
+      </w:r>
+      <w:r>
+        <w:rPr>
+          <w:rFonts w:hint="eastAsia"/>
+        </w:rPr>
+        <w:t>上创建</w:t>
+      </w:r>
+      <w:r>
+        <w:rPr>
+          <w:rFonts w:hint="eastAsia"/>
+        </w:rPr>
+        <w:t>Collection</w:t>
+      </w:r>
+      <w:r>
+        <w:rPr>
+          <w:rFonts w:hint="eastAsia"/>
+        </w:rPr>
+        <w:t>，旧流程先在其中一个</w:t>
+      </w:r>
+      <w:r>
+        <w:rPr>
+          <w:rFonts w:hint="eastAsia"/>
+        </w:rPr>
+        <w:t>DataGroup</w:t>
+      </w:r>
+      <w:r>
+        <w:rPr>
+          <w:rFonts w:hint="eastAsia"/>
+        </w:rPr>
+        <w:t>上创建，然后用</w:t>
+      </w:r>
+      <w:r>
+        <w:rPr>
+          <w:rFonts w:hint="eastAsia"/>
+        </w:rPr>
+        <w:t>Split</w:t>
+      </w:r>
+      <w:r>
+        <w:rPr>
+          <w:rFonts w:hint="eastAsia"/>
+        </w:rPr>
+        <w:t>在另外一个</w:t>
+      </w:r>
+      <w:r>
+        <w:rPr>
+          <w:rFonts w:hint="eastAsia"/>
+        </w:rPr>
+        <w:t>DataGroup</w:t>
+      </w:r>
+      <w:r>
+        <w:rPr>
+          <w:rFonts w:hint="eastAsia"/>
+        </w:rPr>
+        <w:t>上创建</w:t>
+      </w:r>
+    </w:p>
+    <w:p>
+      <w:pPr>
+        <w:pStyle w:val="ListParagraph"/>
+        <w:numPr>
+          <w:ilvl w:val="2"/>
+          <w:numId w:val="7"/>
+        </w:numPr>
+        <w:ind w:firstLineChars="0"/>
+        <w:jc w:val="left"/>
+      </w:pPr>
+      <w:r>
+        <w:rPr>
+          <w:rFonts w:hint="eastAsia"/>
+        </w:rPr>
+        <w:t>新流程去掉</w:t>
+      </w:r>
+      <w:r>
+        <w:rPr>
+          <w:rFonts w:hint="eastAsia"/>
+        </w:rPr>
+        <w:t>Split</w:t>
+      </w:r>
+      <w:r>
+        <w:rPr>
+          <w:rFonts w:hint="eastAsia"/>
+        </w:rPr>
+        <w:t>阶段，直接在两个</w:t>
+      </w:r>
+      <w:r>
+        <w:rPr>
+          <w:rFonts w:hint="eastAsia"/>
+        </w:rPr>
+        <w:t>DataGroup</w:t>
+      </w:r>
+      <w:r>
+        <w:rPr>
+          <w:rFonts w:hint="eastAsia"/>
+        </w:rPr>
+        <w:t>上建立</w:t>
+      </w:r>
+      <w:r>
+        <w:rPr>
+          <w:rFonts w:hint="eastAsia"/>
+        </w:rPr>
+        <w:t>Collection</w:t>
+      </w:r>
+    </w:p>
+    <w:p>
+      <w:pPr>
+        <w:pStyle w:val="ListParagraph"/>
+        <w:numPr>
           <w:ilvl w:val="1"/>
           <w:numId w:val="7"/>
         </w:numPr>
@@ -7761,6 +8403,7 @@
         <w:rPr>
           <w:rFonts w:hint="eastAsia"/>
         </w:rPr>
+        <w:lastRenderedPageBreak/>
         <w:t>因此仅回滚</w:t>
       </w:r>
       <w:r>
@@ -7836,7 +8479,6 @@
         <w:rPr>
           <w:rFonts w:hint="eastAsia"/>
         </w:rPr>
-        <w:lastRenderedPageBreak/>
         <w:t>新流程</w:t>
       </w:r>
       <w:r>
@@ -7873,6 +8515,47 @@
       <w:pPr>
         <w:pStyle w:val="ListParagraph"/>
         <w:numPr>
+          <w:ilvl w:val="2"/>
+          <w:numId w:val="7"/>
+        </w:numPr>
+        <w:ind w:firstLineChars="0"/>
+        <w:jc w:val="left"/>
+      </w:pPr>
+      <w:r>
+        <w:rPr>
+          <w:rFonts w:hint="eastAsia"/>
+        </w:rPr>
+        <w:t>需要在</w:t>
+      </w:r>
+      <w:r>
+        <w:rPr>
+          <w:rFonts w:hint="eastAsia"/>
+        </w:rPr>
+        <w:t>RemoveGroup</w:t>
+      </w:r>
+      <w:r>
+        <w:rPr>
+          <w:rFonts w:hint="eastAsia"/>
+        </w:rPr>
+        <w:t>之前先测试</w:t>
+      </w:r>
+      <w:r>
+        <w:rPr>
+          <w:rFonts w:hint="eastAsia"/>
+        </w:rPr>
+        <w:t>CM</w:t>
+      </w:r>
+      <w:r>
+        <w:rPr>
+          <w:rFonts w:hint="eastAsia"/>
+        </w:rPr>
+        <w:t>是否正常工作</w:t>
+      </w:r>
+    </w:p>
+    <w:p>
+      <w:pPr>
+        <w:pStyle w:val="ListParagraph"/>
+        <w:numPr>
           <w:ilvl w:val="0"/>
           <w:numId w:val="7"/>
         </w:numPr>
@@ -7919,20 +8602,99 @@
       <w:pPr>
         <w:pStyle w:val="ListParagraph"/>
         <w:numPr>
+          <w:ilvl w:val="2"/>
+          <w:numId w:val="7"/>
+        </w:numPr>
+        <w:ind w:firstLineChars="0"/>
+        <w:jc w:val="left"/>
+      </w:pPr>
+      <w:r>
+        <w:rPr>
+          <w:rFonts w:hint="eastAsia"/>
+        </w:rPr>
+        <w:t>新流程在</w:t>
+      </w:r>
+      <w:r>
+        <w:rPr>
+          <w:rFonts w:hint="eastAsia"/>
+        </w:rPr>
+        <w:t>DataGroup</w:t>
+      </w:r>
+      <w:r>
+        <w:rPr>
+          <w:rFonts w:hint="eastAsia"/>
+        </w:rPr>
+        <w:t>完成后再提交</w:t>
+      </w:r>
+      <w:r>
+        <w:rPr>
+          <w:rFonts w:hint="eastAsia"/>
+        </w:rPr>
+        <w:t>Catalog</w:t>
+      </w:r>
+      <w:r>
+        <w:rPr>
+          <w:rFonts w:hint="eastAsia"/>
+        </w:rPr>
+        <w:t>的更改</w:t>
+      </w:r>
+    </w:p>
+    <w:p>
+      <w:pPr>
+        <w:pStyle w:val="ListParagraph"/>
+        <w:numPr>
           <w:ilvl w:val="1"/>
           <w:numId w:val="7"/>
         </w:numPr>
         <w:ind w:firstLineChars="0"/>
         <w:jc w:val="left"/>
-        <w:rPr>
-          <w:rFonts w:hint="eastAsia"/>
-        </w:rPr>
       </w:pPr>
       <w:r>
         <w:rPr>
           <w:rFonts w:hint="eastAsia"/>
         </w:rPr>
         <w:t>Drop Collection</w:t>
+      </w:r>
+    </w:p>
+    <w:p>
+      <w:pPr>
+        <w:pStyle w:val="ListParagraph"/>
+        <w:numPr>
+          <w:ilvl w:val="2"/>
+          <w:numId w:val="7"/>
+        </w:numPr>
+        <w:ind w:firstLineChars="0"/>
+        <w:jc w:val="left"/>
+      </w:pPr>
+      <w:r>
+        <w:rPr>
+          <w:rFonts w:hint="eastAsia"/>
+        </w:rPr>
+        <w:t>新流程在</w:t>
+      </w:r>
+      <w:r>
+        <w:rPr>
+          <w:rFonts w:hint="eastAsia"/>
+        </w:rPr>
+        <w:t>DataGroup</w:t>
+      </w:r>
+      <w:r>
+        <w:rPr>
+          <w:rFonts w:hint="eastAsia"/>
+        </w:rPr>
+        <w:t>完成后再提交</w:t>
+      </w:r>
+      <w:r>
+        <w:rPr>
+          <w:rFonts w:hint="eastAsia"/>
+        </w:rPr>
+        <w:t>Catalog</w:t>
+      </w:r>
+      <w:r>
+        <w:rPr>
+          <w:rFonts w:hint="eastAsia"/>
+        </w:rPr>
+        <w:t>的更改</w:t>
       </w:r>
     </w:p>
     <w:p>
@@ -7956,6 +8718,23 @@
       <w:pPr>
         <w:pStyle w:val="ListParagraph"/>
         <w:numPr>
+          <w:ilvl w:val="2"/>
+          <w:numId w:val="7"/>
+        </w:numPr>
+        <w:ind w:firstLineChars="0"/>
+        <w:jc w:val="left"/>
+      </w:pPr>
+      <w:r>
+        <w:rPr>
+          <w:rFonts w:hint="eastAsia"/>
+        </w:rPr>
+        <w:t>保留原有流程，失败后不回滚</w:t>
+      </w:r>
+    </w:p>
+    <w:p>
+      <w:pPr>
+        <w:pStyle w:val="ListParagraph"/>
+        <w:numPr>
           <w:ilvl w:val="1"/>
           <w:numId w:val="7"/>
         </w:numPr>
@@ -7966,7 +8745,7 @@
         <w:rPr>
           <w:rFonts w:hint="eastAsia"/>
         </w:rPr>
-        <w:t>Create ID Index</w:t>
+        <w:t>Split Collection</w:t>
       </w:r>
     </w:p>
     <w:p>
@@ -7983,7 +8762,19 @@
         <w:rPr>
           <w:rFonts w:hint="eastAsia"/>
         </w:rPr>
-        <w:t>保留原有流程，失败后不会滚</w:t>
+        <w:t>不使用</w:t>
+      </w:r>
+      <w:r>
+        <w:rPr>
+          <w:rFonts w:hint="eastAsia"/>
+        </w:rPr>
+        <w:t>Context</w:t>
+      </w:r>
+      <w:r>
+        <w:rPr>
+          <w:rFonts w:hint="eastAsia"/>
+        </w:rPr>
+        <w:t>，只加短锁，用于判断涉及的元数据对象是否正在被更改</w:t>
       </w:r>
     </w:p>
     <w:p>
@@ -8000,7 +8791,30 @@
         <w:rPr>
           <w:rFonts w:hint="eastAsia"/>
         </w:rPr>
-        <w:t>Drop ID Index</w:t>
+        <w:t>Create ID Index</w:t>
+      </w:r>
+    </w:p>
+    <w:p>
+      <w:pPr>
+        <w:pStyle w:val="ListParagraph"/>
+        <w:numPr>
+          <w:ilvl w:val="2"/>
+          <w:numId w:val="7"/>
+        </w:numPr>
+        <w:ind w:firstLineChars="0"/>
+        <w:jc w:val="left"/>
+      </w:pPr>
+      <w:r>
+        <w:rPr>
+          <w:rFonts w:hint="eastAsia"/>
+        </w:rPr>
+        <w:t>保留原有流程，失败后不回</w:t>
+      </w:r>
+      <w:r>
+        <w:rPr>
+          <w:rFonts w:hint="eastAsia"/>
+        </w:rPr>
+        <w:t>滚</w:t>
       </w:r>
     </w:p>
     <w:p>
@@ -8017,6 +8831,23 @@
         <w:rPr>
           <w:rFonts w:hint="eastAsia"/>
         </w:rPr>
+        <w:t>Drop ID Index</w:t>
+      </w:r>
+    </w:p>
+    <w:p>
+      <w:pPr>
+        <w:pStyle w:val="ListParagraph"/>
+        <w:numPr>
+          <w:ilvl w:val="1"/>
+          <w:numId w:val="7"/>
+        </w:numPr>
+        <w:ind w:firstLineChars="0"/>
+        <w:jc w:val="left"/>
+      </w:pPr>
+      <w:r>
+        <w:rPr>
+          <w:rFonts w:hint="eastAsia"/>
+        </w:rPr>
         <w:t>Drop Index</w:t>
       </w:r>
     </w:p>
@@ -8099,6 +8930,47 @@
       <w:pPr>
         <w:pStyle w:val="ListParagraph"/>
         <w:numPr>
+          <w:ilvl w:val="2"/>
+          <w:numId w:val="7"/>
+        </w:numPr>
+        <w:ind w:firstLineChars="0"/>
+        <w:jc w:val="left"/>
+      </w:pPr>
+      <w:r>
+        <w:rPr>
+          <w:rFonts w:hint="eastAsia"/>
+        </w:rPr>
+        <w:t>需要在</w:t>
+      </w:r>
+      <w:r>
+        <w:rPr>
+          <w:rFonts w:hint="eastAsia"/>
+        </w:rPr>
+        <w:t>RemoveGroup</w:t>
+      </w:r>
+      <w:r>
+        <w:rPr>
+          <w:rFonts w:hint="eastAsia"/>
+        </w:rPr>
+        <w:t>之前先测试</w:t>
+      </w:r>
+      <w:r>
+        <w:rPr>
+          <w:rFonts w:hint="eastAsia"/>
+        </w:rPr>
+        <w:t>CM</w:t>
+      </w:r>
+      <w:r>
+        <w:rPr>
+          <w:rFonts w:hint="eastAsia"/>
+        </w:rPr>
+        <w:t>是否正常工作</w:t>
+      </w:r>
+    </w:p>
+    <w:p>
+      <w:pPr>
+        <w:pStyle w:val="ListParagraph"/>
+        <w:numPr>
           <w:ilvl w:val="1"/>
           <w:numId w:val="7"/>
         </w:numPr>
@@ -8144,6 +9016,47 @@
           <w:rFonts w:hint="eastAsia"/>
         </w:rPr>
         <w:t>Remove Group</w:t>
+      </w:r>
+    </w:p>
+    <w:p>
+      <w:pPr>
+        <w:pStyle w:val="ListParagraph"/>
+        <w:numPr>
+          <w:ilvl w:val="2"/>
+          <w:numId w:val="7"/>
+        </w:numPr>
+        <w:ind w:firstLineChars="0"/>
+        <w:jc w:val="left"/>
+      </w:pPr>
+      <w:r>
+        <w:rPr>
+          <w:rFonts w:hint="eastAsia"/>
+        </w:rPr>
+        <w:t>需要在</w:t>
+      </w:r>
+      <w:r>
+        <w:rPr>
+          <w:rFonts w:hint="eastAsia"/>
+        </w:rPr>
+        <w:t>RemoveGroup</w:t>
+      </w:r>
+      <w:r>
+        <w:rPr>
+          <w:rFonts w:hint="eastAsia"/>
+        </w:rPr>
+        <w:t>之前先测试</w:t>
+      </w:r>
+      <w:r>
+        <w:rPr>
+          <w:rFonts w:hint="eastAsia"/>
+        </w:rPr>
+        <w:t>CM</w:t>
+      </w:r>
+      <w:r>
+        <w:rPr>
+          <w:rFonts w:hint="eastAsia"/>
+        </w:rPr>
+        <w:t>是否正常工作</w:t>
       </w:r>
     </w:p>
     <w:p>
@@ -8256,6 +9169,7 @@
         <w:rPr>
           <w:rFonts w:hint="eastAsia"/>
         </w:rPr>
+        <w:lastRenderedPageBreak/>
         <w:t>Coord</w:t>
       </w:r>
       <w:r>
@@ -8494,7 +9408,6 @@
         <w:rPr>
           <w:rFonts w:hint="eastAsia"/>
         </w:rPr>
-        <w:lastRenderedPageBreak/>
         <w:t>需要</w:t>
       </w:r>
       <w:r>
@@ -8520,9 +9433,9 @@
         </w:rPr>
         <w:drawing>
           <wp:inline distT="0" distB="0" distL="0" distR="0">
-            <wp:extent cx="5274310" cy="7088165"/>
+            <wp:extent cx="5274310" cy="5900195"/>
             <wp:effectExtent l="19050" t="0" r="2540" b="0"/>
-            <wp:docPr id="11" name="Picture 5"/>
+            <wp:docPr id="6" name="Picture 1"/>
             <wp:cNvGraphicFramePr>
               <a:graphicFrameLocks xmlns:a="http://schemas.openxmlformats.org/drawingml/2006/main" noChangeAspect="1"/>
             </wp:cNvGraphicFramePr>
@@ -8530,7 +9443,7 @@
               <a:graphicData uri="http://schemas.openxmlformats.org/drawingml/2006/picture">
                 <pic:pic xmlns:pic="http://schemas.openxmlformats.org/drawingml/2006/picture">
                   <pic:nvPicPr>
-                    <pic:cNvPr id="0" name="Picture 5"/>
+                    <pic:cNvPr id="0" name="Picture 1"/>
                     <pic:cNvPicPr>
                       <a:picLocks noChangeAspect="1" noChangeArrowheads="1"/>
                     </pic:cNvPicPr>
@@ -8545,7 +9458,7 @@
                   <pic:spPr bwMode="auto">
                     <a:xfrm>
                       <a:off x="0" y="0"/>
-                      <a:ext cx="5274310" cy="7088165"/>
+                      <a:ext cx="5274310" cy="5900195"/>
                     </a:xfrm>
                     <a:prstGeom prst="rect">
                       <a:avLst/>
@@ -8648,6 +9561,7 @@
         <w:rPr>
           <w:rFonts w:hint="eastAsia"/>
         </w:rPr>
+        <w:lastRenderedPageBreak/>
         <w:t>Catalog</w:t>
       </w:r>
       <w:r>
@@ -8770,7 +9684,6 @@
         <w:rPr>
           <w:rFonts w:hint="eastAsia"/>
         </w:rPr>
-        <w:lastRenderedPageBreak/>
         <w:t>DataGroup</w:t>
       </w:r>
       <w:r>
@@ -9057,7 +9970,13 @@
         <w:rPr>
           <w:rFonts w:hint="eastAsia"/>
         </w:rPr>
-        <w:t>MSG_BS_KILLCONTEXT_REQ</w:t>
+        <w:t>MSG_BS_QUERY</w:t>
+      </w:r>
+      <w:r>
+        <w:rPr>
+          <w:rFonts w:hint="eastAsia"/>
+        </w:rPr>
+        <w:t>_REQ</w:t>
       </w:r>
       <w:r>
         <w:rPr>
@@ -13209,9 +14128,6 @@
         </w:numPr>
         <w:ind w:firstLineChars="0"/>
         <w:jc w:val="left"/>
-        <w:rPr>
-          <w:rFonts w:hint="eastAsia"/>
-        </w:rPr>
       </w:pPr>
       <w:r>
         <w:rPr>
@@ -13259,9 +14175,6 @@
         </w:numPr>
         <w:ind w:firstLineChars="0"/>
         <w:jc w:val="left"/>
-        <w:rPr>
-          <w:rFonts w:hint="eastAsia"/>
-        </w:rPr>
       </w:pPr>
       <w:r>
         <w:rPr>
@@ -13303,9 +14216,6 @@
         </w:numPr>
         <w:ind w:firstLineChars="0"/>
         <w:jc w:val="left"/>
-        <w:rPr>
-          <w:rFonts w:hint="eastAsia"/>
-        </w:rPr>
       </w:pPr>
       <w:r>
         <w:rPr>
@@ -13353,9 +14263,6 @@
         </w:numPr>
         <w:ind w:firstLineChars="0"/>
         <w:jc w:val="left"/>
-        <w:rPr>
-          <w:rFonts w:hint="eastAsia"/>
-        </w:rPr>
       </w:pPr>
       <w:r>
         <w:rPr>
@@ -13409,9 +14316,6 @@
         </w:numPr>
         <w:ind w:firstLineChars="0"/>
         <w:jc w:val="left"/>
-        <w:rPr>
-          <w:rFonts w:hint="eastAsia"/>
-        </w:rPr>
       </w:pPr>
       <w:r>
         <w:rPr>
@@ -13471,9 +14375,6 @@
         </w:numPr>
         <w:ind w:firstLineChars="0"/>
         <w:jc w:val="left"/>
-        <w:rPr>
-          <w:rFonts w:hint="eastAsia"/>
-        </w:rPr>
       </w:pPr>
       <w:r>
         <w:rPr>
@@ -13515,9 +14416,6 @@
         </w:numPr>
         <w:ind w:firstLineChars="0"/>
         <w:jc w:val="left"/>
-        <w:rPr>
-          <w:rFonts w:hint="eastAsia"/>
-        </w:rPr>
       </w:pPr>
       <w:r>
         <w:rPr>
@@ -13559,9 +14457,6 @@
         </w:numPr>
         <w:ind w:firstLineChars="0"/>
         <w:jc w:val="left"/>
-        <w:rPr>
-          <w:rFonts w:hint="eastAsia"/>
-        </w:rPr>
       </w:pPr>
       <w:r>
         <w:rPr>
@@ -13688,14 +14583,13 @@
       </w:pPr>
       <w:r>
         <w:rPr>
-          <w:rFonts w:hint="eastAsia"/>
           <w:noProof/>
         </w:rPr>
         <w:drawing>
           <wp:inline distT="0" distB="0" distL="0" distR="0">
-            <wp:extent cx="5274310" cy="4533115"/>
+            <wp:extent cx="5274310" cy="4195100"/>
             <wp:effectExtent l="19050" t="0" r="2540" b="0"/>
-            <wp:docPr id="72" name="Picture 37"/>
+            <wp:docPr id="12" name="Picture 2"/>
             <wp:cNvGraphicFramePr>
               <a:graphicFrameLocks xmlns:a="http://schemas.openxmlformats.org/drawingml/2006/main" noChangeAspect="1"/>
             </wp:cNvGraphicFramePr>
@@ -13703,7 +14597,7 @@
               <a:graphicData uri="http://schemas.openxmlformats.org/drawingml/2006/picture">
                 <pic:pic xmlns:pic="http://schemas.openxmlformats.org/drawingml/2006/picture">
                   <pic:nvPicPr>
-                    <pic:cNvPr id="0" name="Picture 37"/>
+                    <pic:cNvPr id="0" name="Picture 2"/>
                     <pic:cNvPicPr>
                       <a:picLocks noChangeAspect="1" noChangeArrowheads="1"/>
                     </pic:cNvPicPr>
@@ -13718,7 +14612,7 @@
                   <pic:spPr bwMode="auto">
                     <a:xfrm>
                       <a:off x="0" y="0"/>
-                      <a:ext cx="5274310" cy="4533115"/>
+                      <a:ext cx="5274310" cy="4195100"/>
                     </a:xfrm>
                     <a:prstGeom prst="rect">
                       <a:avLst/>
@@ -13769,7 +14663,6 @@
         <w:rPr>
           <w:rFonts w:hint="eastAsia"/>
         </w:rPr>
-        <w:lastRenderedPageBreak/>
         <w:t>不再需要查询</w:t>
       </w:r>
       <w:r>
@@ -13793,6 +14686,7 @@
         <w:rPr>
           <w:rFonts w:hint="eastAsia"/>
         </w:rPr>
+        <w:lastRenderedPageBreak/>
         <w:t>MSG_CAT_DROP_COLLECTION_SPACE_RSP</w:t>
       </w:r>
       <w:r>
@@ -14595,9 +15489,6 @@
         </w:numPr>
         <w:ind w:firstLineChars="0"/>
         <w:jc w:val="left"/>
-        <w:rPr>
-          <w:rFonts w:hint="eastAsia"/>
-        </w:rPr>
       </w:pPr>
       <w:r>
         <w:rPr>
@@ -15008,6 +15899,22 @@
       <w:pPr>
         <w:pStyle w:val="ListParagraph"/>
         <w:numPr>
+          <w:ilvl w:val="1"/>
+          <w:numId w:val="41"/>
+        </w:numPr>
+        <w:ind w:firstLineChars="0"/>
+      </w:pPr>
+      <w:r>
+        <w:rPr>
+          <w:rFonts w:hint="eastAsia"/>
+        </w:rPr>
+        <w:t>异步任务检查后立即放锁</w:t>
+      </w:r>
+    </w:p>
+    <w:p>
+      <w:pPr>
+        <w:pStyle w:val="ListParagraph"/>
+        <w:numPr>
           <w:ilvl w:val="0"/>
           <w:numId w:val="41"/>
         </w:numPr>
@@ -15023,15 +15930,14 @@
     <w:p>
       <w:r>
         <w:rPr>
-          <w:rFonts w:hint="eastAsia"/>
           <w:noProof/>
         </w:rPr>
         <w:lastRenderedPageBreak/>
         <w:drawing>
           <wp:inline distT="0" distB="0" distL="0" distR="0">
-            <wp:extent cx="5274310" cy="7214719"/>
+            <wp:extent cx="5274310" cy="7237385"/>
             <wp:effectExtent l="19050" t="0" r="2540" b="0"/>
-            <wp:docPr id="90" name="Picture 53"/>
+            <wp:docPr id="14" name="Picture 7"/>
             <wp:cNvGraphicFramePr>
               <a:graphicFrameLocks xmlns:a="http://schemas.openxmlformats.org/drawingml/2006/main" noChangeAspect="1"/>
             </wp:cNvGraphicFramePr>
@@ -15039,7 +15945,7 @@
               <a:graphicData uri="http://schemas.openxmlformats.org/drawingml/2006/picture">
                 <pic:pic xmlns:pic="http://schemas.openxmlformats.org/drawingml/2006/picture">
                   <pic:nvPicPr>
-                    <pic:cNvPr id="0" name="Picture 53"/>
+                    <pic:cNvPr id="0" name="Picture 7"/>
                     <pic:cNvPicPr>
                       <a:picLocks noChangeAspect="1" noChangeArrowheads="1"/>
                     </pic:cNvPicPr>
@@ -15054,7 +15960,7 @@
                   <pic:spPr bwMode="auto">
                     <a:xfrm>
                       <a:off x="0" y="0"/>
-                      <a:ext cx="5274310" cy="7214719"/>
+                      <a:ext cx="5274310" cy="7237385"/>
                     </a:xfrm>
                     <a:prstGeom prst="rect">
                       <a:avLst/>
@@ -15087,7 +15993,7 @@
         <w:rPr>
           <w:rFonts w:hint="eastAsia"/>
         </w:rPr>
-        <w:t>错误处理</w:t>
+        <w:t>流程改动</w:t>
       </w:r>
     </w:p>
     <w:p>
@@ -15103,43 +16009,13 @@
         <w:rPr>
           <w:rFonts w:hint="eastAsia"/>
         </w:rPr>
-        <w:t>DataGroup</w:t>
-      </w:r>
-      <w:r>
-        <w:rPr>
-          <w:rFonts w:hint="eastAsia"/>
-        </w:rPr>
-        <w:t>通过</w:t>
-      </w:r>
-      <w:r>
-        <w:rPr>
-          <w:rFonts w:hint="eastAsia"/>
-        </w:rPr>
-        <w:t>TaskID</w:t>
-      </w:r>
-      <w:r>
-        <w:rPr>
-          <w:rFonts w:hint="eastAsia"/>
-        </w:rPr>
-        <w:t>来访问</w:t>
-      </w:r>
-      <w:r>
-        <w:rPr>
-          <w:rFonts w:hint="eastAsia"/>
-        </w:rPr>
-        <w:t>Context</w:t>
-      </w:r>
-      <w:r>
-        <w:rPr>
-          <w:rFonts w:hint="eastAsia"/>
-        </w:rPr>
-        <w:t>，如果主备切换后没有找到</w:t>
-      </w:r>
-      <w:r>
-        <w:rPr>
-          <w:rFonts w:hint="eastAsia"/>
-        </w:rPr>
-        <w:t>Context</w:t>
+        <w:t>在</w:t>
+      </w:r>
+      <w:r>
+        <w:rPr>
+          <w:rFonts w:hint="eastAsia"/>
+        </w:rPr>
+        <w:t>SplitPrepare</w:t>
       </w:r>
       <w:r>
         <w:rPr>
@@ -15151,19 +16027,37 @@
         <w:rPr>
           <w:rFonts w:hint="eastAsia"/>
         </w:rPr>
-        <w:t>Task</w:t>
-      </w:r>
-      <w:r>
-        <w:rPr>
-          <w:rFonts w:hint="eastAsia"/>
-        </w:rPr>
-        <w:t>状态设成</w:t>
-      </w:r>
-      <w:r>
-        <w:rPr>
-          <w:rFonts w:hint="eastAsia"/>
-        </w:rPr>
-        <w:t>cancelled</w:t>
+        <w:t>SplitReady</w:t>
+      </w:r>
+      <w:r>
+        <w:rPr>
+          <w:rFonts w:hint="eastAsia"/>
+        </w:rPr>
+        <w:t>，</w:t>
+      </w:r>
+      <w:r>
+        <w:rPr>
+          <w:rFonts w:hint="eastAsia"/>
+        </w:rPr>
+        <w:t>SplitChgMeta</w:t>
+      </w:r>
+      <w:r>
+        <w:rPr>
+          <w:rFonts w:hint="eastAsia"/>
+        </w:rPr>
+        <w:t>处加短锁</w:t>
+      </w:r>
+      <w:r>
+        <w:rPr>
+          <w:rFonts w:hint="eastAsia"/>
+        </w:rPr>
+        <w:t>判断元数据是否可以更改</w:t>
+      </w:r>
+      <w:r>
+        <w:rPr>
+          <w:rFonts w:hint="eastAsia"/>
+        </w:rPr>
+        <w:t>，执行完即放锁</w:t>
       </w:r>
     </w:p>
     <w:p>
@@ -15179,73 +16073,99 @@
         <w:rPr>
           <w:rFonts w:hint="eastAsia"/>
         </w:rPr>
+        <w:t>不影响</w:t>
+      </w:r>
+      <w:r>
+        <w:rPr>
+          <w:rFonts w:hint="eastAsia"/>
+        </w:rPr>
+        <w:t>Split</w:t>
+      </w:r>
+      <w:r>
+        <w:rPr>
+          <w:rFonts w:hint="eastAsia"/>
+        </w:rPr>
+        <w:t>操作期间的</w:t>
+      </w:r>
+      <w:r>
+        <w:rPr>
+          <w:rFonts w:hint="eastAsia"/>
+        </w:rPr>
+        <w:t>DropCL</w:t>
+      </w:r>
+      <w:r>
+        <w:rPr>
+          <w:rFonts w:hint="eastAsia"/>
+        </w:rPr>
+        <w:t>或</w:t>
+      </w:r>
+      <w:r>
+        <w:rPr>
+          <w:rFonts w:hint="eastAsia"/>
+        </w:rPr>
+        <w:t>DropCS</w:t>
+      </w:r>
+      <w:r>
+        <w:rPr>
+          <w:rFonts w:hint="eastAsia"/>
+        </w:rPr>
+        <w:t>操作</w:t>
+      </w:r>
+    </w:p>
+    <w:p>
+      <w:pPr>
+        <w:pStyle w:val="ListParagraph"/>
+        <w:numPr>
+          <w:ilvl w:val="0"/>
+          <w:numId w:val="41"/>
+        </w:numPr>
+        <w:ind w:firstLineChars="0"/>
+      </w:pPr>
+      <w:r>
+        <w:rPr>
+          <w:rFonts w:hint="eastAsia"/>
+        </w:rPr>
+        <w:t>错误处理</w:t>
+      </w:r>
+    </w:p>
+    <w:p>
+      <w:pPr>
+        <w:pStyle w:val="ListParagraph"/>
+        <w:numPr>
+          <w:ilvl w:val="1"/>
+          <w:numId w:val="41"/>
+        </w:numPr>
+        <w:ind w:firstLineChars="0"/>
+      </w:pPr>
+      <w:r>
+        <w:rPr>
+          <w:rFonts w:hint="eastAsia"/>
+        </w:rPr>
+        <w:t>不使用</w:t>
+      </w:r>
+      <w:r>
+        <w:rPr>
+          <w:rFonts w:hint="eastAsia"/>
+        </w:rPr>
         <w:t>Context</w:t>
       </w:r>
       <w:r>
         <w:rPr>
           <w:rFonts w:hint="eastAsia"/>
         </w:rPr>
-        <w:t>被</w:t>
-      </w:r>
-      <w:r>
-        <w:rPr>
-          <w:rFonts w:hint="eastAsia"/>
-        </w:rPr>
-        <w:t>主备切换或者掉线</w:t>
-      </w:r>
-      <w:r>
-        <w:rPr>
-          <w:rFonts w:hint="eastAsia"/>
-        </w:rPr>
-        <w:t>删除时，如果状态</w:t>
-      </w:r>
-      <w:r>
-        <w:rPr>
-          <w:rFonts w:hint="eastAsia"/>
-        </w:rPr>
-        <w:t>不是</w:t>
-      </w:r>
-      <w:r>
-        <w:rPr>
-          <w:rFonts w:hint="eastAsia"/>
-        </w:rPr>
-        <w:t>CONTEXT_END</w:t>
-      </w:r>
-      <w:r>
-        <w:rPr>
-          <w:rFonts w:hint="eastAsia"/>
-        </w:rPr>
-        <w:t>，</w:t>
-      </w:r>
-      <w:r>
-        <w:rPr>
-          <w:rFonts w:hint="eastAsia"/>
-        </w:rPr>
-        <w:t>CONTEXT_CLEANING</w:t>
-      </w:r>
-      <w:r>
-        <w:rPr>
-          <w:rFonts w:hint="eastAsia"/>
-        </w:rPr>
-        <w:t>，</w:t>
-      </w:r>
-      <w:r>
-        <w:rPr>
-          <w:rFonts w:hint="eastAsia"/>
-        </w:rPr>
-        <w:t>CONTEXT_DATA_DONE</w:t>
-      </w:r>
-      <w:r>
-        <w:rPr>
-          <w:rFonts w:hint="eastAsia"/>
-        </w:rPr>
-        <w:t>，则</w:t>
-      </w:r>
-      <w:r>
-        <w:rPr>
-          <w:rFonts w:hint="eastAsia"/>
-        </w:rPr>
-        <w:t>表示</w:t>
+        <w:t>，被主备切换后仍然能继续通过</w:t>
+      </w:r>
+      <w:r>
+        <w:rPr>
+          <w:rFonts w:hint="eastAsia"/>
+        </w:rPr>
+        <w:t>Task</w:t>
+      </w:r>
+      <w:r>
+        <w:rPr>
+          <w:rFonts w:hint="eastAsia"/>
+        </w:rPr>
+        <w:t>执行</w:t>
       </w:r>
       <w:r>
         <w:rPr>
@@ -15257,25 +16177,7 @@
         <w:rPr>
           <w:rFonts w:hint="eastAsia"/>
         </w:rPr>
-        <w:t>未完成，需要修改</w:t>
-      </w:r>
-      <w:r>
-        <w:rPr>
-          <w:rFonts w:hint="eastAsia"/>
-        </w:rPr>
-        <w:t>task</w:t>
-      </w:r>
-      <w:r>
-        <w:rPr>
-          <w:rFonts w:hint="eastAsia"/>
-        </w:rPr>
-        <w:t>的状态为</w:t>
-      </w:r>
-      <w:r>
-        <w:rPr>
-          <w:rFonts w:hint="eastAsia"/>
-        </w:rPr>
-        <w:t>cancelled</w:t>
+        <w:t>命令</w:t>
       </w:r>
     </w:p>
     <w:p>
@@ -16508,9 +17410,6 @@
         </w:numPr>
         <w:ind w:firstLineChars="0"/>
         <w:jc w:val="left"/>
-        <w:rPr>
-          <w:rFonts w:hint="eastAsia"/>
-        </w:rPr>
       </w:pPr>
       <w:r>
         <w:rPr>
@@ -16558,9 +17457,6 @@
         </w:numPr>
         <w:ind w:firstLineChars="0"/>
         <w:jc w:val="left"/>
-        <w:rPr>
-          <w:rFonts w:hint="eastAsia"/>
-        </w:rPr>
       </w:pPr>
       <w:r>
         <w:rPr>
@@ -16590,9 +17486,6 @@
         </w:numPr>
         <w:ind w:firstLineChars="0"/>
         <w:jc w:val="left"/>
-        <w:rPr>
-          <w:rFonts w:hint="eastAsia"/>
-        </w:rPr>
       </w:pPr>
       <w:r>
         <w:rPr>
@@ -16658,9 +17551,6 @@
         </w:numPr>
         <w:ind w:firstLineChars="0"/>
         <w:jc w:val="left"/>
-        <w:rPr>
-          <w:rFonts w:hint="eastAsia"/>
-        </w:rPr>
       </w:pPr>
       <w:r>
         <w:rPr>
@@ -16690,9 +17580,6 @@
         </w:numPr>
         <w:ind w:firstLineChars="0"/>
         <w:jc w:val="left"/>
-        <w:rPr>
-          <w:rFonts w:hint="eastAsia"/>
-        </w:rPr>
       </w:pPr>
       <w:r>
         <w:rPr>
@@ -16752,9 +17639,6 @@
         </w:numPr>
         <w:ind w:firstLineChars="0"/>
         <w:jc w:val="left"/>
-        <w:rPr>
-          <w:rFonts w:hint="eastAsia"/>
-        </w:rPr>
       </w:pPr>
       <w:r>
         <w:rPr>
@@ -16834,14 +17718,13 @@
       </w:pPr>
       <w:r>
         <w:rPr>
-          <w:rFonts w:hint="eastAsia"/>
           <w:noProof/>
         </w:rPr>
         <w:drawing>
           <wp:inline distT="0" distB="0" distL="0" distR="0">
-            <wp:extent cx="5274310" cy="4969186"/>
+            <wp:extent cx="5274310" cy="4531399"/>
             <wp:effectExtent l="19050" t="0" r="2540" b="0"/>
-            <wp:docPr id="79" name="Picture 43"/>
+            <wp:docPr id="15" name="Picture 3"/>
             <wp:cNvGraphicFramePr>
               <a:graphicFrameLocks xmlns:a="http://schemas.openxmlformats.org/drawingml/2006/main" noChangeAspect="1"/>
             </wp:cNvGraphicFramePr>
@@ -16849,7 +17732,7 @@
               <a:graphicData uri="http://schemas.openxmlformats.org/drawingml/2006/picture">
                 <pic:pic xmlns:pic="http://schemas.openxmlformats.org/drawingml/2006/picture">
                   <pic:nvPicPr>
-                    <pic:cNvPr id="0" name="Picture 43"/>
+                    <pic:cNvPr id="0" name="Picture 3"/>
                     <pic:cNvPicPr>
                       <a:picLocks noChangeAspect="1" noChangeArrowheads="1"/>
                     </pic:cNvPicPr>
@@ -16864,7 +17747,7 @@
                   <pic:spPr bwMode="auto">
                     <a:xfrm>
                       <a:off x="0" y="0"/>
-                      <a:ext cx="5274310" cy="4969186"/>
+                      <a:ext cx="5274310" cy="4531399"/>
                     </a:xfrm>
                     <a:prstGeom prst="rect">
                       <a:avLst/>
@@ -19410,9 +20293,6 @@
             <w:pPr>
               <w:ind w:left="0"/>
               <w:jc w:val="left"/>
-              <w:rPr>
-                <w:rFonts w:hint="eastAsia"/>
-              </w:rPr>
             </w:pPr>
             <w:r>
               <w:rPr>
@@ -19442,9 +20322,6 @@
             <w:pPr>
               <w:ind w:left="0"/>
               <w:jc w:val="left"/>
-              <w:rPr>
-                <w:rFonts w:hint="eastAsia"/>
-              </w:rPr>
             </w:pPr>
             <w:r>
               <w:rPr>
@@ -19535,9 +20412,6 @@
             <w:pPr>
               <w:ind w:left="0"/>
               <w:jc w:val="left"/>
-              <w:rPr>
-                <w:rFonts w:hint="eastAsia"/>
-              </w:rPr>
             </w:pPr>
             <w:r>
               <w:rPr>
@@ -19561,9 +20435,6 @@
             <w:pPr>
               <w:ind w:left="0"/>
               <w:jc w:val="left"/>
-              <w:rPr>
-                <w:rFonts w:hint="eastAsia"/>
-              </w:rPr>
             </w:pPr>
             <w:r>
               <w:rPr>

--- a/internal_doc/03.开发设计/Catalog/Story_Catalog元数据一致性改进.docx
+++ b/internal_doc/03.开发设计/Catalog/Story_Catalog元数据一致性改进.docx
@@ -6057,9 +6057,6 @@
         </w:numPr>
         <w:ind w:firstLineChars="0"/>
         <w:jc w:val="left"/>
-        <w:rPr>
-          <w:rFonts w:hint="eastAsia"/>
-        </w:rPr>
       </w:pPr>
       <w:r>
         <w:rPr>
@@ -6115,9 +6112,6 @@
         </w:numPr>
         <w:ind w:firstLineChars="0"/>
         <w:jc w:val="left"/>
-        <w:rPr>
-          <w:rFonts w:hint="eastAsia"/>
-        </w:rPr>
       </w:pPr>
       <w:r>
         <w:rPr>
@@ -6207,9 +6201,6 @@
         </w:numPr>
         <w:ind w:firstLineChars="0"/>
         <w:jc w:val="left"/>
-        <w:rPr>
-          <w:rFonts w:hint="eastAsia"/>
-        </w:rPr>
       </w:pPr>
       <w:r>
         <w:rPr>
@@ -6264,9 +6255,6 @@
         </w:numPr>
         <w:ind w:firstLineChars="0"/>
         <w:jc w:val="left"/>
-        <w:rPr>
-          <w:rFonts w:hint="eastAsia"/>
-        </w:rPr>
       </w:pPr>
       <w:r>
         <w:rPr>
@@ -15970,9 +15958,9 @@
         <w:lastRenderedPageBreak/>
         <w:drawing>
           <wp:inline distT="0" distB="0" distL="0" distR="0">
-            <wp:extent cx="5274310" cy="7237385"/>
+            <wp:extent cx="5274310" cy="6946416"/>
             <wp:effectExtent l="19050" t="0" r="2540" b="0"/>
-            <wp:docPr id="14" name="Picture 7"/>
+            <wp:docPr id="13" name="Picture 1"/>
             <wp:cNvGraphicFramePr>
               <a:graphicFrameLocks xmlns:a="http://schemas.openxmlformats.org/drawingml/2006/main" noChangeAspect="1"/>
             </wp:cNvGraphicFramePr>
@@ -15980,7 +15968,7 @@
               <a:graphicData uri="http://schemas.openxmlformats.org/drawingml/2006/picture">
                 <pic:pic xmlns:pic="http://schemas.openxmlformats.org/drawingml/2006/picture">
                   <pic:nvPicPr>
-                    <pic:cNvPr id="0" name="Picture 7"/>
+                    <pic:cNvPr id="0" name="Picture 1"/>
                     <pic:cNvPicPr>
                       <a:picLocks noChangeAspect="1" noChangeArrowheads="1"/>
                     </pic:cNvPicPr>
@@ -15995,7 +15983,7 @@
                   <pic:spPr bwMode="auto">
                     <a:xfrm>
                       <a:off x="0" y="0"/>
-                      <a:ext cx="5274310" cy="7237385"/>
+                      <a:ext cx="5274310" cy="6946416"/>
                     </a:xfrm>
                     <a:prstGeom prst="rect">
                       <a:avLst/>
@@ -16041,6 +16029,9 @@
         </w:numPr>
         <w:ind w:firstLineChars="0"/>
         <w:jc w:val="left"/>
+        <w:rPr>
+          <w:rFonts w:hint="eastAsia"/>
+        </w:rPr>
       </w:pPr>
       <w:r>
         <w:rPr>
@@ -16070,8 +16061,31 @@
         <w:rPr>
           <w:rFonts w:hint="eastAsia"/>
         </w:rPr>
-        <w:t>，</w:t>
-      </w:r>
+        <w:t>处加短锁</w:t>
+      </w:r>
+      <w:r>
+        <w:rPr>
+          <w:rFonts w:hint="eastAsia"/>
+        </w:rPr>
+        <w:t>判断元数据是否可以更改</w:t>
+      </w:r>
+      <w:r>
+        <w:rPr>
+          <w:rFonts w:hint="eastAsia"/>
+        </w:rPr>
+        <w:t>，执行完即放锁</w:t>
+      </w:r>
+    </w:p>
+    <w:p>
+      <w:pPr>
+        <w:pStyle w:val="ListParagraph"/>
+        <w:numPr>
+          <w:ilvl w:val="1"/>
+          <w:numId w:val="39"/>
+        </w:numPr>
+        <w:ind w:firstLineChars="0"/>
+        <w:jc w:val="left"/>
+      </w:pPr>
       <w:r>
         <w:rPr>
           <w:rFonts w:hint="eastAsia"/>
@@ -16082,19 +16096,31 @@
         <w:rPr>
           <w:rFonts w:hint="eastAsia"/>
         </w:rPr>
-        <w:t>处加短锁</w:t>
-      </w:r>
-      <w:r>
-        <w:rPr>
-          <w:rFonts w:hint="eastAsia"/>
-        </w:rPr>
-        <w:t>判断元数据是否可以更改</w:t>
-      </w:r>
-      <w:r>
-        <w:rPr>
-          <w:rFonts w:hint="eastAsia"/>
-        </w:rPr>
-        <w:t>，执行完即放锁</w:t>
+        <w:t>不加锁，因为</w:t>
+      </w:r>
+      <w:r>
+        <w:rPr>
+          <w:rFonts w:hint="eastAsia"/>
+        </w:rPr>
+        <w:t>SplitChgMeta</w:t>
+      </w:r>
+      <w:r>
+        <w:rPr>
+          <w:rFonts w:hint="eastAsia"/>
+        </w:rPr>
+        <w:t>之前需要在原数据组上</w:t>
+      </w:r>
+      <w:r>
+        <w:rPr>
+          <w:rFonts w:hint="eastAsia"/>
+        </w:rPr>
+        <w:t>block</w:t>
+      </w:r>
+      <w:r>
+        <w:rPr>
+          <w:rFonts w:hint="eastAsia"/>
+        </w:rPr>
+        <w:t>所有写操作，因此会有形成死锁的风险</w:t>
       </w:r>
     </w:p>
     <w:p>
@@ -17654,9 +17680,9 @@
         </w:rPr>
         <w:drawing>
           <wp:inline distT="0" distB="0" distL="0" distR="0">
-            <wp:extent cx="5274310" cy="4531399"/>
+            <wp:extent cx="5274310" cy="5038093"/>
             <wp:effectExtent l="19050" t="0" r="2540" b="0"/>
-            <wp:docPr id="15" name="Picture 3"/>
+            <wp:docPr id="16" name="Picture 2"/>
             <wp:cNvGraphicFramePr>
               <a:graphicFrameLocks xmlns:a="http://schemas.openxmlformats.org/drawingml/2006/main" noChangeAspect="1"/>
             </wp:cNvGraphicFramePr>
@@ -17664,7 +17690,7 @@
               <a:graphicData uri="http://schemas.openxmlformats.org/drawingml/2006/picture">
                 <pic:pic xmlns:pic="http://schemas.openxmlformats.org/drawingml/2006/picture">
                   <pic:nvPicPr>
-                    <pic:cNvPr id="0" name="Picture 3"/>
+                    <pic:cNvPr id="0" name="Picture 2"/>
                     <pic:cNvPicPr>
                       <a:picLocks noChangeAspect="1" noChangeArrowheads="1"/>
                     </pic:cNvPicPr>
@@ -17679,7 +17705,7 @@
                   <pic:spPr bwMode="auto">
                     <a:xfrm>
                       <a:off x="0" y="0"/>
-                      <a:ext cx="5274310" cy="4531399"/>
+                      <a:ext cx="5274310" cy="5038093"/>
                     </a:xfrm>
                     <a:prstGeom prst="rect">
                       <a:avLst/>
@@ -20541,9 +20567,6 @@
             <w:pPr>
               <w:ind w:left="0"/>
               <w:jc w:val="left"/>
-              <w:rPr>
-                <w:rFonts w:hint="eastAsia"/>
-              </w:rPr>
             </w:pPr>
             <w:r>
               <w:rPr>
@@ -20562,9 +20585,6 @@
             <w:pPr>
               <w:ind w:left="0"/>
               <w:jc w:val="left"/>
-              <w:rPr>
-                <w:rFonts w:hint="eastAsia"/>
-              </w:rPr>
             </w:pPr>
             <w:r>
               <w:rPr>
@@ -20600,9 +20620,6 @@
             <w:pPr>
               <w:ind w:left="0"/>
               <w:jc w:val="left"/>
-              <w:rPr>
-                <w:rFonts w:hint="eastAsia"/>
-              </w:rPr>
             </w:pPr>
             <w:r>
               <w:rPr>

--- a/internal_doc/03.开发设计/Catalog/Story_Catalog元数据一致性改进.docx
+++ b/internal_doc/03.开发设计/Catalog/Story_Catalog元数据一致性改进.docx
@@ -16029,9 +16029,6 @@
         </w:numPr>
         <w:ind w:firstLineChars="0"/>
         <w:jc w:val="left"/>
-        <w:rPr>
-          <w:rFonts w:hint="eastAsia"/>
-        </w:rPr>
       </w:pPr>
       <w:r>
         <w:rPr>
@@ -17680,9 +17677,9 @@
         </w:rPr>
         <w:drawing>
           <wp:inline distT="0" distB="0" distL="0" distR="0">
-            <wp:extent cx="5274310" cy="5038093"/>
+            <wp:extent cx="5274310" cy="5308570"/>
             <wp:effectExtent l="19050" t="0" r="2540" b="0"/>
-            <wp:docPr id="16" name="Picture 2"/>
+            <wp:docPr id="15" name="Picture 2"/>
             <wp:cNvGraphicFramePr>
               <a:graphicFrameLocks xmlns:a="http://schemas.openxmlformats.org/drawingml/2006/main" noChangeAspect="1"/>
             </wp:cNvGraphicFramePr>
@@ -17705,7 +17702,7 @@
                   <pic:spPr bwMode="auto">
                     <a:xfrm>
                       <a:off x="0" y="0"/>
-                      <a:ext cx="5274310" cy="5038093"/>
+                      <a:ext cx="5274310" cy="5308570"/>
                     </a:xfrm>
                     <a:prstGeom prst="rect">
                       <a:avLst/>
@@ -18055,15 +18052,14 @@
       </w:pPr>
       <w:r>
         <w:rPr>
-          <w:rFonts w:hint="eastAsia"/>
           <w:noProof/>
         </w:rPr>
         <w:lastRenderedPageBreak/>
         <w:drawing>
           <wp:inline distT="0" distB="0" distL="0" distR="0">
-            <wp:extent cx="5274310" cy="3707763"/>
+            <wp:extent cx="5274310" cy="4997927"/>
             <wp:effectExtent l="19050" t="0" r="2540" b="0"/>
-            <wp:docPr id="10" name="Picture 4"/>
+            <wp:docPr id="17" name="Picture 3"/>
             <wp:cNvGraphicFramePr>
               <a:graphicFrameLocks xmlns:a="http://schemas.openxmlformats.org/drawingml/2006/main" noChangeAspect="1"/>
             </wp:cNvGraphicFramePr>
@@ -18071,7 +18067,7 @@
               <a:graphicData uri="http://schemas.openxmlformats.org/drawingml/2006/picture">
                 <pic:pic xmlns:pic="http://schemas.openxmlformats.org/drawingml/2006/picture">
                   <pic:nvPicPr>
-                    <pic:cNvPr id="0" name="Picture 4"/>
+                    <pic:cNvPr id="0" name="Picture 3"/>
                     <pic:cNvPicPr>
                       <a:picLocks noChangeAspect="1" noChangeArrowheads="1"/>
                     </pic:cNvPicPr>
@@ -18086,7 +18082,7 @@
                   <pic:spPr bwMode="auto">
                     <a:xfrm>
                       <a:off x="0" y="0"/>
-                      <a:ext cx="5274310" cy="3707763"/>
+                      <a:ext cx="5274310" cy="4997927"/>
                     </a:xfrm>
                     <a:prstGeom prst="rect">
                       <a:avLst/>
